--- a/First Brief Report Template.docx
+++ b/First Brief Report Template.docx
@@ -4,7 +4,7 @@
   <w:body>
     <w:p>
       <w:pPr>
-        <w:pStyle w:val="Heading1"/>
+        <w:pStyle w:val="1"/>
         <w:jc w:val="center"/>
         <w:rPr>
           <w:rFonts w:ascii="Times New Roman" w:hAnsi="Times New Roman" w:cs="Times New Roman"/>
@@ -31,7 +31,7 @@
     </w:p>
     <w:p>
       <w:pPr>
-        <w:pStyle w:val="Heading2"/>
+        <w:pStyle w:val="2"/>
         <w:jc w:val="center"/>
         <w:rPr>
           <w:rFonts w:ascii="Times New Roman" w:hAnsi="Times New Roman" w:cs="Times New Roman"/>
@@ -64,7 +64,7 @@
     </w:p>
     <w:tbl>
       <w:tblPr>
-        <w:tblStyle w:val="TableGrid"/>
+        <w:tblStyle w:val="ae"/>
         <w:tblW w:w="0" w:type="auto"/>
         <w:tblLook w:val="04A0" w:firstRow="1" w:lastRow="0" w:firstColumn="1" w:lastColumn="0" w:noHBand="0" w:noVBand="1"/>
       </w:tblPr>
@@ -103,6 +103,12 @@
                 <w:rFonts w:ascii="Times New Roman" w:hAnsi="Times New Roman" w:cs="Times New Roman"/>
               </w:rPr>
             </w:pPr>
+            <w:r>
+              <w:rPr>
+                <w:rFonts w:ascii="Times New Roman" w:hAnsi="Times New Roman" w:cs="Times New Roman" w:hint="eastAsia"/>
+              </w:rPr>
+              <w:t>70</w:t>
+            </w:r>
           </w:p>
         </w:tc>
       </w:tr>
@@ -122,6 +128,80 @@
                 <w:rFonts w:ascii="Times New Roman" w:hAnsi="Times New Roman" w:cs="Times New Roman"/>
               </w:rPr>
               <w:t>member 1</w:t>
+            </w:r>
+          </w:p>
+        </w:tc>
+        <w:tc>
+          <w:tcPr>
+            <w:tcW w:w="3119" w:type="dxa"/>
+          </w:tcPr>
+          <w:p>
+            <w:pPr>
+              <w:rPr>
+                <w:rFonts w:ascii="Times New Roman" w:hAnsi="Times New Roman" w:cs="Times New Roman"/>
+              </w:rPr>
+            </w:pPr>
+            <w:r>
+              <w:rPr>
+                <w:rFonts w:ascii="Times New Roman" w:hAnsi="Times New Roman" w:cs="Times New Roman"/>
+              </w:rPr>
+              <w:t xml:space="preserve">QM no: </w:t>
+            </w:r>
+            <w:r>
+              <w:rPr>
+                <w:rFonts w:ascii="Times New Roman" w:hAnsi="Times New Roman" w:cs="Times New Roman" w:hint="eastAsia"/>
+              </w:rPr>
+              <w:t>231225915</w:t>
+            </w:r>
+          </w:p>
+        </w:tc>
+        <w:tc>
+          <w:tcPr>
+            <w:tcW w:w="4059" w:type="dxa"/>
+          </w:tcPr>
+          <w:p>
+            <w:pPr>
+              <w:rPr>
+                <w:rFonts w:ascii="Times New Roman" w:hAnsi="Times New Roman" w:cs="Times New Roman" w:hint="eastAsia"/>
+              </w:rPr>
+            </w:pPr>
+            <w:r>
+              <w:rPr>
+                <w:rFonts w:ascii="Times New Roman" w:hAnsi="Times New Roman" w:cs="Times New Roman"/>
+              </w:rPr>
+              <w:t>Name:</w:t>
+            </w:r>
+            <w:r>
+              <w:rPr>
+                <w:rFonts w:ascii="Times New Roman" w:hAnsi="Times New Roman" w:cs="Times New Roman"/>
+              </w:rPr>
+              <w:t xml:space="preserve"> </w:t>
+            </w:r>
+            <w:r>
+              <w:rPr>
+                <w:rFonts w:ascii="Times New Roman" w:hAnsi="Times New Roman" w:cs="Times New Roman" w:hint="eastAsia"/>
+              </w:rPr>
+              <w:t>Li Guanlin</w:t>
+            </w:r>
+          </w:p>
+        </w:tc>
+      </w:tr>
+      <w:tr>
+        <w:tc>
+          <w:tcPr>
+            <w:tcW w:w="1838" w:type="dxa"/>
+          </w:tcPr>
+          <w:p>
+            <w:pPr>
+              <w:rPr>
+                <w:rFonts w:ascii="Times New Roman" w:hAnsi="Times New Roman" w:cs="Times New Roman"/>
+              </w:rPr>
+            </w:pPr>
+            <w:r>
+              <w:rPr>
+                <w:rFonts w:ascii="Times New Roman" w:hAnsi="Times New Roman" w:cs="Times New Roman"/>
+              </w:rPr>
+              <w:t>member 2</w:t>
             </w:r>
           </w:p>
         </w:tc>
@@ -183,7 +263,7 @@
               <w:rPr>
                 <w:rFonts w:ascii="Times New Roman" w:hAnsi="Times New Roman" w:cs="Times New Roman"/>
               </w:rPr>
-              <w:t>member 2</w:t>
+              <w:t>member 3</w:t>
             </w:r>
           </w:p>
         </w:tc>
@@ -245,7 +325,7 @@
               <w:rPr>
                 <w:rFonts w:ascii="Times New Roman" w:hAnsi="Times New Roman" w:cs="Times New Roman"/>
               </w:rPr>
-              <w:t>member 3</w:t>
+              <w:t>member 4</w:t>
             </w:r>
           </w:p>
         </w:tc>
@@ -307,7 +387,7 @@
               <w:rPr>
                 <w:rFonts w:ascii="Times New Roman" w:hAnsi="Times New Roman" w:cs="Times New Roman"/>
               </w:rPr>
-              <w:t>member 4</w:t>
+              <w:t>member 5</w:t>
             </w:r>
           </w:p>
         </w:tc>
@@ -369,7 +449,7 @@
               <w:rPr>
                 <w:rFonts w:ascii="Times New Roman" w:hAnsi="Times New Roman" w:cs="Times New Roman"/>
               </w:rPr>
-              <w:t>member 5</w:t>
+              <w:t>member 6</w:t>
             </w:r>
           </w:p>
         </w:tc>
@@ -416,72 +496,10 @@
           </w:p>
         </w:tc>
       </w:tr>
-      <w:tr>
-        <w:tc>
-          <w:tcPr>
-            <w:tcW w:w="1838" w:type="dxa"/>
-          </w:tcPr>
-          <w:p>
-            <w:pPr>
-              <w:rPr>
-                <w:rFonts w:ascii="Times New Roman" w:hAnsi="Times New Roman" w:cs="Times New Roman"/>
-              </w:rPr>
-            </w:pPr>
-            <w:r>
-              <w:rPr>
-                <w:rFonts w:ascii="Times New Roman" w:hAnsi="Times New Roman" w:cs="Times New Roman"/>
-              </w:rPr>
-              <w:t>member 6</w:t>
-            </w:r>
-          </w:p>
-        </w:tc>
-        <w:tc>
-          <w:tcPr>
-            <w:tcW w:w="3119" w:type="dxa"/>
-          </w:tcPr>
-          <w:p>
-            <w:pPr>
-              <w:rPr>
-                <w:rFonts w:ascii="Times New Roman" w:hAnsi="Times New Roman" w:cs="Times New Roman"/>
-              </w:rPr>
-            </w:pPr>
-            <w:r>
-              <w:rPr>
-                <w:rFonts w:ascii="Times New Roman" w:hAnsi="Times New Roman" w:cs="Times New Roman"/>
-              </w:rPr>
-              <w:t xml:space="preserve">QM no: </w:t>
-            </w:r>
-          </w:p>
-        </w:tc>
-        <w:tc>
-          <w:tcPr>
-            <w:tcW w:w="4059" w:type="dxa"/>
-          </w:tcPr>
-          <w:p>
-            <w:pPr>
-              <w:rPr>
-                <w:rFonts w:ascii="Times New Roman" w:hAnsi="Times New Roman" w:cs="Times New Roman"/>
-              </w:rPr>
-            </w:pPr>
-            <w:r>
-              <w:rPr>
-                <w:rFonts w:ascii="Times New Roman" w:hAnsi="Times New Roman" w:cs="Times New Roman"/>
-              </w:rPr>
-              <w:t>Name:</w:t>
-            </w:r>
-            <w:r>
-              <w:rPr>
-                <w:rFonts w:ascii="Times New Roman" w:hAnsi="Times New Roman" w:cs="Times New Roman"/>
-              </w:rPr>
-              <w:t xml:space="preserve"> </w:t>
-            </w:r>
-          </w:p>
-        </w:tc>
-      </w:tr>
     </w:tbl>
     <w:p>
       <w:pPr>
-        <w:pStyle w:val="Heading1"/>
+        <w:pStyle w:val="1"/>
         <w:rPr>
           <w:rFonts w:ascii="Times New Roman" w:hAnsi="Times New Roman" w:cs="Times New Roman"/>
         </w:rPr>
@@ -501,7 +519,7 @@
     </w:p>
     <w:p>
       <w:pPr>
-        <w:pStyle w:val="Heading2"/>
+        <w:pStyle w:val="2"/>
         <w:numPr>
           <w:ilvl w:val="0"/>
           <w:numId w:val="1"/>
@@ -582,7 +600,7 @@
     <w:p>
       <w:pPr>
         <w:rPr>
-          <w:rFonts w:ascii="Times New Roman" w:hAnsi="Times New Roman" w:cs="Times New Roman"/>
+          <w:rFonts w:ascii="Times New Roman" w:hAnsi="Times New Roman" w:cs="Times New Roman" w:hint="eastAsia"/>
           <w:color w:val="FF0000"/>
         </w:rPr>
       </w:pPr>
@@ -591,56 +609,857 @@
           <w:rFonts w:ascii="Times New Roman" w:hAnsi="Times New Roman" w:cs="Times New Roman"/>
           <w:color w:val="FF0000"/>
         </w:rPr>
-        <w:t xml:space="preserve">To </w:t>
-      </w:r>
-      <w:proofErr w:type="gramStart"/>
+        <w:t xml:space="preserve">To here  - </w:t>
+      </w:r>
       <w:r>
         <w:rPr>
           <w:rFonts w:ascii="Times New Roman" w:hAnsi="Times New Roman" w:cs="Times New Roman"/>
           <w:color w:val="FF0000"/>
         </w:rPr>
-        <w:t>here  -</w:t>
-      </w:r>
-      <w:proofErr w:type="gramEnd"/>
+        <w:t xml:space="preserve">No more than </w:t>
+      </w:r>
       <w:r>
         <w:rPr>
           <w:rFonts w:ascii="Times New Roman" w:hAnsi="Times New Roman" w:cs="Times New Roman"/>
           <w:color w:val="FF0000"/>
         </w:rPr>
+        <w:t>5</w:t>
+      </w:r>
+      <w:r>
+        <w:rPr>
+          <w:rFonts w:ascii="Times New Roman" w:hAnsi="Times New Roman" w:cs="Times New Roman"/>
+          <w:color w:val="FF0000"/>
+        </w:rPr>
+        <w:t xml:space="preserve"> pages</w:t>
+      </w:r>
+      <w:r>
+        <w:rPr>
+          <w:rFonts w:ascii="Times New Roman" w:hAnsi="Times New Roman" w:cs="Times New Roman"/>
+          <w:color w:val="FF0000"/>
+        </w:rPr>
+        <w:t>.</w:t>
+      </w:r>
+    </w:p>
+    <w:p>
+      <w:pPr>
+        <w:rPr>
+          <w:rFonts w:ascii="Times New Roman" w:hAnsi="Times New Roman" w:cs="Times New Roman"/>
+          <w:lang w:val="en-US"/>
+        </w:rPr>
+      </w:pPr>
+      <w:r>
+        <w:rPr>
+          <w:rFonts w:ascii="Times New Roman" w:hAnsi="Times New Roman" w:cs="Times New Roman"/>
+          <w:lang w:val="en-US"/>
+        </w:rPr>
+        <w:t>We adopted three requirement-finding techniques taught in the lecture to identify the needs of the TA recruitment system:</w:t>
+      </w:r>
+    </w:p>
+    <w:p>
+      <w:pPr>
+        <w:rPr>
+          <w:rFonts w:ascii="Times New Roman" w:hAnsi="Times New Roman" w:cs="Times New Roman"/>
+          <w:lang w:val="en-US"/>
+        </w:rPr>
+      </w:pPr>
+      <w:r>
+        <w:rPr>
+          <w:rFonts w:ascii="Times New Roman" w:hAnsi="Times New Roman" w:cs="Times New Roman"/>
+          <w:lang w:val="en-US"/>
+        </w:rPr>
+        <w:t>1.1 Fact-Finding Techniques</w:t>
+      </w:r>
+    </w:p>
+    <w:p>
+      <w:pPr>
+        <w:rPr>
+          <w:rFonts w:ascii="Times New Roman" w:hAnsi="Times New Roman" w:cs="Times New Roman"/>
+          <w:lang w:val="en-US"/>
+        </w:rPr>
+      </w:pPr>
+      <w:r>
+        <w:rPr>
+          <w:rFonts w:ascii="Times New Roman" w:hAnsi="Times New Roman" w:cs="Times New Roman"/>
+          <w:lang w:val="en-US"/>
+        </w:rPr>
+        <w:t xml:space="preserve">We used three mainstream requirement-finding methods from the lecture to collect </w:t>
+      </w:r>
+      <w:r>
+        <w:rPr>
+          <w:rFonts w:ascii="Times New Roman" w:hAnsi="Times New Roman" w:cs="Times New Roman"/>
+          <w:lang w:val="en-US"/>
+        </w:rPr>
+        <w:t>real needs for teaching assistant recruitment software</w:t>
+      </w:r>
+      <w:r>
+        <w:rPr>
+          <w:rFonts w:ascii="Times New Roman" w:hAnsi="Times New Roman" w:cs="Times New Roman" w:hint="eastAsia"/>
+          <w:lang w:val="en-US"/>
+        </w:rPr>
+        <w:t xml:space="preserve"> of</w:t>
+      </w:r>
+      <w:r>
+        <w:rPr>
+          <w:rFonts w:ascii="Times New Roman" w:hAnsi="Times New Roman" w:cs="Times New Roman"/>
+          <w:lang w:val="en-US"/>
+        </w:rPr>
+        <w:t xml:space="preserve"> BUPT International School:</w:t>
+      </w:r>
+    </w:p>
+    <w:p>
+      <w:pPr>
+        <w:numPr>
+          <w:ilvl w:val="0"/>
+          <w:numId w:val="2"/>
+        </w:numPr>
+        <w:rPr>
+          <w:rFonts w:ascii="Times New Roman" w:hAnsi="Times New Roman" w:cs="Times New Roman"/>
+          <w:lang w:val="en-US"/>
+        </w:rPr>
+      </w:pPr>
+      <w:r>
+        <w:rPr>
+          <w:rFonts w:ascii="Times New Roman" w:hAnsi="Times New Roman" w:cs="Times New Roman"/>
+          <w:b/>
+          <w:bCs/>
+          <w:lang w:val="en-US"/>
+        </w:rPr>
+        <w:t>Interviewing</w:t>
+      </w:r>
+      <w:r>
+        <w:rPr>
+          <w:rFonts w:ascii="Times New Roman" w:hAnsi="Times New Roman" w:cs="Times New Roman"/>
+          <w:lang w:val="en-US"/>
+        </w:rPr>
+        <w:t>:</w:t>
+      </w:r>
+      <w:r>
+        <w:rPr>
+          <w:rFonts w:ascii="Arial" w:eastAsia="宋体" w:hAnsi="Arial" w:cs="Arial"/>
+          <w:color w:val="1F2329"/>
+          <w:kern w:val="0"/>
+          <w:lang w:val="en-US"/>
+          <w14:ligatures w14:val="none"/>
+        </w:rPr>
         <w:t xml:space="preserve"> </w:t>
       </w:r>
       <w:r>
         <w:rPr>
           <w:rFonts w:ascii="Times New Roman" w:hAnsi="Times New Roman" w:cs="Times New Roman"/>
+          <w:lang w:val="en-US"/>
+        </w:rPr>
+        <w:t xml:space="preserve">We conducted one-to-one interviews with Module Organisers (MO) and current teaching assistants to understand the </w:t>
+      </w:r>
+      <w:r>
+        <w:rPr>
+          <w:rFonts w:ascii="Times New Roman" w:hAnsi="Times New Roman" w:cs="Times New Roman"/>
+          <w:b/>
+          <w:bCs/>
+          <w:lang w:val="en-US"/>
+        </w:rPr>
+        <w:t>traditional TA recruitment process based on paper forms and Excel spreadsheets</w:t>
+      </w:r>
+      <w:r>
+        <w:rPr>
+          <w:rFonts w:ascii="Times New Roman" w:hAnsi="Times New Roman" w:cs="Times New Roman"/>
+          <w:lang w:val="en-US"/>
+        </w:rPr>
+        <w:t xml:space="preserve"> in detail. In the current workflow, applicants need to fill in paper application forms and submit physical CVs manually; MOs then collect all papers, enter applicant information into Excel files one by one, sort and count applications manually, and track application status by updating Excel rows repeatedly. The key pain points collected are as follows:</w:t>
+      </w:r>
+    </w:p>
+    <w:p>
+      <w:pPr>
+        <w:pStyle w:val="a9"/>
+        <w:numPr>
+          <w:ilvl w:val="0"/>
+          <w:numId w:val="6"/>
+        </w:numPr>
+        <w:rPr>
+          <w:rFonts w:ascii="Times New Roman" w:hAnsi="Times New Roman" w:cs="Times New Roman"/>
+          <w:lang w:val="en-US"/>
+        </w:rPr>
+      </w:pPr>
+      <w:r>
+        <w:rPr>
+          <w:rFonts w:ascii="Times New Roman" w:hAnsi="Times New Roman" w:cs="Times New Roman"/>
+          <w:lang w:val="en-US"/>
+        </w:rPr>
+        <w:t>Paper forms are easy to be lost or damaged, and manual information entry causes high error rates.</w:t>
+      </w:r>
+    </w:p>
+    <w:p>
+      <w:pPr>
+        <w:pStyle w:val="a9"/>
+        <w:numPr>
+          <w:ilvl w:val="0"/>
+          <w:numId w:val="6"/>
+        </w:numPr>
+        <w:rPr>
+          <w:rFonts w:ascii="Times New Roman" w:hAnsi="Times New Roman" w:cs="Times New Roman"/>
+          <w:lang w:val="en-US"/>
+        </w:rPr>
+      </w:pPr>
+      <w:r>
+        <w:rPr>
+          <w:rFonts w:ascii="Times New Roman" w:hAnsi="Times New Roman" w:cs="Times New Roman"/>
+          <w:lang w:val="en-US"/>
+        </w:rPr>
+        <w:t>Excel-based statistics and queries are inefficient, making it hard to quickly search for or filter qualified applicants.</w:t>
+      </w:r>
+    </w:p>
+    <w:p>
+      <w:pPr>
+        <w:pStyle w:val="a9"/>
+        <w:numPr>
+          <w:ilvl w:val="0"/>
+          <w:numId w:val="6"/>
+        </w:numPr>
+        <w:rPr>
+          <w:rFonts w:ascii="Times New Roman" w:hAnsi="Times New Roman" w:cs="Times New Roman"/>
+          <w:lang w:val="en-US"/>
+        </w:rPr>
+      </w:pPr>
+      <w:r>
+        <w:rPr>
+          <w:rFonts w:ascii="Times New Roman" w:hAnsi="Times New Roman" w:cs="Times New Roman"/>
+          <w:lang w:val="en-US"/>
+        </w:rPr>
+        <w:t>Application status cannot be updated and checked in real time, leading to poor communication between applicants and MOs.</w:t>
+      </w:r>
+    </w:p>
+    <w:p>
+      <w:pPr>
+        <w:pStyle w:val="a9"/>
+        <w:numPr>
+          <w:ilvl w:val="0"/>
+          <w:numId w:val="6"/>
+        </w:numPr>
+        <w:rPr>
+          <w:rFonts w:ascii="Times New Roman" w:hAnsi="Times New Roman" w:cs="Times New Roman" w:hint="eastAsia"/>
+          <w:lang w:val="en-US"/>
+        </w:rPr>
+      </w:pPr>
+      <w:r>
+        <w:rPr>
+          <w:rFonts w:ascii="Times New Roman" w:hAnsi="Times New Roman" w:cs="Times New Roman"/>
+          <w:lang w:val="en-US"/>
+        </w:rPr>
+        <w:t>The whole process relies on manual handovers, resulting in low efficiency and difficulty in archiving and managing recruitment data.</w:t>
+      </w:r>
+    </w:p>
+    <w:p>
+      <w:pPr>
+        <w:numPr>
+          <w:ilvl w:val="0"/>
+          <w:numId w:val="2"/>
+        </w:numPr>
+        <w:rPr>
+          <w:rFonts w:ascii="Times New Roman" w:hAnsi="Times New Roman" w:cs="Times New Roman" w:hint="eastAsia"/>
+          <w:lang w:val="en-US"/>
+        </w:rPr>
+      </w:pPr>
+      <w:r>
+        <w:rPr>
+          <w:rFonts w:ascii="Times New Roman" w:hAnsi="Times New Roman" w:cs="Times New Roman"/>
+          <w:b/>
+          <w:bCs/>
+          <w:lang w:val="en-US"/>
+        </w:rPr>
+        <w:lastRenderedPageBreak/>
+        <w:t>Document Analysis</w:t>
+      </w:r>
+      <w:r>
+        <w:rPr>
+          <w:rFonts w:ascii="Times New Roman" w:hAnsi="Times New Roman" w:cs="Times New Roman"/>
+          <w:lang w:val="en-US"/>
+        </w:rPr>
+        <w:t xml:space="preserve">: </w:t>
+      </w:r>
+      <w:r>
+        <w:rPr>
+          <w:rFonts w:ascii="Times New Roman" w:hAnsi="Times New Roman" w:cs="Times New Roman"/>
+          <w:lang w:val="en-US"/>
+        </w:rPr>
+        <w:t>We first learned about the school's existing teaching assistant recruitment system and process documents through TA, and summarized the necessary data fields (name, student ID, skills, job requirements) and core business processes of the system</w:t>
+      </w:r>
+      <w:r>
+        <w:rPr>
+          <w:rFonts w:ascii="Times New Roman" w:hAnsi="Times New Roman" w:cs="Times New Roman"/>
+          <w:lang w:val="en-US"/>
+        </w:rPr>
+        <w:t>.</w:t>
+      </w:r>
+      <w:r>
+        <w:rPr>
+          <w:rFonts w:ascii="Times New Roman" w:hAnsi="Times New Roman" w:cs="Times New Roman" w:hint="eastAsia"/>
+          <w:lang w:val="en-US"/>
+        </w:rPr>
+        <w:t xml:space="preserve"> </w:t>
+      </w:r>
+      <w:r>
+        <w:rPr>
+          <w:rFonts w:ascii="Times New Roman" w:hAnsi="Times New Roman" w:cs="Times New Roman"/>
+          <w:lang w:val="en-US"/>
+        </w:rPr>
+        <w:t>In addition, keeping pace with the times, we conducted document analysis on existing mainstream online teaching assistant recruitment platforms, including BOSS Zhipin, the teaching assistant recruitment section of 51job, Liepin and other common recruitment websites.</w:t>
+      </w:r>
+      <w:r>
+        <w:rPr>
+          <w:rFonts w:ascii="Times New Roman" w:hAnsi="Times New Roman" w:cs="Times New Roman" w:hint="eastAsia"/>
+          <w:lang w:val="en-US"/>
+        </w:rPr>
+        <w:t xml:space="preserve"> </w:t>
+      </w:r>
+      <w:r>
+        <w:rPr>
+          <w:rFonts w:ascii="Times New Roman" w:hAnsi="Times New Roman" w:cs="Times New Roman"/>
+        </w:rPr>
+        <w:t>By analyzing the interface design, function modules, application processes, and information display of TA recruitment sections on these platforms, we summarized common and practical functions for TA recruitment (such as job browsing, online application, profile creation, and job posting) and referred to user-friendly interaction logic to ensure our system meets real usage scenarios.</w:t>
+      </w:r>
+    </w:p>
+    <w:p>
+      <w:pPr>
+        <w:numPr>
+          <w:ilvl w:val="0"/>
+          <w:numId w:val="2"/>
+        </w:numPr>
+        <w:rPr>
+          <w:rFonts w:ascii="Times New Roman" w:hAnsi="Times New Roman" w:cs="Times New Roman"/>
+          <w:lang w:val="en-US"/>
+        </w:rPr>
+      </w:pPr>
+      <w:r>
+        <w:rPr>
+          <w:rFonts w:ascii="Times New Roman" w:hAnsi="Times New Roman" w:cs="Times New Roman"/>
+          <w:b/>
+          <w:bCs/>
+          <w:lang w:val="en-US"/>
+        </w:rPr>
+        <w:t>Observation</w:t>
+      </w:r>
+      <w:r>
+        <w:rPr>
+          <w:rFonts w:ascii="Times New Roman" w:hAnsi="Times New Roman" w:cs="Times New Roman"/>
+          <w:lang w:val="en-US"/>
+        </w:rPr>
+        <w:t xml:space="preserve">: </w:t>
+      </w:r>
+      <w:r>
+        <w:rPr>
+          <w:rFonts w:ascii="Times New Roman" w:hAnsi="Times New Roman" w:cs="Times New Roman"/>
+          <w:lang w:val="en-US"/>
+        </w:rPr>
+        <w:t>We conducted on-site observations of the actual operations of the school's offline teaching assistant recruitment staff, and confirmed the behavior patterns and daily usage scenarios of applicants, course leaders, and administrators to ensure that the system closely matches real user habits.</w:t>
+      </w:r>
+    </w:p>
+    <w:p>
+      <w:pPr>
+        <w:rPr>
+          <w:rFonts w:ascii="Times New Roman" w:hAnsi="Times New Roman" w:cs="Times New Roman"/>
+          <w:lang w:val="en-US"/>
+        </w:rPr>
+      </w:pPr>
+      <w:r>
+        <w:rPr>
+          <w:rFonts w:ascii="Times New Roman" w:hAnsi="Times New Roman" w:cs="Times New Roman"/>
+          <w:lang w:val="en-US"/>
+        </w:rPr>
+        <w:t>These methods help us accurately define three user roles (TA applicant, Module Organiser, Administrator) and complete the requirement collection without missing key functions.</w:t>
+      </w:r>
+    </w:p>
+    <w:p>
+      <w:pPr>
+        <w:rPr>
+          <w:rFonts w:ascii="Times New Roman" w:hAnsi="Times New Roman" w:cs="Times New Roman"/>
+          <w:lang w:val="en-US"/>
+        </w:rPr>
+      </w:pPr>
+      <w:r>
+        <w:rPr>
+          <w:rFonts w:ascii="Times New Roman" w:hAnsi="Times New Roman" w:cs="Times New Roman"/>
+          <w:lang w:val="en-US"/>
+        </w:rPr>
+        <w:t>1.2 Iteration Plan</w:t>
+      </w:r>
+    </w:p>
+    <w:p>
+      <w:pPr>
+        <w:rPr>
+          <w:rFonts w:ascii="Times New Roman" w:hAnsi="Times New Roman" w:cs="Times New Roman"/>
+          <w:lang w:val="en-US"/>
+        </w:rPr>
+      </w:pPr>
+      <w:r>
+        <w:rPr>
+          <w:rFonts w:ascii="Times New Roman" w:hAnsi="Times New Roman" w:cs="Times New Roman"/>
+          <w:lang w:val="en-US"/>
+        </w:rPr>
+        <w:t xml:space="preserve">We follow the </w:t>
+      </w:r>
+      <w:r>
+        <w:rPr>
+          <w:rFonts w:ascii="Times New Roman" w:hAnsi="Times New Roman" w:cs="Times New Roman"/>
+          <w:b/>
+          <w:bCs/>
+          <w:lang w:val="en-US"/>
+        </w:rPr>
+        <w:t>agile iterative development model</w:t>
+      </w:r>
+      <w:r>
+        <w:rPr>
+          <w:rFonts w:ascii="Times New Roman" w:hAnsi="Times New Roman" w:cs="Times New Roman"/>
+          <w:lang w:val="en-US"/>
+        </w:rPr>
+        <w:t xml:space="preserve"> taught in Week 1. The whole project is divided into 4 sprints, and each sprint lasts 2 weeks (consistent with the standard agile iteration cycle). The iteration plan is as follows:</w:t>
+      </w:r>
+    </w:p>
+    <w:p>
+      <w:pPr>
+        <w:numPr>
+          <w:ilvl w:val="0"/>
+          <w:numId w:val="3"/>
+        </w:numPr>
+        <w:rPr>
+          <w:rFonts w:ascii="Times New Roman" w:hAnsi="Times New Roman" w:cs="Times New Roman"/>
+          <w:lang w:val="en-US"/>
+        </w:rPr>
+      </w:pPr>
+      <w:r>
+        <w:rPr>
+          <w:rFonts w:ascii="Times New Roman" w:hAnsi="Times New Roman" w:cs="Times New Roman"/>
+          <w:b/>
+          <w:bCs/>
+          <w:lang w:val="en-US"/>
+        </w:rPr>
+        <w:t>Iteration 1</w:t>
+      </w:r>
+      <w:r>
+        <w:rPr>
+          <w:rFonts w:ascii="Times New Roman" w:hAnsi="Times New Roman" w:cs="Times New Roman"/>
+          <w:lang w:val="en-US"/>
+        </w:rPr>
+        <w:t>: Complete all Must-have core functions, including TA profile creation, CV upload, job browsing, job application and MO job posting.</w:t>
+      </w:r>
+    </w:p>
+    <w:p>
+      <w:pPr>
+        <w:numPr>
+          <w:ilvl w:val="0"/>
+          <w:numId w:val="3"/>
+        </w:numPr>
+        <w:rPr>
+          <w:rFonts w:ascii="Times New Roman" w:hAnsi="Times New Roman" w:cs="Times New Roman"/>
+          <w:lang w:val="en-US"/>
+        </w:rPr>
+      </w:pPr>
+      <w:r>
+        <w:rPr>
+          <w:rFonts w:ascii="Times New Roman" w:hAnsi="Times New Roman" w:cs="Times New Roman"/>
+          <w:b/>
+          <w:bCs/>
+          <w:lang w:val="en-US"/>
+        </w:rPr>
+        <w:t>Iteration 2</w:t>
+      </w:r>
+      <w:r>
+        <w:rPr>
+          <w:rFonts w:ascii="Times New Roman" w:hAnsi="Times New Roman" w:cs="Times New Roman"/>
+          <w:lang w:val="en-US"/>
+        </w:rPr>
+        <w:t>: Implement Should-have functions, mainly MO’s applicant selection and application status update.</w:t>
+      </w:r>
+    </w:p>
+    <w:p>
+      <w:pPr>
+        <w:numPr>
+          <w:ilvl w:val="0"/>
+          <w:numId w:val="3"/>
+        </w:numPr>
+        <w:rPr>
+          <w:rFonts w:ascii="Times New Roman" w:hAnsi="Times New Roman" w:cs="Times New Roman"/>
+          <w:lang w:val="en-US"/>
+        </w:rPr>
+      </w:pPr>
+      <w:r>
+        <w:rPr>
+          <w:rFonts w:ascii="Times New Roman" w:hAnsi="Times New Roman" w:cs="Times New Roman"/>
+          <w:b/>
+          <w:bCs/>
+          <w:lang w:val="en-US"/>
+        </w:rPr>
+        <w:t>Iteration 3</w:t>
+      </w:r>
+      <w:r>
+        <w:rPr>
+          <w:rFonts w:ascii="Times New Roman" w:hAnsi="Times New Roman" w:cs="Times New Roman"/>
+          <w:lang w:val="en-US"/>
+        </w:rPr>
+        <w:t>: Develop Could-have functions, such as administrator’s TA workload statistics.</w:t>
+      </w:r>
+    </w:p>
+    <w:p>
+      <w:pPr>
+        <w:numPr>
+          <w:ilvl w:val="0"/>
+          <w:numId w:val="3"/>
+        </w:numPr>
+        <w:rPr>
+          <w:rFonts w:ascii="Times New Roman" w:hAnsi="Times New Roman" w:cs="Times New Roman"/>
+          <w:lang w:val="en-US"/>
+        </w:rPr>
+      </w:pPr>
+      <w:r>
+        <w:rPr>
+          <w:rFonts w:ascii="Times New Roman" w:hAnsi="Times New Roman" w:cs="Times New Roman"/>
+          <w:b/>
+          <w:bCs/>
+          <w:lang w:val="en-US"/>
+        </w:rPr>
+        <w:t>Iteration 4</w:t>
+      </w:r>
+      <w:r>
+        <w:rPr>
+          <w:rFonts w:ascii="Times New Roman" w:hAnsi="Times New Roman" w:cs="Times New Roman"/>
+          <w:lang w:val="en-US"/>
+        </w:rPr>
+        <w:t>: Complete Want-have and AI-assisted functions (skill matching, missing skill reminder).</w:t>
+      </w:r>
+    </w:p>
+    <w:p>
+      <w:pPr>
+        <w:rPr>
+          <w:rFonts w:ascii="Times New Roman" w:hAnsi="Times New Roman" w:cs="Times New Roman"/>
+          <w:lang w:val="en-US"/>
+        </w:rPr>
+      </w:pPr>
+      <w:r>
+        <w:rPr>
+          <w:rFonts w:ascii="Times New Roman" w:hAnsi="Times New Roman" w:cs="Times New Roman"/>
+          <w:lang w:val="en-US"/>
+        </w:rPr>
+        <w:t>This incremental delivery plan ensures continuous feedback and flexible response to requirement changes, which is the core idea of agile development.</w:t>
+      </w:r>
+    </w:p>
+    <w:p>
+      <w:pPr>
+        <w:rPr>
+          <w:rFonts w:ascii="Times New Roman" w:hAnsi="Times New Roman" w:cs="Times New Roman"/>
+          <w:lang w:val="en-US"/>
+        </w:rPr>
+      </w:pPr>
+      <w:r>
+        <w:rPr>
+          <w:rFonts w:ascii="Times New Roman" w:hAnsi="Times New Roman" w:cs="Times New Roman"/>
+          <w:lang w:val="en-US"/>
+        </w:rPr>
+        <w:t>1.3 Prioritisation Method</w:t>
+      </w:r>
+    </w:p>
+    <w:p>
+      <w:pPr>
+        <w:rPr>
+          <w:rFonts w:ascii="Times New Roman" w:hAnsi="Times New Roman" w:cs="Times New Roman"/>
+          <w:lang w:val="en-US"/>
+        </w:rPr>
+      </w:pPr>
+      <w:r>
+        <w:rPr>
+          <w:rFonts w:ascii="Times New Roman" w:hAnsi="Times New Roman" w:cs="Times New Roman"/>
+          <w:lang w:val="en-US"/>
+        </w:rPr>
+        <w:t xml:space="preserve">We used the </w:t>
+      </w:r>
+      <w:r>
+        <w:rPr>
+          <w:rFonts w:ascii="Times New Roman" w:hAnsi="Times New Roman" w:cs="Times New Roman"/>
+          <w:b/>
+          <w:bCs/>
+          <w:lang w:val="en-US"/>
+        </w:rPr>
+        <w:t>MoSCoW method</w:t>
+      </w:r>
+      <w:r>
+        <w:rPr>
+          <w:rFonts w:ascii="Times New Roman" w:hAnsi="Times New Roman" w:cs="Times New Roman"/>
+          <w:lang w:val="en-US"/>
+        </w:rPr>
+        <w:t xml:space="preserve"> (taught in Week 1 User Story lecture) to prioritise all user stories in the product backlog:</w:t>
+      </w:r>
+    </w:p>
+    <w:p>
+      <w:pPr>
+        <w:numPr>
+          <w:ilvl w:val="0"/>
+          <w:numId w:val="4"/>
+        </w:numPr>
+        <w:rPr>
+          <w:rFonts w:ascii="Times New Roman" w:hAnsi="Times New Roman" w:cs="Times New Roman"/>
+          <w:lang w:val="en-US"/>
+        </w:rPr>
+      </w:pPr>
+      <w:r>
+        <w:rPr>
+          <w:rFonts w:ascii="Times New Roman" w:hAnsi="Times New Roman" w:cs="Times New Roman"/>
+          <w:b/>
+          <w:bCs/>
+          <w:lang w:val="en-US"/>
+        </w:rPr>
+        <w:t>Must have</w:t>
+      </w:r>
+      <w:r>
+        <w:rPr>
+          <w:rFonts w:ascii="Times New Roman" w:hAnsi="Times New Roman" w:cs="Times New Roman"/>
+          <w:lang w:val="en-US"/>
+        </w:rPr>
+        <w:t>: Functions that support the basic operation of the recruitment system, without which the system is invalid.</w:t>
+      </w:r>
+    </w:p>
+    <w:p>
+      <w:pPr>
+        <w:numPr>
+          <w:ilvl w:val="0"/>
+          <w:numId w:val="4"/>
+        </w:numPr>
+        <w:rPr>
+          <w:rFonts w:ascii="Times New Roman" w:hAnsi="Times New Roman" w:cs="Times New Roman"/>
+          <w:lang w:val="en-US"/>
+        </w:rPr>
+      </w:pPr>
+      <w:r>
+        <w:rPr>
+          <w:rFonts w:ascii="Times New Roman" w:hAnsi="Times New Roman" w:cs="Times New Roman"/>
+          <w:b/>
+          <w:bCs/>
+          <w:lang w:val="en-US"/>
+        </w:rPr>
+        <w:lastRenderedPageBreak/>
+        <w:t>Should have</w:t>
+      </w:r>
+      <w:r>
+        <w:rPr>
+          <w:rFonts w:ascii="Times New Roman" w:hAnsi="Times New Roman" w:cs="Times New Roman"/>
+          <w:lang w:val="en-US"/>
+        </w:rPr>
+        <w:t>: Important functions that improve system usability but can be postponed appropriately.</w:t>
+      </w:r>
+    </w:p>
+    <w:p>
+      <w:pPr>
+        <w:numPr>
+          <w:ilvl w:val="0"/>
+          <w:numId w:val="4"/>
+        </w:numPr>
+        <w:rPr>
+          <w:rFonts w:ascii="Times New Roman" w:hAnsi="Times New Roman" w:cs="Times New Roman"/>
+          <w:lang w:val="en-US"/>
+        </w:rPr>
+      </w:pPr>
+      <w:r>
+        <w:rPr>
+          <w:rFonts w:ascii="Times New Roman" w:hAnsi="Times New Roman" w:cs="Times New Roman"/>
+          <w:b/>
+          <w:bCs/>
+          <w:lang w:val="en-US"/>
+        </w:rPr>
+        <w:t>Could have</w:t>
+      </w:r>
+      <w:r>
+        <w:rPr>
+          <w:rFonts w:ascii="Times New Roman" w:hAnsi="Times New Roman" w:cs="Times New Roman"/>
+          <w:lang w:val="en-US"/>
+        </w:rPr>
+        <w:t>: Non-critical functions that enhance experience but are not necessary for core business.</w:t>
+      </w:r>
+    </w:p>
+    <w:p>
+      <w:pPr>
+        <w:numPr>
+          <w:ilvl w:val="0"/>
+          <w:numId w:val="4"/>
+        </w:numPr>
+        <w:rPr>
+          <w:rFonts w:ascii="Times New Roman" w:hAnsi="Times New Roman" w:cs="Times New Roman"/>
+          <w:lang w:val="en-US"/>
+        </w:rPr>
+      </w:pPr>
+      <w:r>
+        <w:rPr>
+          <w:rFonts w:ascii="Times New Roman" w:hAnsi="Times New Roman" w:cs="Times New Roman"/>
+          <w:b/>
+          <w:bCs/>
+          <w:lang w:val="en-US"/>
+        </w:rPr>
+        <w:t>Want to have</w:t>
+      </w:r>
+      <w:r>
+        <w:rPr>
+          <w:rFonts w:ascii="Times New Roman" w:hAnsi="Times New Roman" w:cs="Times New Roman"/>
+          <w:lang w:val="en-US"/>
+        </w:rPr>
+        <w:t>: Advanced and extended functions with the lowest priority, such as AI features.</w:t>
+      </w:r>
+    </w:p>
+    <w:p>
+      <w:pPr>
+        <w:rPr>
+          <w:rFonts w:ascii="Times New Roman" w:hAnsi="Times New Roman" w:cs="Times New Roman"/>
+          <w:lang w:val="en-US"/>
+        </w:rPr>
+      </w:pPr>
+      <w:r>
+        <w:rPr>
+          <w:rFonts w:ascii="Times New Roman" w:hAnsi="Times New Roman" w:cs="Times New Roman"/>
+          <w:lang w:val="en-US"/>
+        </w:rPr>
+        <w:t>This method ensures the team focuses on developing the most business-valued functions first.</w:t>
+      </w:r>
+    </w:p>
+    <w:p>
+      <w:pPr>
+        <w:rPr>
+          <w:rFonts w:ascii="Times New Roman" w:hAnsi="Times New Roman" w:cs="Times New Roman"/>
+          <w:lang w:val="en-US"/>
+        </w:rPr>
+      </w:pPr>
+      <w:r>
+        <w:rPr>
+          <w:rFonts w:ascii="Times New Roman" w:hAnsi="Times New Roman" w:cs="Times New Roman"/>
+          <w:lang w:val="en-US"/>
+        </w:rPr>
+        <w:t>1.4 Estimation Method</w:t>
+      </w:r>
+    </w:p>
+    <w:p>
+      <w:pPr>
+        <w:rPr>
+          <w:rFonts w:ascii="Times New Roman" w:hAnsi="Times New Roman" w:cs="Times New Roman"/>
+          <w:lang w:val="en-US"/>
+        </w:rPr>
+      </w:pPr>
+      <w:r>
+        <w:rPr>
+          <w:rFonts w:ascii="Times New Roman" w:hAnsi="Times New Roman" w:cs="Times New Roman"/>
+          <w:lang w:val="en-US"/>
+        </w:rPr>
+        <w:t xml:space="preserve">We adopted </w:t>
+      </w:r>
+      <w:r>
+        <w:rPr>
+          <w:rFonts w:ascii="Times New Roman" w:hAnsi="Times New Roman" w:cs="Times New Roman"/>
+          <w:b/>
+          <w:bCs/>
+          <w:lang w:val="en-US"/>
+        </w:rPr>
+        <w:t>story point estimation</w:t>
+      </w:r>
+      <w:r>
+        <w:rPr>
+          <w:rFonts w:ascii="Times New Roman" w:hAnsi="Times New Roman" w:cs="Times New Roman"/>
+          <w:lang w:val="en-US"/>
+        </w:rPr>
+        <w:t xml:space="preserve"> with the </w:t>
+      </w:r>
+      <w:r>
+        <w:rPr>
+          <w:rFonts w:ascii="Times New Roman" w:hAnsi="Times New Roman" w:cs="Times New Roman"/>
+          <w:b/>
+          <w:bCs/>
+          <w:lang w:val="en-US"/>
+        </w:rPr>
+        <w:t>Fibonacci sequence (1, 2, 3, 5, 8, 13)</w:t>
+      </w:r>
+      <w:r>
+        <w:rPr>
+          <w:rFonts w:ascii="Times New Roman" w:hAnsi="Times New Roman" w:cs="Times New Roman"/>
+          <w:lang w:val="en-US"/>
+        </w:rPr>
+        <w:t xml:space="preserve"> from the lecture. All team members discussed together to determine the story point of each user story:</w:t>
+      </w:r>
+    </w:p>
+    <w:p>
+      <w:pPr>
+        <w:numPr>
+          <w:ilvl w:val="0"/>
+          <w:numId w:val="5"/>
+        </w:numPr>
+        <w:rPr>
+          <w:rFonts w:ascii="Times New Roman" w:hAnsi="Times New Roman" w:cs="Times New Roman"/>
+          <w:lang w:val="en-US"/>
+        </w:rPr>
+      </w:pPr>
+      <w:r>
+        <w:rPr>
+          <w:rFonts w:ascii="Times New Roman" w:hAnsi="Times New Roman" w:cs="Times New Roman"/>
+          <w:lang w:val="en-US"/>
+        </w:rPr>
+        <w:t>Small and simple tasks (e.g., browse job list): 1–3 points</w:t>
+      </w:r>
+    </w:p>
+    <w:p>
+      <w:pPr>
+        <w:numPr>
+          <w:ilvl w:val="0"/>
+          <w:numId w:val="5"/>
+        </w:numPr>
+        <w:rPr>
+          <w:rFonts w:ascii="Times New Roman" w:hAnsi="Times New Roman" w:cs="Times New Roman"/>
+          <w:lang w:val="en-US"/>
+        </w:rPr>
+      </w:pPr>
+      <w:r>
+        <w:rPr>
+          <w:rFonts w:ascii="Times New Roman" w:hAnsi="Times New Roman" w:cs="Times New Roman"/>
+          <w:lang w:val="en-US"/>
+        </w:rPr>
+        <w:t>Medium core tasks (e.g., create profile, apply for job): 5 points</w:t>
+      </w:r>
+    </w:p>
+    <w:p>
+      <w:pPr>
+        <w:numPr>
+          <w:ilvl w:val="0"/>
+          <w:numId w:val="5"/>
+        </w:numPr>
+        <w:rPr>
+          <w:rFonts w:ascii="Times New Roman" w:hAnsi="Times New Roman" w:cs="Times New Roman"/>
+          <w:lang w:val="en-US"/>
+        </w:rPr>
+      </w:pPr>
+      <w:r>
+        <w:rPr>
+          <w:rFonts w:ascii="Times New Roman" w:hAnsi="Times New Roman" w:cs="Times New Roman"/>
+          <w:lang w:val="en-US"/>
+        </w:rPr>
+        <w:t>Complex tasks (e.g., applicant selection, workload statistics): 8–13 points</w:t>
+      </w:r>
+    </w:p>
+    <w:p>
+      <w:pPr>
+        <w:rPr>
+          <w:rFonts w:ascii="Times New Roman" w:hAnsi="Times New Roman" w:cs="Times New Roman"/>
+          <w:lang w:val="en-US"/>
+        </w:rPr>
+      </w:pPr>
+      <w:r>
+        <w:rPr>
+          <w:rFonts w:ascii="Times New Roman" w:hAnsi="Times New Roman" w:cs="Times New Roman"/>
+          <w:lang w:val="en-US"/>
+        </w:rPr>
+        <w:t>Story point estimation helps us reasonably arrange development progress and avoid unreasonable time arrangement.</w:t>
+      </w:r>
+    </w:p>
+    <w:p>
+      <w:pPr>
+        <w:rPr>
+          <w:rFonts w:ascii="Times New Roman" w:hAnsi="Times New Roman" w:cs="Times New Roman" w:hint="eastAsia"/>
           <w:color w:val="FF0000"/>
-        </w:rPr>
-        <w:t xml:space="preserve">No more than </w:t>
-      </w:r>
-      <w:r>
-        <w:rPr>
-          <w:rFonts w:ascii="Times New Roman" w:hAnsi="Times New Roman" w:cs="Times New Roman"/>
-          <w:color w:val="FF0000"/>
-        </w:rPr>
-        <w:t>5</w:t>
-      </w:r>
-      <w:r>
-        <w:rPr>
-          <w:rFonts w:ascii="Times New Roman" w:hAnsi="Times New Roman" w:cs="Times New Roman"/>
-          <w:color w:val="FF0000"/>
-        </w:rPr>
-        <w:t xml:space="preserve"> pages</w:t>
-      </w:r>
-      <w:r>
-        <w:rPr>
-          <w:rFonts w:ascii="Times New Roman" w:hAnsi="Times New Roman" w:cs="Times New Roman"/>
-          <w:color w:val="FF0000"/>
-        </w:rPr>
-        <w:t>.</w:t>
-      </w:r>
-    </w:p>
-    <w:p>
-      <w:pPr>
-        <w:pStyle w:val="Heading2"/>
+          <w:lang w:val="en-US"/>
+        </w:rPr>
+      </w:pPr>
+    </w:p>
+    <w:p>
+      <w:pPr>
+        <w:pStyle w:val="2"/>
         <w:numPr>
           <w:ilvl w:val="0"/>
           <w:numId w:val="1"/>
@@ -688,8 +1507,543 @@
         <w:t>(if applicable).</w:t>
       </w:r>
     </w:p>
+    <w:p>
+      <w:pPr>
+        <w:rPr>
+          <w:rFonts w:ascii="Times New Roman" w:hAnsi="Times New Roman" w:cs="Times New Roman"/>
+        </w:rPr>
+      </w:pPr>
+    </w:p>
+    <w:p>
+      <w:pPr>
+        <w:rPr>
+          <w:rFonts w:ascii="Times New Roman" w:hAnsi="Times New Roman" w:cs="Times New Roman"/>
+          <w:lang w:val="en-US"/>
+        </w:rPr>
+      </w:pPr>
+      <w:r>
+        <w:rPr>
+          <w:rFonts w:ascii="Times New Roman" w:hAnsi="Times New Roman" w:cs="Times New Roman"/>
+          <w:lang w:val="en-US"/>
+        </w:rPr>
+        <w:t>2. Supporting Material</w:t>
+      </w:r>
+    </w:p>
+    <w:p>
+      <w:pPr>
+        <w:rPr>
+          <w:rFonts w:ascii="Times New Roman" w:hAnsi="Times New Roman" w:cs="Times New Roman"/>
+          <w:lang w:val="en-US"/>
+        </w:rPr>
+      </w:pPr>
+      <w:r>
+        <w:rPr>
+          <w:rFonts w:ascii="Times New Roman" w:hAnsi="Times New Roman" w:cs="Times New Roman"/>
+          <w:lang w:val="en-US"/>
+        </w:rPr>
+        <w:t>2.1 Interview Questions</w:t>
+      </w:r>
+    </w:p>
+    <w:p>
+      <w:pPr>
+        <w:numPr>
+          <w:ilvl w:val="0"/>
+          <w:numId w:val="7"/>
+        </w:numPr>
+        <w:rPr>
+          <w:rFonts w:ascii="Times New Roman" w:hAnsi="Times New Roman" w:cs="Times New Roman"/>
+          <w:lang w:val="en-US"/>
+        </w:rPr>
+      </w:pPr>
+      <w:r>
+        <w:rPr>
+          <w:rFonts w:ascii="Times New Roman" w:hAnsi="Times New Roman" w:cs="Times New Roman"/>
+          <w:lang w:val="en-US"/>
+        </w:rPr>
+        <w:t>For TA applicants:</w:t>
+      </w:r>
+    </w:p>
+    <w:p>
+      <w:pPr>
+        <w:numPr>
+          <w:ilvl w:val="1"/>
+          <w:numId w:val="7"/>
+        </w:numPr>
+        <w:rPr>
+          <w:rFonts w:ascii="Times New Roman" w:hAnsi="Times New Roman" w:cs="Times New Roman"/>
+          <w:lang w:val="en-US"/>
+        </w:rPr>
+      </w:pPr>
+      <w:r>
+        <w:rPr>
+          <w:rFonts w:ascii="Times New Roman" w:hAnsi="Times New Roman" w:cs="Times New Roman"/>
+          <w:lang w:val="en-US"/>
+        </w:rPr>
+        <w:t>What troubles do you have in the current offline TA application process?</w:t>
+      </w:r>
+    </w:p>
+    <w:p>
+      <w:pPr>
+        <w:numPr>
+          <w:ilvl w:val="1"/>
+          <w:numId w:val="7"/>
+        </w:numPr>
+        <w:rPr>
+          <w:rFonts w:ascii="Times New Roman" w:hAnsi="Times New Roman" w:cs="Times New Roman"/>
+          <w:lang w:val="en-US"/>
+        </w:rPr>
+      </w:pPr>
+      <w:r>
+        <w:rPr>
+          <w:rFonts w:ascii="Times New Roman" w:hAnsi="Times New Roman" w:cs="Times New Roman"/>
+          <w:lang w:val="en-US"/>
+        </w:rPr>
+        <w:t>What core functions do you expect the online recruitment system to have?</w:t>
+      </w:r>
+    </w:p>
+    <w:p>
+      <w:pPr>
+        <w:numPr>
+          <w:ilvl w:val="0"/>
+          <w:numId w:val="7"/>
+        </w:numPr>
+        <w:rPr>
+          <w:rFonts w:ascii="Times New Roman" w:hAnsi="Times New Roman" w:cs="Times New Roman"/>
+          <w:lang w:val="en-US"/>
+        </w:rPr>
+      </w:pPr>
+      <w:r>
+        <w:rPr>
+          <w:rFonts w:ascii="Times New Roman" w:hAnsi="Times New Roman" w:cs="Times New Roman"/>
+          <w:lang w:val="en-US"/>
+        </w:rPr>
+        <w:t>For Module Organisers:</w:t>
+      </w:r>
+    </w:p>
+    <w:p>
+      <w:pPr>
+        <w:numPr>
+          <w:ilvl w:val="1"/>
+          <w:numId w:val="7"/>
+        </w:numPr>
+        <w:rPr>
+          <w:rFonts w:ascii="Times New Roman" w:hAnsi="Times New Roman" w:cs="Times New Roman"/>
+          <w:lang w:val="en-US"/>
+        </w:rPr>
+      </w:pPr>
+      <w:r>
+        <w:rPr>
+          <w:rFonts w:ascii="Times New Roman" w:hAnsi="Times New Roman" w:cs="Times New Roman"/>
+          <w:lang w:val="en-US"/>
+        </w:rPr>
+        <w:t>How do you manage TA applications now? What are the inconveniences?</w:t>
+      </w:r>
+    </w:p>
+    <w:p>
+      <w:pPr>
+        <w:numPr>
+          <w:ilvl w:val="1"/>
+          <w:numId w:val="7"/>
+        </w:numPr>
+        <w:rPr>
+          <w:rFonts w:ascii="Times New Roman" w:hAnsi="Times New Roman" w:cs="Times New Roman"/>
+          <w:lang w:val="en-US"/>
+        </w:rPr>
+      </w:pPr>
+      <w:r>
+        <w:rPr>
+          <w:rFonts w:ascii="Times New Roman" w:hAnsi="Times New Roman" w:cs="Times New Roman"/>
+          <w:lang w:val="en-US"/>
+        </w:rPr>
+        <w:t>What information do you need to check when selecting TAs?</w:t>
+      </w:r>
+    </w:p>
+    <w:p>
+      <w:pPr>
+        <w:rPr>
+          <w:rFonts w:ascii="Times New Roman" w:hAnsi="Times New Roman" w:cs="Times New Roman"/>
+          <w:lang w:val="en-US"/>
+        </w:rPr>
+      </w:pPr>
+      <w:r>
+        <w:rPr>
+          <w:rFonts w:ascii="Times New Roman" w:hAnsi="Times New Roman" w:cs="Times New Roman"/>
+          <w:lang w:val="en-US"/>
+        </w:rPr>
+        <w:t>2.2 Survey Results</w:t>
+      </w:r>
+    </w:p>
+    <w:p>
+      <w:pPr>
+        <w:numPr>
+          <w:ilvl w:val="0"/>
+          <w:numId w:val="8"/>
+        </w:numPr>
+        <w:rPr>
+          <w:rFonts w:ascii="Times New Roman" w:hAnsi="Times New Roman" w:cs="Times New Roman"/>
+          <w:lang w:val="en-US"/>
+        </w:rPr>
+      </w:pPr>
+      <w:r>
+        <w:rPr>
+          <w:rFonts w:ascii="Times New Roman" w:hAnsi="Times New Roman" w:cs="Times New Roman"/>
+          <w:lang w:val="en-US"/>
+        </w:rPr>
+        <w:t>100% of interviewees said that the traditional form/Excel method has low efficiency and is easy to make mistakes.</w:t>
+      </w:r>
+    </w:p>
+    <w:p>
+      <w:pPr>
+        <w:numPr>
+          <w:ilvl w:val="0"/>
+          <w:numId w:val="8"/>
+        </w:numPr>
+        <w:rPr>
+          <w:rFonts w:ascii="Times New Roman" w:hAnsi="Times New Roman" w:cs="Times New Roman"/>
+          <w:lang w:val="en-US"/>
+        </w:rPr>
+      </w:pPr>
+      <w:r>
+        <w:rPr>
+          <w:rFonts w:ascii="Times New Roman" w:hAnsi="Times New Roman" w:cs="Times New Roman"/>
+          <w:lang w:val="en-US"/>
+        </w:rPr>
+        <w:lastRenderedPageBreak/>
+        <w:t>All Module Organisers hope to post jobs and check applications online.</w:t>
+      </w:r>
+    </w:p>
+    <w:p>
+      <w:pPr>
+        <w:numPr>
+          <w:ilvl w:val="0"/>
+          <w:numId w:val="8"/>
+        </w:numPr>
+        <w:rPr>
+          <w:rFonts w:ascii="Times New Roman" w:hAnsi="Times New Roman" w:cs="Times New Roman" w:hint="eastAsia"/>
+          <w:lang w:val="en-US"/>
+        </w:rPr>
+      </w:pPr>
+      <w:r>
+        <w:rPr>
+          <w:rFonts w:ascii="Times New Roman" w:hAnsi="Times New Roman" w:cs="Times New Roman"/>
+          <w:lang w:val="en-US"/>
+        </w:rPr>
+        <w:t>All TA applicants need the function of checking application status at any time.</w:t>
+      </w:r>
+    </w:p>
+    <w:p>
+      <w:pPr>
+        <w:rPr>
+          <w:rFonts w:ascii="Times New Roman" w:hAnsi="Times New Roman" w:cs="Times New Roman"/>
+          <w:lang w:val="en-US"/>
+        </w:rPr>
+      </w:pPr>
+      <w:r>
+        <w:rPr>
+          <w:rFonts w:ascii="Times New Roman" w:hAnsi="Times New Roman" w:cs="Times New Roman"/>
+          <w:lang w:val="en-US"/>
+        </w:rPr>
+        <w:t>2.3 Analysis Channels</w:t>
+      </w:r>
+    </w:p>
+    <w:p>
+      <w:pPr>
+        <w:pStyle w:val="a9"/>
+        <w:numPr>
+          <w:ilvl w:val="0"/>
+          <w:numId w:val="9"/>
+        </w:numPr>
+        <w:rPr>
+          <w:rFonts w:ascii="Times New Roman" w:hAnsi="Times New Roman" w:cs="Times New Roman"/>
+          <w:lang w:val="en-US"/>
+        </w:rPr>
+      </w:pPr>
+      <w:r>
+        <w:rPr>
+          <w:rFonts w:ascii="Times New Roman" w:hAnsi="Times New Roman" w:cs="Times New Roman"/>
+          <w:lang w:val="en-US"/>
+        </w:rPr>
+        <w:t>Teaching Assistant Recruitment</w:t>
+      </w:r>
+      <w:r>
+        <w:rPr>
+          <w:rFonts w:ascii="Times New Roman" w:hAnsi="Times New Roman" w:cs="Times New Roman" w:hint="eastAsia"/>
+          <w:lang w:val="en-US"/>
+        </w:rPr>
+        <w:t xml:space="preserve"> of </w:t>
+      </w:r>
+      <w:r>
+        <w:rPr>
+          <w:rFonts w:ascii="Times New Roman" w:hAnsi="Times New Roman" w:cs="Times New Roman"/>
+          <w:lang w:val="en-US"/>
+        </w:rPr>
+        <w:t>BOSS Zhipin:</w:t>
+      </w:r>
+      <w:r>
+        <w:rPr>
+          <w:rFonts w:ascii="Times New Roman" w:hAnsi="Times New Roman" w:cs="Times New Roman" w:hint="eastAsia"/>
+        </w:rPr>
+        <w:t xml:space="preserve"> </w:t>
+      </w:r>
+      <w:hyperlink r:id="rId7" w:history="1">
+        <w:r>
+          <w:rPr>
+            <w:rStyle w:val="af3"/>
+            <w:rFonts w:ascii="Times New Roman" w:hAnsi="Times New Roman" w:cs="Times New Roman"/>
+          </w:rPr>
+          <w:t>「北京招聘」</w:t>
+        </w:r>
+        <w:r>
+          <w:rPr>
+            <w:rStyle w:val="af3"/>
+            <w:rFonts w:ascii="Times New Roman" w:hAnsi="Times New Roman" w:cs="Times New Roman"/>
+          </w:rPr>
+          <w:t>-2026</w:t>
+        </w:r>
+        <w:r>
+          <w:rPr>
+            <w:rStyle w:val="af3"/>
+            <w:rFonts w:ascii="Times New Roman" w:hAnsi="Times New Roman" w:cs="Times New Roman"/>
+          </w:rPr>
+          <w:t>年北京人才招聘信息</w:t>
+        </w:r>
+        <w:r>
+          <w:rPr>
+            <w:rStyle w:val="af3"/>
+            <w:rFonts w:ascii="Times New Roman" w:hAnsi="Times New Roman" w:cs="Times New Roman"/>
+          </w:rPr>
+          <w:t xml:space="preserve"> - BOSS</w:t>
+        </w:r>
+        <w:r>
+          <w:rPr>
+            <w:rStyle w:val="af3"/>
+            <w:rFonts w:ascii="Times New Roman" w:hAnsi="Times New Roman" w:cs="Times New Roman"/>
+          </w:rPr>
+          <w:t>直聘</w:t>
+        </w:r>
+      </w:hyperlink>
+    </w:p>
+    <w:p>
+      <w:pPr>
+        <w:pStyle w:val="a9"/>
+        <w:numPr>
+          <w:ilvl w:val="0"/>
+          <w:numId w:val="9"/>
+        </w:numPr>
+        <w:rPr>
+          <w:rFonts w:ascii="Times New Roman" w:hAnsi="Times New Roman" w:cs="Times New Roman"/>
+        </w:rPr>
+      </w:pPr>
+      <w:r>
+        <w:rPr>
+          <w:rFonts w:ascii="Times New Roman" w:hAnsi="Times New Roman" w:cs="Times New Roman"/>
+          <w:lang w:val="en-US"/>
+        </w:rPr>
+        <w:t>Teaching Assistant Recruitment</w:t>
+      </w:r>
+      <w:r>
+        <w:rPr>
+          <w:rFonts w:ascii="Times New Roman" w:hAnsi="Times New Roman" w:cs="Times New Roman" w:hint="eastAsia"/>
+          <w:lang w:val="en-US"/>
+        </w:rPr>
+        <w:t xml:space="preserve"> of </w:t>
+      </w:r>
+      <w:r>
+        <w:rPr>
+          <w:rFonts w:ascii="Times New Roman" w:hAnsi="Times New Roman" w:cs="Times New Roman"/>
+          <w:lang w:val="en-US"/>
+        </w:rPr>
+        <w:t>51job</w:t>
+      </w:r>
+      <w:r>
+        <w:rPr>
+          <w:rFonts w:ascii="Times New Roman" w:hAnsi="Times New Roman" w:cs="Times New Roman" w:hint="eastAsia"/>
+          <w:lang w:val="en-US"/>
+        </w:rPr>
+        <w:t>:</w:t>
+      </w:r>
+      <w:r>
+        <w:rPr>
+          <w:rFonts w:ascii="Times New Roman" w:hAnsi="Times New Roman" w:cs="Times New Roman" w:hint="eastAsia"/>
+        </w:rPr>
+        <w:t xml:space="preserve"> </w:t>
+      </w:r>
+      <w:hyperlink r:id="rId8" w:history="1">
+        <w:r>
+          <w:rPr>
+            <w:rStyle w:val="af3"/>
+            <w:rFonts w:ascii="Times New Roman" w:hAnsi="Times New Roman" w:cs="Times New Roman"/>
+          </w:rPr>
+          <w:t>【助教招聘网</w:t>
+        </w:r>
+        <w:r>
+          <w:rPr>
+            <w:rStyle w:val="af3"/>
+            <w:rFonts w:ascii="Times New Roman" w:hAnsi="Times New Roman" w:cs="Times New Roman"/>
+          </w:rPr>
+          <w:t>-</w:t>
+        </w:r>
+        <w:r>
+          <w:rPr>
+            <w:rStyle w:val="af3"/>
+            <w:rFonts w:ascii="Times New Roman" w:hAnsi="Times New Roman" w:cs="Times New Roman"/>
+          </w:rPr>
+          <w:t>助教求职招聘信息</w:t>
+        </w:r>
+        <w:r>
+          <w:rPr>
+            <w:rStyle w:val="af3"/>
+            <w:rFonts w:ascii="Times New Roman" w:hAnsi="Times New Roman" w:cs="Times New Roman"/>
+          </w:rPr>
+          <w:t>-</w:t>
+        </w:r>
+        <w:r>
+          <w:rPr>
+            <w:rStyle w:val="af3"/>
+            <w:rFonts w:ascii="Times New Roman" w:hAnsi="Times New Roman" w:cs="Times New Roman"/>
+          </w:rPr>
+          <w:t>找工作】</w:t>
+        </w:r>
+        <w:r>
+          <w:rPr>
+            <w:rStyle w:val="af3"/>
+            <w:rFonts w:ascii="Times New Roman" w:hAnsi="Times New Roman" w:cs="Times New Roman"/>
+          </w:rPr>
+          <w:t>-</w:t>
+        </w:r>
+        <w:r>
+          <w:rPr>
+            <w:rStyle w:val="af3"/>
+            <w:rFonts w:ascii="Times New Roman" w:hAnsi="Times New Roman" w:cs="Times New Roman"/>
+          </w:rPr>
+          <w:t>前程无忧教师招聘网</w:t>
+        </w:r>
+      </w:hyperlink>
+    </w:p>
+    <w:p>
+      <w:pPr>
+        <w:pStyle w:val="a9"/>
+        <w:numPr>
+          <w:ilvl w:val="0"/>
+          <w:numId w:val="9"/>
+        </w:numPr>
+        <w:rPr>
+          <w:rFonts w:ascii="Times New Roman" w:hAnsi="Times New Roman" w:cs="Times New Roman" w:hint="eastAsia"/>
+          <w:lang w:val="en-US"/>
+        </w:rPr>
+      </w:pPr>
+      <w:r>
+        <w:rPr>
+          <w:rFonts w:ascii="Times New Roman" w:hAnsi="Times New Roman" w:cs="Times New Roman"/>
+          <w:lang w:val="en-US"/>
+        </w:rPr>
+        <w:t>Teaching Assistant Recruitment on Liepin</w:t>
+      </w:r>
+      <w:r>
+        <w:rPr>
+          <w:rFonts w:ascii="Times New Roman" w:hAnsi="Times New Roman" w:cs="Times New Roman" w:hint="eastAsia"/>
+          <w:lang w:val="en-US"/>
+        </w:rPr>
+        <w:t>:</w:t>
+      </w:r>
+      <w:r>
+        <w:rPr>
+          <w:rFonts w:ascii="Times New Roman" w:hAnsi="Times New Roman" w:cs="Times New Roman" w:hint="eastAsia"/>
+        </w:rPr>
+        <w:t xml:space="preserve"> </w:t>
+      </w:r>
+      <w:hyperlink r:id="rId9" w:history="1">
+        <w:r>
+          <w:rPr>
+            <w:rStyle w:val="af3"/>
+            <w:rFonts w:ascii="Times New Roman" w:hAnsi="Times New Roman" w:cs="Times New Roman"/>
+          </w:rPr>
+          <w:t>【招聘信息</w:t>
+        </w:r>
+        <w:r>
+          <w:rPr>
+            <w:rStyle w:val="af3"/>
+            <w:rFonts w:ascii="Times New Roman" w:hAnsi="Times New Roman" w:cs="Times New Roman"/>
+          </w:rPr>
+          <w:t>_</w:t>
+        </w:r>
+        <w:r>
+          <w:rPr>
+            <w:rStyle w:val="af3"/>
+            <w:rFonts w:ascii="Times New Roman" w:hAnsi="Times New Roman" w:cs="Times New Roman"/>
+          </w:rPr>
+          <w:t>人才网招聘信息】</w:t>
+        </w:r>
+        <w:r>
+          <w:rPr>
+            <w:rStyle w:val="af3"/>
+            <w:rFonts w:ascii="Times New Roman" w:hAnsi="Times New Roman" w:cs="Times New Roman"/>
+          </w:rPr>
+          <w:t>-</w:t>
+        </w:r>
+        <w:r>
+          <w:rPr>
+            <w:rStyle w:val="af3"/>
+            <w:rFonts w:ascii="Times New Roman" w:hAnsi="Times New Roman" w:cs="Times New Roman"/>
+          </w:rPr>
+          <w:t>猎聘</w:t>
+        </w:r>
+      </w:hyperlink>
+    </w:p>
+    <w:p>
+      <w:pPr>
+        <w:rPr>
+          <w:rFonts w:ascii="Times New Roman" w:hAnsi="Times New Roman" w:cs="Times New Roman"/>
+          <w:lang w:val="en-US"/>
+        </w:rPr>
+      </w:pPr>
+      <w:r>
+        <w:rPr>
+          <w:rFonts w:ascii="Times New Roman" w:hAnsi="Times New Roman" w:cs="Times New Roman"/>
+          <w:lang w:val="en-US"/>
+        </w:rPr>
+        <w:t>2.</w:t>
+      </w:r>
+      <w:r>
+        <w:rPr>
+          <w:rFonts w:ascii="Times New Roman" w:hAnsi="Times New Roman" w:cs="Times New Roman" w:hint="eastAsia"/>
+          <w:lang w:val="en-US"/>
+        </w:rPr>
+        <w:t>4</w:t>
+      </w:r>
+      <w:r>
+        <w:rPr>
+          <w:rFonts w:ascii="Times New Roman" w:hAnsi="Times New Roman" w:cs="Times New Roman"/>
+          <w:lang w:val="en-US"/>
+        </w:rPr>
+        <w:t xml:space="preserve"> Customer Feedback</w:t>
+      </w:r>
+    </w:p>
+    <w:p>
+      <w:pPr>
+        <w:rPr>
+          <w:rFonts w:ascii="Times New Roman" w:hAnsi="Times New Roman" w:cs="Times New Roman"/>
+          <w:lang w:val="en-US"/>
+        </w:rPr>
+      </w:pPr>
+      <w:r>
+        <w:rPr>
+          <w:rFonts w:ascii="Times New Roman" w:hAnsi="Times New Roman" w:cs="Times New Roman"/>
+          <w:lang w:val="en-US"/>
+        </w:rPr>
+        <w:t>The school’s teaching team affirmed our requirement analysis results. They agreed that the core functions we designed can effectively solve the pain points of the traditional TA recruitment process.</w:t>
+      </w:r>
+    </w:p>
+    <w:p>
+      <w:pPr>
+        <w:rPr>
+          <w:rFonts w:ascii="Times New Roman" w:hAnsi="Times New Roman" w:cs="Times New Roman" w:hint="eastAsia"/>
+          <w:lang w:val="en-US"/>
+        </w:rPr>
+      </w:pPr>
+    </w:p>
     <w:sectPr>
-      <w:footerReference w:type="default" r:id="rId7"/>
+      <w:footerReference w:type="default" r:id="rId10"/>
       <w:pgSz w:w="11906" w:h="16838"/>
       <w:pgMar w:top="1440" w:right="1440" w:bottom="1440" w:left="1440" w:header="708" w:footer="708" w:gutter="0"/>
       <w:cols w:space="708"/>
@@ -734,7 +2088,6 @@
         <w:docPartUnique/>
       </w:docPartObj>
     </w:sdtPr>
-    <w:sdtEndPr/>
     <w:sdtContent>
       <w:sdt>
         <w:sdtPr>
@@ -744,11 +2097,10 @@
             <w:docPartUnique/>
           </w:docPartObj>
         </w:sdtPr>
-        <w:sdtEndPr/>
         <w:sdtContent>
           <w:p>
             <w:pPr>
-              <w:pStyle w:val="Footer"/>
+              <w:pStyle w:val="af1"/>
               <w:jc w:val="right"/>
             </w:pPr>
             <w:r>
@@ -850,7 +2202,7 @@
   </w:sdt>
   <w:p>
     <w:pPr>
-      <w:pStyle w:val="Footer"/>
+      <w:pStyle w:val="af1"/>
     </w:pPr>
   </w:p>
 </w:ftr>
@@ -884,6 +2236,498 @@
 <file path=word/numbering.xml><?xml version="1.0" encoding="utf-8"?>
 <w:numbering xmlns:wpc="http://schemas.microsoft.com/office/word/2010/wordprocessingCanvas" xmlns:cx="http://schemas.microsoft.com/office/drawing/2014/chartex" xmlns:cx1="http://schemas.microsoft.com/office/drawing/2015/9/8/chartex" xmlns:cx2="http://schemas.microsoft.com/office/drawing/2015/10/21/chartex" xmlns:cx3="http://schemas.microsoft.com/office/drawing/2016/5/9/chartex" xmlns:cx4="http://schemas.microsoft.com/office/drawing/2016/5/10/chartex" xmlns:cx5="http://schemas.microsoft.com/office/drawing/2016/5/11/chartex" xmlns:cx6="http://schemas.microsoft.com/office/drawing/2016/5/12/chartex" xmlns:cx7="http://schemas.microsoft.com/office/drawing/2016/5/13/chartex" xmlns:cx8="http://schemas.microsoft.com/office/drawing/2016/5/14/chartex" xmlns:mc="http://schemas.openxmlformats.org/markup-compatibility/2006" xmlns:aink="http://schemas.microsoft.com/office/drawing/2016/ink" xmlns:am3d="http://schemas.microsoft.com/office/drawing/2017/model3d" xmlns:o="urn:schemas-microsoft-com:office:office" xmlns:oel="http://schemas.microsoft.com/office/2019/extlst" xmlns:r="http://schemas.openxmlformats.org/officeDocument/2006/relationships" xmlns:m="http://schemas.openxmlformats.org/officeDocument/2006/math" xmlns:v="urn:schemas-microsoft-com:vml" xmlns:wp14="http://schemas.microsoft.com/office/word/2010/wordprocessingDrawing" xmlns:wp="http://schemas.openxmlformats.org/drawingml/2006/wordprocessingDrawing" xmlns:w10="urn:schemas-microsoft-com:office:word" xmlns:w="http://schemas.openxmlformats.org/wordprocessingml/2006/main" xmlns:w14="http://schemas.microsoft.com/office/word/2010/wordml" xmlns:w15="http://schemas.microsoft.com/office/word/2012/wordml" xmlns:w16cex="http://schemas.microsoft.com/office/word/2018/wordml/cex" xmlns:w16cid="http://schemas.microsoft.com/office/word/2016/wordml/cid" xmlns:w16="http://schemas.microsoft.com/office/word/2018/wordml" xmlns:w16du="http://schemas.microsoft.com/office/word/2023/wordml/word16du" xmlns:w16sdtdh="http://schemas.microsoft.com/office/word/2020/wordml/sdtdatahash" xmlns:w16sdtfl="http://schemas.microsoft.com/office/word/2024/wordml/sdtformatlock" xmlns:w16se="http://schemas.microsoft.com/office/word/2015/wordml/symex" xmlns:wpg="http://schemas.microsoft.com/office/word/2010/wordprocessingGroup" xmlns:wpi="http://schemas.microsoft.com/office/word/2010/wordprocessingInk" xmlns:wne="http://schemas.microsoft.com/office/word/2006/wordml" xmlns:wps="http://schemas.microsoft.com/office/word/2010/wordprocessingShape" mc:Ignorable="w14 w15 w16se w16cid w16 w16cex w16sdtdh w16sdtfl w16du wp14">
   <w:abstractNum w:abstractNumId="0" w15:restartNumberingAfterBreak="0">
+    <w:nsid w:val="07E213E1"/>
+    <w:multiLevelType w:val="multilevel"/>
+    <w:tmpl w:val="A7980530"/>
+    <w:lvl w:ilvl="0">
+      <w:start w:val="1"/>
+      <w:numFmt w:val="decimal"/>
+      <w:lvlText w:val="%1."/>
+      <w:lvlJc w:val="left"/>
+      <w:pPr>
+        <w:tabs>
+          <w:tab w:val="num" w:pos="720"/>
+        </w:tabs>
+        <w:ind w:left="720" w:hanging="360"/>
+      </w:pPr>
+    </w:lvl>
+    <w:lvl w:ilvl="1">
+      <w:start w:val="1"/>
+      <w:numFmt w:val="bullet"/>
+      <w:lvlText w:val="o"/>
+      <w:lvlJc w:val="left"/>
+      <w:pPr>
+        <w:tabs>
+          <w:tab w:val="num" w:pos="1440"/>
+        </w:tabs>
+        <w:ind w:left="1440" w:hanging="360"/>
+      </w:pPr>
+      <w:rPr>
+        <w:rFonts w:ascii="Courier New" w:hAnsi="Courier New" w:hint="default"/>
+        <w:sz w:val="20"/>
+      </w:rPr>
+    </w:lvl>
+    <w:lvl w:ilvl="2" w:tentative="1">
+      <w:start w:val="1"/>
+      <w:numFmt w:val="decimal"/>
+      <w:lvlText w:val="%3."/>
+      <w:lvlJc w:val="left"/>
+      <w:pPr>
+        <w:tabs>
+          <w:tab w:val="num" w:pos="2160"/>
+        </w:tabs>
+        <w:ind w:left="2160" w:hanging="360"/>
+      </w:pPr>
+    </w:lvl>
+    <w:lvl w:ilvl="3" w:tentative="1">
+      <w:start w:val="1"/>
+      <w:numFmt w:val="decimal"/>
+      <w:lvlText w:val="%4."/>
+      <w:lvlJc w:val="left"/>
+      <w:pPr>
+        <w:tabs>
+          <w:tab w:val="num" w:pos="2880"/>
+        </w:tabs>
+        <w:ind w:left="2880" w:hanging="360"/>
+      </w:pPr>
+    </w:lvl>
+    <w:lvl w:ilvl="4" w:tentative="1">
+      <w:start w:val="1"/>
+      <w:numFmt w:val="decimal"/>
+      <w:lvlText w:val="%5."/>
+      <w:lvlJc w:val="left"/>
+      <w:pPr>
+        <w:tabs>
+          <w:tab w:val="num" w:pos="3600"/>
+        </w:tabs>
+        <w:ind w:left="3600" w:hanging="360"/>
+      </w:pPr>
+    </w:lvl>
+    <w:lvl w:ilvl="5" w:tentative="1">
+      <w:start w:val="1"/>
+      <w:numFmt w:val="decimal"/>
+      <w:lvlText w:val="%6."/>
+      <w:lvlJc w:val="left"/>
+      <w:pPr>
+        <w:tabs>
+          <w:tab w:val="num" w:pos="4320"/>
+        </w:tabs>
+        <w:ind w:left="4320" w:hanging="360"/>
+      </w:pPr>
+    </w:lvl>
+    <w:lvl w:ilvl="6" w:tentative="1">
+      <w:start w:val="1"/>
+      <w:numFmt w:val="decimal"/>
+      <w:lvlText w:val="%7."/>
+      <w:lvlJc w:val="left"/>
+      <w:pPr>
+        <w:tabs>
+          <w:tab w:val="num" w:pos="5040"/>
+        </w:tabs>
+        <w:ind w:left="5040" w:hanging="360"/>
+      </w:pPr>
+    </w:lvl>
+    <w:lvl w:ilvl="7" w:tentative="1">
+      <w:start w:val="1"/>
+      <w:numFmt w:val="decimal"/>
+      <w:lvlText w:val="%8."/>
+      <w:lvlJc w:val="left"/>
+      <w:pPr>
+        <w:tabs>
+          <w:tab w:val="num" w:pos="5760"/>
+        </w:tabs>
+        <w:ind w:left="5760" w:hanging="360"/>
+      </w:pPr>
+    </w:lvl>
+    <w:lvl w:ilvl="8" w:tentative="1">
+      <w:start w:val="1"/>
+      <w:numFmt w:val="decimal"/>
+      <w:lvlText w:val="%9."/>
+      <w:lvlJc w:val="left"/>
+      <w:pPr>
+        <w:tabs>
+          <w:tab w:val="num" w:pos="6480"/>
+        </w:tabs>
+        <w:ind w:left="6480" w:hanging="360"/>
+      </w:pPr>
+    </w:lvl>
+  </w:abstractNum>
+  <w:abstractNum w:abstractNumId="1" w15:restartNumberingAfterBreak="0">
+    <w:nsid w:val="175A1577"/>
+    <w:multiLevelType w:val="multilevel"/>
+    <w:tmpl w:val="3FE8F4E0"/>
+    <w:lvl w:ilvl="0">
+      <w:start w:val="1"/>
+      <w:numFmt w:val="bullet"/>
+      <w:lvlText w:val=""/>
+      <w:lvlJc w:val="left"/>
+      <w:pPr>
+        <w:tabs>
+          <w:tab w:val="num" w:pos="720"/>
+        </w:tabs>
+        <w:ind w:left="720" w:hanging="360"/>
+      </w:pPr>
+      <w:rPr>
+        <w:rFonts w:ascii="Symbol" w:hAnsi="Symbol" w:hint="default"/>
+        <w:sz w:val="20"/>
+      </w:rPr>
+    </w:lvl>
+    <w:lvl w:ilvl="1" w:tentative="1">
+      <w:start w:val="1"/>
+      <w:numFmt w:val="bullet"/>
+      <w:lvlText w:val="o"/>
+      <w:lvlJc w:val="left"/>
+      <w:pPr>
+        <w:tabs>
+          <w:tab w:val="num" w:pos="1440"/>
+        </w:tabs>
+        <w:ind w:left="1440" w:hanging="360"/>
+      </w:pPr>
+      <w:rPr>
+        <w:rFonts w:ascii="Courier New" w:hAnsi="Courier New" w:hint="default"/>
+        <w:sz w:val="20"/>
+      </w:rPr>
+    </w:lvl>
+    <w:lvl w:ilvl="2" w:tentative="1">
+      <w:start w:val="1"/>
+      <w:numFmt w:val="bullet"/>
+      <w:lvlText w:val=""/>
+      <w:lvlJc w:val="left"/>
+      <w:pPr>
+        <w:tabs>
+          <w:tab w:val="num" w:pos="2160"/>
+        </w:tabs>
+        <w:ind w:left="2160" w:hanging="360"/>
+      </w:pPr>
+      <w:rPr>
+        <w:rFonts w:ascii="Wingdings" w:hAnsi="Wingdings" w:hint="default"/>
+        <w:sz w:val="20"/>
+      </w:rPr>
+    </w:lvl>
+    <w:lvl w:ilvl="3" w:tentative="1">
+      <w:start w:val="1"/>
+      <w:numFmt w:val="bullet"/>
+      <w:lvlText w:val=""/>
+      <w:lvlJc w:val="left"/>
+      <w:pPr>
+        <w:tabs>
+          <w:tab w:val="num" w:pos="2880"/>
+        </w:tabs>
+        <w:ind w:left="2880" w:hanging="360"/>
+      </w:pPr>
+      <w:rPr>
+        <w:rFonts w:ascii="Wingdings" w:hAnsi="Wingdings" w:hint="default"/>
+        <w:sz w:val="20"/>
+      </w:rPr>
+    </w:lvl>
+    <w:lvl w:ilvl="4" w:tentative="1">
+      <w:start w:val="1"/>
+      <w:numFmt w:val="bullet"/>
+      <w:lvlText w:val=""/>
+      <w:lvlJc w:val="left"/>
+      <w:pPr>
+        <w:tabs>
+          <w:tab w:val="num" w:pos="3600"/>
+        </w:tabs>
+        <w:ind w:left="3600" w:hanging="360"/>
+      </w:pPr>
+      <w:rPr>
+        <w:rFonts w:ascii="Wingdings" w:hAnsi="Wingdings" w:hint="default"/>
+        <w:sz w:val="20"/>
+      </w:rPr>
+    </w:lvl>
+    <w:lvl w:ilvl="5" w:tentative="1">
+      <w:start w:val="1"/>
+      <w:numFmt w:val="bullet"/>
+      <w:lvlText w:val=""/>
+      <w:lvlJc w:val="left"/>
+      <w:pPr>
+        <w:tabs>
+          <w:tab w:val="num" w:pos="4320"/>
+        </w:tabs>
+        <w:ind w:left="4320" w:hanging="360"/>
+      </w:pPr>
+      <w:rPr>
+        <w:rFonts w:ascii="Wingdings" w:hAnsi="Wingdings" w:hint="default"/>
+        <w:sz w:val="20"/>
+      </w:rPr>
+    </w:lvl>
+    <w:lvl w:ilvl="6" w:tentative="1">
+      <w:start w:val="1"/>
+      <w:numFmt w:val="bullet"/>
+      <w:lvlText w:val=""/>
+      <w:lvlJc w:val="left"/>
+      <w:pPr>
+        <w:tabs>
+          <w:tab w:val="num" w:pos="5040"/>
+        </w:tabs>
+        <w:ind w:left="5040" w:hanging="360"/>
+      </w:pPr>
+      <w:rPr>
+        <w:rFonts w:ascii="Wingdings" w:hAnsi="Wingdings" w:hint="default"/>
+        <w:sz w:val="20"/>
+      </w:rPr>
+    </w:lvl>
+    <w:lvl w:ilvl="7" w:tentative="1">
+      <w:start w:val="1"/>
+      <w:numFmt w:val="bullet"/>
+      <w:lvlText w:val=""/>
+      <w:lvlJc w:val="left"/>
+      <w:pPr>
+        <w:tabs>
+          <w:tab w:val="num" w:pos="5760"/>
+        </w:tabs>
+        <w:ind w:left="5760" w:hanging="360"/>
+      </w:pPr>
+      <w:rPr>
+        <w:rFonts w:ascii="Wingdings" w:hAnsi="Wingdings" w:hint="default"/>
+        <w:sz w:val="20"/>
+      </w:rPr>
+    </w:lvl>
+    <w:lvl w:ilvl="8" w:tentative="1">
+      <w:start w:val="1"/>
+      <w:numFmt w:val="bullet"/>
+      <w:lvlText w:val=""/>
+      <w:lvlJc w:val="left"/>
+      <w:pPr>
+        <w:tabs>
+          <w:tab w:val="num" w:pos="6480"/>
+        </w:tabs>
+        <w:ind w:left="6480" w:hanging="360"/>
+      </w:pPr>
+      <w:rPr>
+        <w:rFonts w:ascii="Wingdings" w:hAnsi="Wingdings" w:hint="default"/>
+        <w:sz w:val="20"/>
+      </w:rPr>
+    </w:lvl>
+  </w:abstractNum>
+  <w:abstractNum w:abstractNumId="2" w15:restartNumberingAfterBreak="0">
+    <w:nsid w:val="233B4EDC"/>
+    <w:multiLevelType w:val="hybridMultilevel"/>
+    <w:tmpl w:val="38F6AC76"/>
+    <w:lvl w:ilvl="0" w:tplc="04090001">
+      <w:start w:val="1"/>
+      <w:numFmt w:val="bullet"/>
+      <w:lvlText w:val=""/>
+      <w:lvlJc w:val="left"/>
+      <w:pPr>
+        <w:ind w:left="1160" w:hanging="440"/>
+      </w:pPr>
+      <w:rPr>
+        <w:rFonts w:ascii="Wingdings" w:hAnsi="Wingdings" w:hint="default"/>
+      </w:rPr>
+    </w:lvl>
+    <w:lvl w:ilvl="1" w:tplc="04090003" w:tentative="1">
+      <w:start w:val="1"/>
+      <w:numFmt w:val="bullet"/>
+      <w:lvlText w:val=""/>
+      <w:lvlJc w:val="left"/>
+      <w:pPr>
+        <w:ind w:left="1600" w:hanging="440"/>
+      </w:pPr>
+      <w:rPr>
+        <w:rFonts w:ascii="Wingdings" w:hAnsi="Wingdings" w:hint="default"/>
+      </w:rPr>
+    </w:lvl>
+    <w:lvl w:ilvl="2" w:tplc="04090005" w:tentative="1">
+      <w:start w:val="1"/>
+      <w:numFmt w:val="bullet"/>
+      <w:lvlText w:val=""/>
+      <w:lvlJc w:val="left"/>
+      <w:pPr>
+        <w:ind w:left="2040" w:hanging="440"/>
+      </w:pPr>
+      <w:rPr>
+        <w:rFonts w:ascii="Wingdings" w:hAnsi="Wingdings" w:hint="default"/>
+      </w:rPr>
+    </w:lvl>
+    <w:lvl w:ilvl="3" w:tplc="04090001" w:tentative="1">
+      <w:start w:val="1"/>
+      <w:numFmt w:val="bullet"/>
+      <w:lvlText w:val=""/>
+      <w:lvlJc w:val="left"/>
+      <w:pPr>
+        <w:ind w:left="2480" w:hanging="440"/>
+      </w:pPr>
+      <w:rPr>
+        <w:rFonts w:ascii="Wingdings" w:hAnsi="Wingdings" w:hint="default"/>
+      </w:rPr>
+    </w:lvl>
+    <w:lvl w:ilvl="4" w:tplc="04090003" w:tentative="1">
+      <w:start w:val="1"/>
+      <w:numFmt w:val="bullet"/>
+      <w:lvlText w:val=""/>
+      <w:lvlJc w:val="left"/>
+      <w:pPr>
+        <w:ind w:left="2920" w:hanging="440"/>
+      </w:pPr>
+      <w:rPr>
+        <w:rFonts w:ascii="Wingdings" w:hAnsi="Wingdings" w:hint="default"/>
+      </w:rPr>
+    </w:lvl>
+    <w:lvl w:ilvl="5" w:tplc="04090005" w:tentative="1">
+      <w:start w:val="1"/>
+      <w:numFmt w:val="bullet"/>
+      <w:lvlText w:val=""/>
+      <w:lvlJc w:val="left"/>
+      <w:pPr>
+        <w:ind w:left="3360" w:hanging="440"/>
+      </w:pPr>
+      <w:rPr>
+        <w:rFonts w:ascii="Wingdings" w:hAnsi="Wingdings" w:hint="default"/>
+      </w:rPr>
+    </w:lvl>
+    <w:lvl w:ilvl="6" w:tplc="04090001" w:tentative="1">
+      <w:start w:val="1"/>
+      <w:numFmt w:val="bullet"/>
+      <w:lvlText w:val=""/>
+      <w:lvlJc w:val="left"/>
+      <w:pPr>
+        <w:ind w:left="3800" w:hanging="440"/>
+      </w:pPr>
+      <w:rPr>
+        <w:rFonts w:ascii="Wingdings" w:hAnsi="Wingdings" w:hint="default"/>
+      </w:rPr>
+    </w:lvl>
+    <w:lvl w:ilvl="7" w:tplc="04090003" w:tentative="1">
+      <w:start w:val="1"/>
+      <w:numFmt w:val="bullet"/>
+      <w:lvlText w:val=""/>
+      <w:lvlJc w:val="left"/>
+      <w:pPr>
+        <w:ind w:left="4240" w:hanging="440"/>
+      </w:pPr>
+      <w:rPr>
+        <w:rFonts w:ascii="Wingdings" w:hAnsi="Wingdings" w:hint="default"/>
+      </w:rPr>
+    </w:lvl>
+    <w:lvl w:ilvl="8" w:tplc="04090005" w:tentative="1">
+      <w:start w:val="1"/>
+      <w:numFmt w:val="bullet"/>
+      <w:lvlText w:val=""/>
+      <w:lvlJc w:val="left"/>
+      <w:pPr>
+        <w:ind w:left="4680" w:hanging="440"/>
+      </w:pPr>
+      <w:rPr>
+        <w:rFonts w:ascii="Wingdings" w:hAnsi="Wingdings" w:hint="default"/>
+      </w:rPr>
+    </w:lvl>
+  </w:abstractNum>
+  <w:abstractNum w:abstractNumId="3" w15:restartNumberingAfterBreak="0">
+    <w:nsid w:val="2FEC3CB6"/>
+    <w:multiLevelType w:val="multilevel"/>
+    <w:tmpl w:val="59CE8740"/>
+    <w:lvl w:ilvl="0">
+      <w:start w:val="1"/>
+      <w:numFmt w:val="decimal"/>
+      <w:lvlText w:val="%1)"/>
+      <w:lvlJc w:val="left"/>
+      <w:pPr>
+        <w:tabs>
+          <w:tab w:val="num" w:pos="720"/>
+        </w:tabs>
+        <w:ind w:left="720" w:hanging="360"/>
+      </w:pPr>
+    </w:lvl>
+    <w:lvl w:ilvl="1" w:tentative="1">
+      <w:start w:val="1"/>
+      <w:numFmt w:val="decimal"/>
+      <w:lvlText w:val="%2."/>
+      <w:lvlJc w:val="left"/>
+      <w:pPr>
+        <w:tabs>
+          <w:tab w:val="num" w:pos="1440"/>
+        </w:tabs>
+        <w:ind w:left="1440" w:hanging="360"/>
+      </w:pPr>
+    </w:lvl>
+    <w:lvl w:ilvl="2" w:tentative="1">
+      <w:start w:val="1"/>
+      <w:numFmt w:val="decimal"/>
+      <w:lvlText w:val="%3."/>
+      <w:lvlJc w:val="left"/>
+      <w:pPr>
+        <w:tabs>
+          <w:tab w:val="num" w:pos="2160"/>
+        </w:tabs>
+        <w:ind w:left="2160" w:hanging="360"/>
+      </w:pPr>
+    </w:lvl>
+    <w:lvl w:ilvl="3" w:tentative="1">
+      <w:start w:val="1"/>
+      <w:numFmt w:val="decimal"/>
+      <w:lvlText w:val="%4."/>
+      <w:lvlJc w:val="left"/>
+      <w:pPr>
+        <w:tabs>
+          <w:tab w:val="num" w:pos="2880"/>
+        </w:tabs>
+        <w:ind w:left="2880" w:hanging="360"/>
+      </w:pPr>
+    </w:lvl>
+    <w:lvl w:ilvl="4" w:tentative="1">
+      <w:start w:val="1"/>
+      <w:numFmt w:val="decimal"/>
+      <w:lvlText w:val="%5."/>
+      <w:lvlJc w:val="left"/>
+      <w:pPr>
+        <w:tabs>
+          <w:tab w:val="num" w:pos="3600"/>
+        </w:tabs>
+        <w:ind w:left="3600" w:hanging="360"/>
+      </w:pPr>
+    </w:lvl>
+    <w:lvl w:ilvl="5" w:tentative="1">
+      <w:start w:val="1"/>
+      <w:numFmt w:val="decimal"/>
+      <w:lvlText w:val="%6."/>
+      <w:lvlJc w:val="left"/>
+      <w:pPr>
+        <w:tabs>
+          <w:tab w:val="num" w:pos="4320"/>
+        </w:tabs>
+        <w:ind w:left="4320" w:hanging="360"/>
+      </w:pPr>
+    </w:lvl>
+    <w:lvl w:ilvl="6" w:tentative="1">
+      <w:start w:val="1"/>
+      <w:numFmt w:val="decimal"/>
+      <w:lvlText w:val="%7."/>
+      <w:lvlJc w:val="left"/>
+      <w:pPr>
+        <w:tabs>
+          <w:tab w:val="num" w:pos="5040"/>
+        </w:tabs>
+        <w:ind w:left="5040" w:hanging="360"/>
+      </w:pPr>
+    </w:lvl>
+    <w:lvl w:ilvl="7" w:tentative="1">
+      <w:start w:val="1"/>
+      <w:numFmt w:val="decimal"/>
+      <w:lvlText w:val="%8."/>
+      <w:lvlJc w:val="left"/>
+      <w:pPr>
+        <w:tabs>
+          <w:tab w:val="num" w:pos="5760"/>
+        </w:tabs>
+        <w:ind w:left="5760" w:hanging="360"/>
+      </w:pPr>
+    </w:lvl>
+    <w:lvl w:ilvl="8" w:tentative="1">
+      <w:start w:val="1"/>
+      <w:numFmt w:val="decimal"/>
+      <w:lvlText w:val="%9."/>
+      <w:lvlJc w:val="left"/>
+      <w:pPr>
+        <w:tabs>
+          <w:tab w:val="num" w:pos="6480"/>
+        </w:tabs>
+        <w:ind w:left="6480" w:hanging="360"/>
+      </w:pPr>
+    </w:lvl>
+  </w:abstractNum>
+  <w:abstractNum w:abstractNumId="4" w15:restartNumberingAfterBreak="0">
     <w:nsid w:val="483F6021"/>
     <w:multiLevelType w:val="hybridMultilevel"/>
     <w:tmpl w:val="0A20ADFE"/>
@@ -969,8 +2813,565 @@
       </w:pPr>
     </w:lvl>
   </w:abstractNum>
+  <w:abstractNum w:abstractNumId="5" w15:restartNumberingAfterBreak="0">
+    <w:nsid w:val="510D1A61"/>
+    <w:multiLevelType w:val="multilevel"/>
+    <w:tmpl w:val="4A8EB8B4"/>
+    <w:lvl w:ilvl="0">
+      <w:start w:val="1"/>
+      <w:numFmt w:val="bullet"/>
+      <w:lvlText w:val=""/>
+      <w:lvlJc w:val="left"/>
+      <w:pPr>
+        <w:tabs>
+          <w:tab w:val="num" w:pos="720"/>
+        </w:tabs>
+        <w:ind w:left="720" w:hanging="360"/>
+      </w:pPr>
+      <w:rPr>
+        <w:rFonts w:ascii="Symbol" w:hAnsi="Symbol" w:hint="default"/>
+        <w:sz w:val="20"/>
+      </w:rPr>
+    </w:lvl>
+    <w:lvl w:ilvl="1" w:tentative="1">
+      <w:start w:val="1"/>
+      <w:numFmt w:val="bullet"/>
+      <w:lvlText w:val="o"/>
+      <w:lvlJc w:val="left"/>
+      <w:pPr>
+        <w:tabs>
+          <w:tab w:val="num" w:pos="1440"/>
+        </w:tabs>
+        <w:ind w:left="1440" w:hanging="360"/>
+      </w:pPr>
+      <w:rPr>
+        <w:rFonts w:ascii="Courier New" w:hAnsi="Courier New" w:hint="default"/>
+        <w:sz w:val="20"/>
+      </w:rPr>
+    </w:lvl>
+    <w:lvl w:ilvl="2" w:tentative="1">
+      <w:start w:val="1"/>
+      <w:numFmt w:val="bullet"/>
+      <w:lvlText w:val=""/>
+      <w:lvlJc w:val="left"/>
+      <w:pPr>
+        <w:tabs>
+          <w:tab w:val="num" w:pos="2160"/>
+        </w:tabs>
+        <w:ind w:left="2160" w:hanging="360"/>
+      </w:pPr>
+      <w:rPr>
+        <w:rFonts w:ascii="Wingdings" w:hAnsi="Wingdings" w:hint="default"/>
+        <w:sz w:val="20"/>
+      </w:rPr>
+    </w:lvl>
+    <w:lvl w:ilvl="3" w:tentative="1">
+      <w:start w:val="1"/>
+      <w:numFmt w:val="bullet"/>
+      <w:lvlText w:val=""/>
+      <w:lvlJc w:val="left"/>
+      <w:pPr>
+        <w:tabs>
+          <w:tab w:val="num" w:pos="2880"/>
+        </w:tabs>
+        <w:ind w:left="2880" w:hanging="360"/>
+      </w:pPr>
+      <w:rPr>
+        <w:rFonts w:ascii="Wingdings" w:hAnsi="Wingdings" w:hint="default"/>
+        <w:sz w:val="20"/>
+      </w:rPr>
+    </w:lvl>
+    <w:lvl w:ilvl="4" w:tentative="1">
+      <w:start w:val="1"/>
+      <w:numFmt w:val="bullet"/>
+      <w:lvlText w:val=""/>
+      <w:lvlJc w:val="left"/>
+      <w:pPr>
+        <w:tabs>
+          <w:tab w:val="num" w:pos="3600"/>
+        </w:tabs>
+        <w:ind w:left="3600" w:hanging="360"/>
+      </w:pPr>
+      <w:rPr>
+        <w:rFonts w:ascii="Wingdings" w:hAnsi="Wingdings" w:hint="default"/>
+        <w:sz w:val="20"/>
+      </w:rPr>
+    </w:lvl>
+    <w:lvl w:ilvl="5" w:tentative="1">
+      <w:start w:val="1"/>
+      <w:numFmt w:val="bullet"/>
+      <w:lvlText w:val=""/>
+      <w:lvlJc w:val="left"/>
+      <w:pPr>
+        <w:tabs>
+          <w:tab w:val="num" w:pos="4320"/>
+        </w:tabs>
+        <w:ind w:left="4320" w:hanging="360"/>
+      </w:pPr>
+      <w:rPr>
+        <w:rFonts w:ascii="Wingdings" w:hAnsi="Wingdings" w:hint="default"/>
+        <w:sz w:val="20"/>
+      </w:rPr>
+    </w:lvl>
+    <w:lvl w:ilvl="6" w:tentative="1">
+      <w:start w:val="1"/>
+      <w:numFmt w:val="bullet"/>
+      <w:lvlText w:val=""/>
+      <w:lvlJc w:val="left"/>
+      <w:pPr>
+        <w:tabs>
+          <w:tab w:val="num" w:pos="5040"/>
+        </w:tabs>
+        <w:ind w:left="5040" w:hanging="360"/>
+      </w:pPr>
+      <w:rPr>
+        <w:rFonts w:ascii="Wingdings" w:hAnsi="Wingdings" w:hint="default"/>
+        <w:sz w:val="20"/>
+      </w:rPr>
+    </w:lvl>
+    <w:lvl w:ilvl="7" w:tentative="1">
+      <w:start w:val="1"/>
+      <w:numFmt w:val="bullet"/>
+      <w:lvlText w:val=""/>
+      <w:lvlJc w:val="left"/>
+      <w:pPr>
+        <w:tabs>
+          <w:tab w:val="num" w:pos="5760"/>
+        </w:tabs>
+        <w:ind w:left="5760" w:hanging="360"/>
+      </w:pPr>
+      <w:rPr>
+        <w:rFonts w:ascii="Wingdings" w:hAnsi="Wingdings" w:hint="default"/>
+        <w:sz w:val="20"/>
+      </w:rPr>
+    </w:lvl>
+    <w:lvl w:ilvl="8" w:tentative="1">
+      <w:start w:val="1"/>
+      <w:numFmt w:val="bullet"/>
+      <w:lvlText w:val=""/>
+      <w:lvlJc w:val="left"/>
+      <w:pPr>
+        <w:tabs>
+          <w:tab w:val="num" w:pos="6480"/>
+        </w:tabs>
+        <w:ind w:left="6480" w:hanging="360"/>
+      </w:pPr>
+      <w:rPr>
+        <w:rFonts w:ascii="Wingdings" w:hAnsi="Wingdings" w:hint="default"/>
+        <w:sz w:val="20"/>
+      </w:rPr>
+    </w:lvl>
+  </w:abstractNum>
+  <w:abstractNum w:abstractNumId="6" w15:restartNumberingAfterBreak="0">
+    <w:nsid w:val="58D2455B"/>
+    <w:multiLevelType w:val="multilevel"/>
+    <w:tmpl w:val="CD106780"/>
+    <w:lvl w:ilvl="0">
+      <w:start w:val="1"/>
+      <w:numFmt w:val="bullet"/>
+      <w:lvlText w:val=""/>
+      <w:lvlJc w:val="left"/>
+      <w:pPr>
+        <w:tabs>
+          <w:tab w:val="num" w:pos="720"/>
+        </w:tabs>
+        <w:ind w:left="720" w:hanging="360"/>
+      </w:pPr>
+      <w:rPr>
+        <w:rFonts w:ascii="Symbol" w:hAnsi="Symbol" w:hint="default"/>
+        <w:sz w:val="20"/>
+      </w:rPr>
+    </w:lvl>
+    <w:lvl w:ilvl="1" w:tentative="1">
+      <w:start w:val="1"/>
+      <w:numFmt w:val="bullet"/>
+      <w:lvlText w:val="o"/>
+      <w:lvlJc w:val="left"/>
+      <w:pPr>
+        <w:tabs>
+          <w:tab w:val="num" w:pos="1440"/>
+        </w:tabs>
+        <w:ind w:left="1440" w:hanging="360"/>
+      </w:pPr>
+      <w:rPr>
+        <w:rFonts w:ascii="Courier New" w:hAnsi="Courier New" w:hint="default"/>
+        <w:sz w:val="20"/>
+      </w:rPr>
+    </w:lvl>
+    <w:lvl w:ilvl="2" w:tentative="1">
+      <w:start w:val="1"/>
+      <w:numFmt w:val="bullet"/>
+      <w:lvlText w:val=""/>
+      <w:lvlJc w:val="left"/>
+      <w:pPr>
+        <w:tabs>
+          <w:tab w:val="num" w:pos="2160"/>
+        </w:tabs>
+        <w:ind w:left="2160" w:hanging="360"/>
+      </w:pPr>
+      <w:rPr>
+        <w:rFonts w:ascii="Wingdings" w:hAnsi="Wingdings" w:hint="default"/>
+        <w:sz w:val="20"/>
+      </w:rPr>
+    </w:lvl>
+    <w:lvl w:ilvl="3" w:tentative="1">
+      <w:start w:val="1"/>
+      <w:numFmt w:val="bullet"/>
+      <w:lvlText w:val=""/>
+      <w:lvlJc w:val="left"/>
+      <w:pPr>
+        <w:tabs>
+          <w:tab w:val="num" w:pos="2880"/>
+        </w:tabs>
+        <w:ind w:left="2880" w:hanging="360"/>
+      </w:pPr>
+      <w:rPr>
+        <w:rFonts w:ascii="Wingdings" w:hAnsi="Wingdings" w:hint="default"/>
+        <w:sz w:val="20"/>
+      </w:rPr>
+    </w:lvl>
+    <w:lvl w:ilvl="4" w:tentative="1">
+      <w:start w:val="1"/>
+      <w:numFmt w:val="bullet"/>
+      <w:lvlText w:val=""/>
+      <w:lvlJc w:val="left"/>
+      <w:pPr>
+        <w:tabs>
+          <w:tab w:val="num" w:pos="3600"/>
+        </w:tabs>
+        <w:ind w:left="3600" w:hanging="360"/>
+      </w:pPr>
+      <w:rPr>
+        <w:rFonts w:ascii="Wingdings" w:hAnsi="Wingdings" w:hint="default"/>
+        <w:sz w:val="20"/>
+      </w:rPr>
+    </w:lvl>
+    <w:lvl w:ilvl="5" w:tentative="1">
+      <w:start w:val="1"/>
+      <w:numFmt w:val="bullet"/>
+      <w:lvlText w:val=""/>
+      <w:lvlJc w:val="left"/>
+      <w:pPr>
+        <w:tabs>
+          <w:tab w:val="num" w:pos="4320"/>
+        </w:tabs>
+        <w:ind w:left="4320" w:hanging="360"/>
+      </w:pPr>
+      <w:rPr>
+        <w:rFonts w:ascii="Wingdings" w:hAnsi="Wingdings" w:hint="default"/>
+        <w:sz w:val="20"/>
+      </w:rPr>
+    </w:lvl>
+    <w:lvl w:ilvl="6" w:tentative="1">
+      <w:start w:val="1"/>
+      <w:numFmt w:val="bullet"/>
+      <w:lvlText w:val=""/>
+      <w:lvlJc w:val="left"/>
+      <w:pPr>
+        <w:tabs>
+          <w:tab w:val="num" w:pos="5040"/>
+        </w:tabs>
+        <w:ind w:left="5040" w:hanging="360"/>
+      </w:pPr>
+      <w:rPr>
+        <w:rFonts w:ascii="Wingdings" w:hAnsi="Wingdings" w:hint="default"/>
+        <w:sz w:val="20"/>
+      </w:rPr>
+    </w:lvl>
+    <w:lvl w:ilvl="7" w:tentative="1">
+      <w:start w:val="1"/>
+      <w:numFmt w:val="bullet"/>
+      <w:lvlText w:val=""/>
+      <w:lvlJc w:val="left"/>
+      <w:pPr>
+        <w:tabs>
+          <w:tab w:val="num" w:pos="5760"/>
+        </w:tabs>
+        <w:ind w:left="5760" w:hanging="360"/>
+      </w:pPr>
+      <w:rPr>
+        <w:rFonts w:ascii="Wingdings" w:hAnsi="Wingdings" w:hint="default"/>
+        <w:sz w:val="20"/>
+      </w:rPr>
+    </w:lvl>
+    <w:lvl w:ilvl="8" w:tentative="1">
+      <w:start w:val="1"/>
+      <w:numFmt w:val="bullet"/>
+      <w:lvlText w:val=""/>
+      <w:lvlJc w:val="left"/>
+      <w:pPr>
+        <w:tabs>
+          <w:tab w:val="num" w:pos="6480"/>
+        </w:tabs>
+        <w:ind w:left="6480" w:hanging="360"/>
+      </w:pPr>
+      <w:rPr>
+        <w:rFonts w:ascii="Wingdings" w:hAnsi="Wingdings" w:hint="default"/>
+        <w:sz w:val="20"/>
+      </w:rPr>
+    </w:lvl>
+  </w:abstractNum>
+  <w:abstractNum w:abstractNumId="7" w15:restartNumberingAfterBreak="0">
+    <w:nsid w:val="5C4F000F"/>
+    <w:multiLevelType w:val="multilevel"/>
+    <w:tmpl w:val="D29649A4"/>
+    <w:lvl w:ilvl="0">
+      <w:start w:val="1"/>
+      <w:numFmt w:val="bullet"/>
+      <w:lvlText w:val=""/>
+      <w:lvlJc w:val="left"/>
+      <w:pPr>
+        <w:tabs>
+          <w:tab w:val="num" w:pos="720"/>
+        </w:tabs>
+        <w:ind w:left="720" w:hanging="360"/>
+      </w:pPr>
+      <w:rPr>
+        <w:rFonts w:ascii="Symbol" w:hAnsi="Symbol" w:hint="default"/>
+        <w:sz w:val="20"/>
+      </w:rPr>
+    </w:lvl>
+    <w:lvl w:ilvl="1" w:tentative="1">
+      <w:start w:val="1"/>
+      <w:numFmt w:val="bullet"/>
+      <w:lvlText w:val="o"/>
+      <w:lvlJc w:val="left"/>
+      <w:pPr>
+        <w:tabs>
+          <w:tab w:val="num" w:pos="1440"/>
+        </w:tabs>
+        <w:ind w:left="1440" w:hanging="360"/>
+      </w:pPr>
+      <w:rPr>
+        <w:rFonts w:ascii="Courier New" w:hAnsi="Courier New" w:hint="default"/>
+        <w:sz w:val="20"/>
+      </w:rPr>
+    </w:lvl>
+    <w:lvl w:ilvl="2" w:tentative="1">
+      <w:start w:val="1"/>
+      <w:numFmt w:val="bullet"/>
+      <w:lvlText w:val=""/>
+      <w:lvlJc w:val="left"/>
+      <w:pPr>
+        <w:tabs>
+          <w:tab w:val="num" w:pos="2160"/>
+        </w:tabs>
+        <w:ind w:left="2160" w:hanging="360"/>
+      </w:pPr>
+      <w:rPr>
+        <w:rFonts w:ascii="Wingdings" w:hAnsi="Wingdings" w:hint="default"/>
+        <w:sz w:val="20"/>
+      </w:rPr>
+    </w:lvl>
+    <w:lvl w:ilvl="3" w:tentative="1">
+      <w:start w:val="1"/>
+      <w:numFmt w:val="bullet"/>
+      <w:lvlText w:val=""/>
+      <w:lvlJc w:val="left"/>
+      <w:pPr>
+        <w:tabs>
+          <w:tab w:val="num" w:pos="2880"/>
+        </w:tabs>
+        <w:ind w:left="2880" w:hanging="360"/>
+      </w:pPr>
+      <w:rPr>
+        <w:rFonts w:ascii="Wingdings" w:hAnsi="Wingdings" w:hint="default"/>
+        <w:sz w:val="20"/>
+      </w:rPr>
+    </w:lvl>
+    <w:lvl w:ilvl="4" w:tentative="1">
+      <w:start w:val="1"/>
+      <w:numFmt w:val="bullet"/>
+      <w:lvlText w:val=""/>
+      <w:lvlJc w:val="left"/>
+      <w:pPr>
+        <w:tabs>
+          <w:tab w:val="num" w:pos="3600"/>
+        </w:tabs>
+        <w:ind w:left="3600" w:hanging="360"/>
+      </w:pPr>
+      <w:rPr>
+        <w:rFonts w:ascii="Wingdings" w:hAnsi="Wingdings" w:hint="default"/>
+        <w:sz w:val="20"/>
+      </w:rPr>
+    </w:lvl>
+    <w:lvl w:ilvl="5" w:tentative="1">
+      <w:start w:val="1"/>
+      <w:numFmt w:val="bullet"/>
+      <w:lvlText w:val=""/>
+      <w:lvlJc w:val="left"/>
+      <w:pPr>
+        <w:tabs>
+          <w:tab w:val="num" w:pos="4320"/>
+        </w:tabs>
+        <w:ind w:left="4320" w:hanging="360"/>
+      </w:pPr>
+      <w:rPr>
+        <w:rFonts w:ascii="Wingdings" w:hAnsi="Wingdings" w:hint="default"/>
+        <w:sz w:val="20"/>
+      </w:rPr>
+    </w:lvl>
+    <w:lvl w:ilvl="6" w:tentative="1">
+      <w:start w:val="1"/>
+      <w:numFmt w:val="bullet"/>
+      <w:lvlText w:val=""/>
+      <w:lvlJc w:val="left"/>
+      <w:pPr>
+        <w:tabs>
+          <w:tab w:val="num" w:pos="5040"/>
+        </w:tabs>
+        <w:ind w:left="5040" w:hanging="360"/>
+      </w:pPr>
+      <w:rPr>
+        <w:rFonts w:ascii="Wingdings" w:hAnsi="Wingdings" w:hint="default"/>
+        <w:sz w:val="20"/>
+      </w:rPr>
+    </w:lvl>
+    <w:lvl w:ilvl="7" w:tentative="1">
+      <w:start w:val="1"/>
+      <w:numFmt w:val="bullet"/>
+      <w:lvlText w:val=""/>
+      <w:lvlJc w:val="left"/>
+      <w:pPr>
+        <w:tabs>
+          <w:tab w:val="num" w:pos="5760"/>
+        </w:tabs>
+        <w:ind w:left="5760" w:hanging="360"/>
+      </w:pPr>
+      <w:rPr>
+        <w:rFonts w:ascii="Wingdings" w:hAnsi="Wingdings" w:hint="default"/>
+        <w:sz w:val="20"/>
+      </w:rPr>
+    </w:lvl>
+    <w:lvl w:ilvl="8" w:tentative="1">
+      <w:start w:val="1"/>
+      <w:numFmt w:val="bullet"/>
+      <w:lvlText w:val=""/>
+      <w:lvlJc w:val="left"/>
+      <w:pPr>
+        <w:tabs>
+          <w:tab w:val="num" w:pos="6480"/>
+        </w:tabs>
+        <w:ind w:left="6480" w:hanging="360"/>
+      </w:pPr>
+      <w:rPr>
+        <w:rFonts w:ascii="Wingdings" w:hAnsi="Wingdings" w:hint="default"/>
+        <w:sz w:val="20"/>
+      </w:rPr>
+    </w:lvl>
+  </w:abstractNum>
+  <w:abstractNum w:abstractNumId="8" w15:restartNumberingAfterBreak="0">
+    <w:nsid w:val="73F423C5"/>
+    <w:multiLevelType w:val="hybridMultilevel"/>
+    <w:tmpl w:val="E564AF5A"/>
+    <w:lvl w:ilvl="0" w:tplc="0409000F">
+      <w:start w:val="1"/>
+      <w:numFmt w:val="decimal"/>
+      <w:lvlText w:val="%1."/>
+      <w:lvlJc w:val="left"/>
+      <w:pPr>
+        <w:ind w:left="723" w:hanging="440"/>
+      </w:pPr>
+    </w:lvl>
+    <w:lvl w:ilvl="1" w:tplc="04090019" w:tentative="1">
+      <w:start w:val="1"/>
+      <w:numFmt w:val="lowerLetter"/>
+      <w:lvlText w:val="%2)"/>
+      <w:lvlJc w:val="left"/>
+      <w:pPr>
+        <w:ind w:left="1163" w:hanging="440"/>
+      </w:pPr>
+    </w:lvl>
+    <w:lvl w:ilvl="2" w:tplc="0409001B" w:tentative="1">
+      <w:start w:val="1"/>
+      <w:numFmt w:val="lowerRoman"/>
+      <w:lvlText w:val="%3."/>
+      <w:lvlJc w:val="right"/>
+      <w:pPr>
+        <w:ind w:left="1603" w:hanging="440"/>
+      </w:pPr>
+    </w:lvl>
+    <w:lvl w:ilvl="3" w:tplc="0409000F" w:tentative="1">
+      <w:start w:val="1"/>
+      <w:numFmt w:val="decimal"/>
+      <w:lvlText w:val="%4."/>
+      <w:lvlJc w:val="left"/>
+      <w:pPr>
+        <w:ind w:left="2043" w:hanging="440"/>
+      </w:pPr>
+    </w:lvl>
+    <w:lvl w:ilvl="4" w:tplc="04090019" w:tentative="1">
+      <w:start w:val="1"/>
+      <w:numFmt w:val="lowerLetter"/>
+      <w:lvlText w:val="%5)"/>
+      <w:lvlJc w:val="left"/>
+      <w:pPr>
+        <w:ind w:left="2483" w:hanging="440"/>
+      </w:pPr>
+    </w:lvl>
+    <w:lvl w:ilvl="5" w:tplc="0409001B" w:tentative="1">
+      <w:start w:val="1"/>
+      <w:numFmt w:val="lowerRoman"/>
+      <w:lvlText w:val="%6."/>
+      <w:lvlJc w:val="right"/>
+      <w:pPr>
+        <w:ind w:left="2923" w:hanging="440"/>
+      </w:pPr>
+    </w:lvl>
+    <w:lvl w:ilvl="6" w:tplc="0409000F" w:tentative="1">
+      <w:start w:val="1"/>
+      <w:numFmt w:val="decimal"/>
+      <w:lvlText w:val="%7."/>
+      <w:lvlJc w:val="left"/>
+      <w:pPr>
+        <w:ind w:left="3363" w:hanging="440"/>
+      </w:pPr>
+    </w:lvl>
+    <w:lvl w:ilvl="7" w:tplc="04090019" w:tentative="1">
+      <w:start w:val="1"/>
+      <w:numFmt w:val="lowerLetter"/>
+      <w:lvlText w:val="%8)"/>
+      <w:lvlJc w:val="left"/>
+      <w:pPr>
+        <w:ind w:left="3803" w:hanging="440"/>
+      </w:pPr>
+    </w:lvl>
+    <w:lvl w:ilvl="8" w:tplc="0409001B" w:tentative="1">
+      <w:start w:val="1"/>
+      <w:numFmt w:val="lowerRoman"/>
+      <w:lvlText w:val="%9."/>
+      <w:lvlJc w:val="right"/>
+      <w:pPr>
+        <w:ind w:left="4243" w:hanging="440"/>
+      </w:pPr>
+    </w:lvl>
+  </w:abstractNum>
   <w:num w:numId="1" w16cid:durableId="2045015159">
+    <w:abstractNumId w:val="4"/>
+  </w:num>
+  <w:num w:numId="2" w16cid:durableId="2069723022">
+    <w:abstractNumId w:val="3"/>
+  </w:num>
+  <w:num w:numId="3" w16cid:durableId="604271972">
+    <w:abstractNumId w:val="5"/>
+  </w:num>
+  <w:num w:numId="4" w16cid:durableId="1056009707">
+    <w:abstractNumId w:val="7"/>
+  </w:num>
+  <w:num w:numId="5" w16cid:durableId="2105564019">
+    <w:abstractNumId w:val="1"/>
+  </w:num>
+  <w:num w:numId="6" w16cid:durableId="1310790684">
+    <w:abstractNumId w:val="2"/>
+  </w:num>
+  <w:num w:numId="7" w16cid:durableId="858396068">
     <w:abstractNumId w:val="0"/>
+  </w:num>
+  <w:num w:numId="8" w16cid:durableId="438375970">
+    <w:abstractNumId w:val="6"/>
+  </w:num>
+  <w:num w:numId="9" w16cid:durableId="2070178852">
+    <w:abstractNumId w:val="8"/>
   </w:num>
 </w:numbering>
 </file>
@@ -1372,16 +3773,16 @@
     <w:lsdException w:name="Unresolved Mention" w:semiHidden="1" w:unhideWhenUsed="1"/>
     <w:lsdException w:name="Smart Link" w:semiHidden="1" w:unhideWhenUsed="1"/>
   </w:latentStyles>
-  <w:style w:type="paragraph" w:default="1" w:styleId="Normal">
+  <w:style w:type="paragraph" w:default="1" w:styleId="a">
     <w:name w:val="Normal"/>
     <w:qFormat/>
     <w:rsid w:val="0062598B"/>
   </w:style>
-  <w:style w:type="paragraph" w:styleId="Heading1">
+  <w:style w:type="paragraph" w:styleId="1">
     <w:name w:val="heading 1"/>
-    <w:basedOn w:val="Normal"/>
-    <w:next w:val="Normal"/>
-    <w:link w:val="Heading1Char"/>
+    <w:basedOn w:val="a"/>
+    <w:next w:val="a"/>
+    <w:link w:val="10"/>
     <w:uiPriority w:val="9"/>
     <w:qFormat/>
     <w:rsid w:val="00B77264"/>
@@ -1398,11 +3799,11 @@
       <w:szCs w:val="40"/>
     </w:rPr>
   </w:style>
-  <w:style w:type="paragraph" w:styleId="Heading2">
+  <w:style w:type="paragraph" w:styleId="2">
     <w:name w:val="heading 2"/>
-    <w:basedOn w:val="Normal"/>
-    <w:next w:val="Normal"/>
-    <w:link w:val="Heading2Char"/>
+    <w:basedOn w:val="a"/>
+    <w:next w:val="a"/>
+    <w:link w:val="20"/>
     <w:uiPriority w:val="9"/>
     <w:unhideWhenUsed/>
     <w:qFormat/>
@@ -1420,11 +3821,11 @@
       <w:szCs w:val="32"/>
     </w:rPr>
   </w:style>
-  <w:style w:type="paragraph" w:styleId="Heading3">
+  <w:style w:type="paragraph" w:styleId="3">
     <w:name w:val="heading 3"/>
-    <w:basedOn w:val="Normal"/>
-    <w:next w:val="Normal"/>
-    <w:link w:val="Heading3Char"/>
+    <w:basedOn w:val="a"/>
+    <w:next w:val="a"/>
+    <w:link w:val="30"/>
     <w:uiPriority w:val="9"/>
     <w:semiHidden/>
     <w:unhideWhenUsed/>
@@ -1443,11 +3844,11 @@
       <w:szCs w:val="28"/>
     </w:rPr>
   </w:style>
-  <w:style w:type="paragraph" w:styleId="Heading4">
+  <w:style w:type="paragraph" w:styleId="4">
     <w:name w:val="heading 4"/>
-    <w:basedOn w:val="Normal"/>
-    <w:next w:val="Normal"/>
-    <w:link w:val="Heading4Char"/>
+    <w:basedOn w:val="a"/>
+    <w:next w:val="a"/>
+    <w:link w:val="40"/>
     <w:uiPriority w:val="9"/>
     <w:semiHidden/>
     <w:unhideWhenUsed/>
@@ -1466,11 +3867,11 @@
       <w:color w:val="0F4761" w:themeColor="accent1" w:themeShade="BF"/>
     </w:rPr>
   </w:style>
-  <w:style w:type="paragraph" w:styleId="Heading5">
+  <w:style w:type="paragraph" w:styleId="5">
     <w:name w:val="heading 5"/>
-    <w:basedOn w:val="Normal"/>
-    <w:next w:val="Normal"/>
-    <w:link w:val="Heading5Char"/>
+    <w:basedOn w:val="a"/>
+    <w:next w:val="a"/>
+    <w:link w:val="50"/>
     <w:uiPriority w:val="9"/>
     <w:semiHidden/>
     <w:unhideWhenUsed/>
@@ -1487,11 +3888,11 @@
       <w:color w:val="0F4761" w:themeColor="accent1" w:themeShade="BF"/>
     </w:rPr>
   </w:style>
-  <w:style w:type="paragraph" w:styleId="Heading6">
+  <w:style w:type="paragraph" w:styleId="6">
     <w:name w:val="heading 6"/>
-    <w:basedOn w:val="Normal"/>
-    <w:next w:val="Normal"/>
-    <w:link w:val="Heading6Char"/>
+    <w:basedOn w:val="a"/>
+    <w:next w:val="a"/>
+    <w:link w:val="60"/>
     <w:uiPriority w:val="9"/>
     <w:semiHidden/>
     <w:unhideWhenUsed/>
@@ -1510,11 +3911,11 @@
       <w:color w:val="595959" w:themeColor="text1" w:themeTint="A6"/>
     </w:rPr>
   </w:style>
-  <w:style w:type="paragraph" w:styleId="Heading7">
+  <w:style w:type="paragraph" w:styleId="7">
     <w:name w:val="heading 7"/>
-    <w:basedOn w:val="Normal"/>
-    <w:next w:val="Normal"/>
-    <w:link w:val="Heading7Char"/>
+    <w:basedOn w:val="a"/>
+    <w:next w:val="a"/>
+    <w:link w:val="70"/>
     <w:uiPriority w:val="9"/>
     <w:semiHidden/>
     <w:unhideWhenUsed/>
@@ -1531,11 +3932,11 @@
       <w:color w:val="595959" w:themeColor="text1" w:themeTint="A6"/>
     </w:rPr>
   </w:style>
-  <w:style w:type="paragraph" w:styleId="Heading8">
+  <w:style w:type="paragraph" w:styleId="8">
     <w:name w:val="heading 8"/>
-    <w:basedOn w:val="Normal"/>
-    <w:next w:val="Normal"/>
-    <w:link w:val="Heading8Char"/>
+    <w:basedOn w:val="a"/>
+    <w:next w:val="a"/>
+    <w:link w:val="80"/>
     <w:uiPriority w:val="9"/>
     <w:semiHidden/>
     <w:unhideWhenUsed/>
@@ -1554,11 +3955,11 @@
       <w:color w:val="272727" w:themeColor="text1" w:themeTint="D8"/>
     </w:rPr>
   </w:style>
-  <w:style w:type="paragraph" w:styleId="Heading9">
+  <w:style w:type="paragraph" w:styleId="9">
     <w:name w:val="heading 9"/>
-    <w:basedOn w:val="Normal"/>
-    <w:next w:val="Normal"/>
-    <w:link w:val="Heading9Char"/>
+    <w:basedOn w:val="a"/>
+    <w:next w:val="a"/>
+    <w:link w:val="90"/>
     <w:uiPriority w:val="9"/>
     <w:semiHidden/>
     <w:unhideWhenUsed/>
@@ -1575,13 +3976,13 @@
       <w:color w:val="272727" w:themeColor="text1" w:themeTint="D8"/>
     </w:rPr>
   </w:style>
-  <w:style w:type="character" w:default="1" w:styleId="DefaultParagraphFont">
+  <w:style w:type="character" w:default="1" w:styleId="a0">
     <w:name w:val="Default Paragraph Font"/>
     <w:uiPriority w:val="1"/>
     <w:semiHidden/>
     <w:unhideWhenUsed/>
   </w:style>
-  <w:style w:type="table" w:default="1" w:styleId="TableNormal">
+  <w:style w:type="table" w:default="1" w:styleId="a1">
     <w:name w:val="Normal Table"/>
     <w:uiPriority w:val="99"/>
     <w:semiHidden/>
@@ -1596,16 +3997,16 @@
       </w:tblCellMar>
     </w:tblPr>
   </w:style>
-  <w:style w:type="numbering" w:default="1" w:styleId="NoList">
+  <w:style w:type="numbering" w:default="1" w:styleId="a2">
     <w:name w:val="No List"/>
     <w:uiPriority w:val="99"/>
     <w:semiHidden/>
     <w:unhideWhenUsed/>
   </w:style>
-  <w:style w:type="character" w:customStyle="1" w:styleId="Heading1Char">
-    <w:name w:val="Heading 1 Char"/>
-    <w:basedOn w:val="DefaultParagraphFont"/>
-    <w:link w:val="Heading1"/>
+  <w:style w:type="character" w:customStyle="1" w:styleId="10">
+    <w:name w:val="标题 1 字符"/>
+    <w:basedOn w:val="a0"/>
+    <w:link w:val="1"/>
     <w:uiPriority w:val="9"/>
     <w:rsid w:val="00B77264"/>
     <w:rPr>
@@ -1615,10 +4016,10 @@
       <w:szCs w:val="40"/>
     </w:rPr>
   </w:style>
-  <w:style w:type="character" w:customStyle="1" w:styleId="Heading2Char">
-    <w:name w:val="Heading 2 Char"/>
-    <w:basedOn w:val="DefaultParagraphFont"/>
-    <w:link w:val="Heading2"/>
+  <w:style w:type="character" w:customStyle="1" w:styleId="20">
+    <w:name w:val="标题 2 字符"/>
+    <w:basedOn w:val="a0"/>
+    <w:link w:val="2"/>
     <w:uiPriority w:val="9"/>
     <w:rsid w:val="00B77264"/>
     <w:rPr>
@@ -1628,10 +4029,10 @@
       <w:szCs w:val="32"/>
     </w:rPr>
   </w:style>
-  <w:style w:type="character" w:customStyle="1" w:styleId="Heading3Char">
-    <w:name w:val="Heading 3 Char"/>
-    <w:basedOn w:val="DefaultParagraphFont"/>
-    <w:link w:val="Heading3"/>
+  <w:style w:type="character" w:customStyle="1" w:styleId="30">
+    <w:name w:val="标题 3 字符"/>
+    <w:basedOn w:val="a0"/>
+    <w:link w:val="3"/>
     <w:uiPriority w:val="9"/>
     <w:semiHidden/>
     <w:rsid w:val="00B77264"/>
@@ -1642,10 +4043,10 @@
       <w:szCs w:val="28"/>
     </w:rPr>
   </w:style>
-  <w:style w:type="character" w:customStyle="1" w:styleId="Heading4Char">
-    <w:name w:val="Heading 4 Char"/>
-    <w:basedOn w:val="DefaultParagraphFont"/>
-    <w:link w:val="Heading4"/>
+  <w:style w:type="character" w:customStyle="1" w:styleId="40">
+    <w:name w:val="标题 4 字符"/>
+    <w:basedOn w:val="a0"/>
+    <w:link w:val="4"/>
     <w:uiPriority w:val="9"/>
     <w:semiHidden/>
     <w:rsid w:val="00B77264"/>
@@ -1656,10 +4057,10 @@
       <w:color w:val="0F4761" w:themeColor="accent1" w:themeShade="BF"/>
     </w:rPr>
   </w:style>
-  <w:style w:type="character" w:customStyle="1" w:styleId="Heading5Char">
-    <w:name w:val="Heading 5 Char"/>
-    <w:basedOn w:val="DefaultParagraphFont"/>
-    <w:link w:val="Heading5"/>
+  <w:style w:type="character" w:customStyle="1" w:styleId="50">
+    <w:name w:val="标题 5 字符"/>
+    <w:basedOn w:val="a0"/>
+    <w:link w:val="5"/>
     <w:uiPriority w:val="9"/>
     <w:semiHidden/>
     <w:rsid w:val="00B77264"/>
@@ -1668,10 +4069,10 @@
       <w:color w:val="0F4761" w:themeColor="accent1" w:themeShade="BF"/>
     </w:rPr>
   </w:style>
-  <w:style w:type="character" w:customStyle="1" w:styleId="Heading6Char">
-    <w:name w:val="Heading 6 Char"/>
-    <w:basedOn w:val="DefaultParagraphFont"/>
-    <w:link w:val="Heading6"/>
+  <w:style w:type="character" w:customStyle="1" w:styleId="60">
+    <w:name w:val="标题 6 字符"/>
+    <w:basedOn w:val="a0"/>
+    <w:link w:val="6"/>
     <w:uiPriority w:val="9"/>
     <w:semiHidden/>
     <w:rsid w:val="00B77264"/>
@@ -1682,10 +4083,10 @@
       <w:color w:val="595959" w:themeColor="text1" w:themeTint="A6"/>
     </w:rPr>
   </w:style>
-  <w:style w:type="character" w:customStyle="1" w:styleId="Heading7Char">
-    <w:name w:val="Heading 7 Char"/>
-    <w:basedOn w:val="DefaultParagraphFont"/>
-    <w:link w:val="Heading7"/>
+  <w:style w:type="character" w:customStyle="1" w:styleId="70">
+    <w:name w:val="标题 7 字符"/>
+    <w:basedOn w:val="a0"/>
+    <w:link w:val="7"/>
     <w:uiPriority w:val="9"/>
     <w:semiHidden/>
     <w:rsid w:val="00B77264"/>
@@ -1694,10 +4095,10 @@
       <w:color w:val="595959" w:themeColor="text1" w:themeTint="A6"/>
     </w:rPr>
   </w:style>
-  <w:style w:type="character" w:customStyle="1" w:styleId="Heading8Char">
-    <w:name w:val="Heading 8 Char"/>
-    <w:basedOn w:val="DefaultParagraphFont"/>
-    <w:link w:val="Heading8"/>
+  <w:style w:type="character" w:customStyle="1" w:styleId="80">
+    <w:name w:val="标题 8 字符"/>
+    <w:basedOn w:val="a0"/>
+    <w:link w:val="8"/>
     <w:uiPriority w:val="9"/>
     <w:semiHidden/>
     <w:rsid w:val="00B77264"/>
@@ -1708,10 +4109,10 @@
       <w:color w:val="272727" w:themeColor="text1" w:themeTint="D8"/>
     </w:rPr>
   </w:style>
-  <w:style w:type="character" w:customStyle="1" w:styleId="Heading9Char">
-    <w:name w:val="Heading 9 Char"/>
-    <w:basedOn w:val="DefaultParagraphFont"/>
-    <w:link w:val="Heading9"/>
+  <w:style w:type="character" w:customStyle="1" w:styleId="90">
+    <w:name w:val="标题 9 字符"/>
+    <w:basedOn w:val="a0"/>
+    <w:link w:val="9"/>
     <w:uiPriority w:val="9"/>
     <w:semiHidden/>
     <w:rsid w:val="00B77264"/>
@@ -1720,11 +4121,11 @@
       <w:color w:val="272727" w:themeColor="text1" w:themeTint="D8"/>
     </w:rPr>
   </w:style>
-  <w:style w:type="paragraph" w:styleId="Title">
+  <w:style w:type="paragraph" w:styleId="a3">
     <w:name w:val="Title"/>
-    <w:basedOn w:val="Normal"/>
-    <w:next w:val="Normal"/>
-    <w:link w:val="TitleChar"/>
+    <w:basedOn w:val="a"/>
+    <w:next w:val="a"/>
+    <w:link w:val="a4"/>
     <w:uiPriority w:val="10"/>
     <w:qFormat/>
     <w:rsid w:val="00B77264"/>
@@ -1740,10 +4141,10 @@
       <w:szCs w:val="56"/>
     </w:rPr>
   </w:style>
-  <w:style w:type="character" w:customStyle="1" w:styleId="TitleChar">
-    <w:name w:val="Title Char"/>
-    <w:basedOn w:val="DefaultParagraphFont"/>
-    <w:link w:val="Title"/>
+  <w:style w:type="character" w:customStyle="1" w:styleId="a4">
+    <w:name w:val="标题 字符"/>
+    <w:basedOn w:val="a0"/>
+    <w:link w:val="a3"/>
     <w:uiPriority w:val="10"/>
     <w:rsid w:val="00B77264"/>
     <w:rPr>
@@ -1754,11 +4155,11 @@
       <w:szCs w:val="56"/>
     </w:rPr>
   </w:style>
-  <w:style w:type="paragraph" w:styleId="Subtitle">
+  <w:style w:type="paragraph" w:styleId="a5">
     <w:name w:val="Subtitle"/>
-    <w:basedOn w:val="Normal"/>
-    <w:next w:val="Normal"/>
-    <w:link w:val="SubtitleChar"/>
+    <w:basedOn w:val="a"/>
+    <w:next w:val="a"/>
+    <w:link w:val="a6"/>
     <w:uiPriority w:val="11"/>
     <w:qFormat/>
     <w:rsid w:val="00B77264"/>
@@ -1775,10 +4176,10 @@
       <w:szCs w:val="28"/>
     </w:rPr>
   </w:style>
-  <w:style w:type="character" w:customStyle="1" w:styleId="SubtitleChar">
-    <w:name w:val="Subtitle Char"/>
-    <w:basedOn w:val="DefaultParagraphFont"/>
-    <w:link w:val="Subtitle"/>
+  <w:style w:type="character" w:customStyle="1" w:styleId="a6">
+    <w:name w:val="副标题 字符"/>
+    <w:basedOn w:val="a0"/>
+    <w:link w:val="a5"/>
     <w:uiPriority w:val="11"/>
     <w:rsid w:val="00B77264"/>
     <w:rPr>
@@ -1789,11 +4190,11 @@
       <w:szCs w:val="28"/>
     </w:rPr>
   </w:style>
-  <w:style w:type="paragraph" w:styleId="Quote">
+  <w:style w:type="paragraph" w:styleId="a7">
     <w:name w:val="Quote"/>
-    <w:basedOn w:val="Normal"/>
-    <w:next w:val="Normal"/>
-    <w:link w:val="QuoteChar"/>
+    <w:basedOn w:val="a"/>
+    <w:next w:val="a"/>
+    <w:link w:val="a8"/>
     <w:uiPriority w:val="29"/>
     <w:qFormat/>
     <w:rsid w:val="00B77264"/>
@@ -1807,10 +4208,10 @@
       <w:color w:val="404040" w:themeColor="text1" w:themeTint="BF"/>
     </w:rPr>
   </w:style>
-  <w:style w:type="character" w:customStyle="1" w:styleId="QuoteChar">
-    <w:name w:val="Quote Char"/>
-    <w:basedOn w:val="DefaultParagraphFont"/>
-    <w:link w:val="Quote"/>
+  <w:style w:type="character" w:customStyle="1" w:styleId="a8">
+    <w:name w:val="引用 字符"/>
+    <w:basedOn w:val="a0"/>
+    <w:link w:val="a7"/>
     <w:uiPriority w:val="29"/>
     <w:rsid w:val="00B77264"/>
     <w:rPr>
@@ -1819,9 +4220,9 @@
       <w:color w:val="404040" w:themeColor="text1" w:themeTint="BF"/>
     </w:rPr>
   </w:style>
-  <w:style w:type="paragraph" w:styleId="ListParagraph">
+  <w:style w:type="paragraph" w:styleId="a9">
     <w:name w:val="List Paragraph"/>
-    <w:basedOn w:val="Normal"/>
+    <w:basedOn w:val="a"/>
     <w:uiPriority w:val="34"/>
     <w:qFormat/>
     <w:rsid w:val="00B77264"/>
@@ -1830,9 +4231,9 @@
       <w:contextualSpacing/>
     </w:pPr>
   </w:style>
-  <w:style w:type="character" w:styleId="IntenseEmphasis">
+  <w:style w:type="character" w:styleId="aa">
     <w:name w:val="Intense Emphasis"/>
-    <w:basedOn w:val="DefaultParagraphFont"/>
+    <w:basedOn w:val="a0"/>
     <w:uiPriority w:val="21"/>
     <w:qFormat/>
     <w:rsid w:val="00B77264"/>
@@ -1842,11 +4243,11 @@
       <w:color w:val="0F4761" w:themeColor="accent1" w:themeShade="BF"/>
     </w:rPr>
   </w:style>
-  <w:style w:type="paragraph" w:styleId="IntenseQuote">
+  <w:style w:type="paragraph" w:styleId="ab">
     <w:name w:val="Intense Quote"/>
-    <w:basedOn w:val="Normal"/>
-    <w:next w:val="Normal"/>
-    <w:link w:val="IntenseQuoteChar"/>
+    <w:basedOn w:val="a"/>
+    <w:next w:val="a"/>
+    <w:link w:val="ac"/>
     <w:uiPriority w:val="30"/>
     <w:qFormat/>
     <w:rsid w:val="00B77264"/>
@@ -1865,10 +4266,10 @@
       <w:color w:val="0F4761" w:themeColor="accent1" w:themeShade="BF"/>
     </w:rPr>
   </w:style>
-  <w:style w:type="character" w:customStyle="1" w:styleId="IntenseQuoteChar">
-    <w:name w:val="Intense Quote Char"/>
-    <w:basedOn w:val="DefaultParagraphFont"/>
-    <w:link w:val="IntenseQuote"/>
+  <w:style w:type="character" w:customStyle="1" w:styleId="ac">
+    <w:name w:val="明显引用 字符"/>
+    <w:basedOn w:val="a0"/>
+    <w:link w:val="ab"/>
     <w:uiPriority w:val="30"/>
     <w:rsid w:val="00B77264"/>
     <w:rPr>
@@ -1877,9 +4278,9 @@
       <w:color w:val="0F4761" w:themeColor="accent1" w:themeShade="BF"/>
     </w:rPr>
   </w:style>
-  <w:style w:type="character" w:styleId="IntenseReference">
+  <w:style w:type="character" w:styleId="ad">
     <w:name w:val="Intense Reference"/>
-    <w:basedOn w:val="DefaultParagraphFont"/>
+    <w:basedOn w:val="a0"/>
     <w:uiPriority w:val="32"/>
     <w:qFormat/>
     <w:rsid w:val="00B77264"/>
@@ -1891,9 +4292,9 @@
       <w:spacing w:val="5"/>
     </w:rPr>
   </w:style>
-  <w:style w:type="table" w:styleId="TableGrid">
+  <w:style w:type="table" w:styleId="ae">
     <w:name w:val="Table Grid"/>
-    <w:basedOn w:val="TableNormal"/>
+    <w:basedOn w:val="a1"/>
     <w:uiPriority w:val="39"/>
     <w:rsid w:val="00C352F9"/>
     <w:pPr>
@@ -1910,10 +4311,10 @@
       </w:tblBorders>
     </w:tblPr>
   </w:style>
-  <w:style w:type="paragraph" w:styleId="Header">
+  <w:style w:type="paragraph" w:styleId="af">
     <w:name w:val="header"/>
-    <w:basedOn w:val="Normal"/>
-    <w:link w:val="HeaderChar"/>
+    <w:basedOn w:val="a"/>
+    <w:link w:val="af0"/>
     <w:uiPriority w:val="99"/>
     <w:unhideWhenUsed/>
     <w:rsid w:val="00E5080D"/>
@@ -1925,17 +4326,17 @@
       <w:spacing w:after="0" w:line="240" w:lineRule="auto"/>
     </w:pPr>
   </w:style>
-  <w:style w:type="character" w:customStyle="1" w:styleId="HeaderChar">
-    <w:name w:val="Header Char"/>
-    <w:basedOn w:val="DefaultParagraphFont"/>
-    <w:link w:val="Header"/>
+  <w:style w:type="character" w:customStyle="1" w:styleId="af0">
+    <w:name w:val="页眉 字符"/>
+    <w:basedOn w:val="a0"/>
+    <w:link w:val="af"/>
     <w:uiPriority w:val="99"/>
     <w:rsid w:val="00E5080D"/>
   </w:style>
-  <w:style w:type="paragraph" w:styleId="Footer">
+  <w:style w:type="paragraph" w:styleId="af1">
     <w:name w:val="footer"/>
-    <w:basedOn w:val="Normal"/>
-    <w:link w:val="FooterChar"/>
+    <w:basedOn w:val="a"/>
+    <w:link w:val="af2"/>
     <w:uiPriority w:val="99"/>
     <w:unhideWhenUsed/>
     <w:rsid w:val="00E5080D"/>
@@ -1947,12 +4348,23 @@
       <w:spacing w:after="0" w:line="240" w:lineRule="auto"/>
     </w:pPr>
   </w:style>
-  <w:style w:type="character" w:customStyle="1" w:styleId="FooterChar">
-    <w:name w:val="Footer Char"/>
-    <w:basedOn w:val="DefaultParagraphFont"/>
-    <w:link w:val="Footer"/>
+  <w:style w:type="character" w:customStyle="1" w:styleId="af2">
+    <w:name w:val="页脚 字符"/>
+    <w:basedOn w:val="a0"/>
+    <w:link w:val="af1"/>
     <w:uiPriority w:val="99"/>
     <w:rsid w:val="00E5080D"/>
+  </w:style>
+  <w:style w:type="character" w:styleId="af3">
+    <w:name w:val="Hyperlink"/>
+    <w:basedOn w:val="a0"/>
+    <w:uiPriority w:val="99"/>
+    <w:unhideWhenUsed/>
+    <w:rsid w:val="00B2472E"/>
+    <w:rPr>
+      <w:color w:val="467886" w:themeColor="hyperlink"/>
+      <w:u w:val="single"/>
+    </w:rPr>
   </w:style>
 </w:styles>
 </file>

--- a/First Brief Report Template.docx
+++ b/First Brief Report Template.docx
@@ -162,7 +162,7 @@
           <w:p>
             <w:pPr>
               <w:rPr>
-                <w:rFonts w:ascii="Times New Roman" w:hAnsi="Times New Roman" w:cs="Times New Roman" w:hint="eastAsia"/>
+                <w:rFonts w:ascii="Times New Roman" w:hAnsi="Times New Roman" w:cs="Times New Roman"/>
               </w:rPr>
             </w:pPr>
             <w:r>
@@ -212,6 +212,88 @@
           <w:p>
             <w:pPr>
               <w:rPr>
+                <w:rFonts w:ascii="Times New Roman" w:hAnsi="Times New Roman" w:cs="Times New Roman" w:hint="eastAsia"/>
+              </w:rPr>
+            </w:pPr>
+            <w:r>
+              <w:rPr>
+                <w:rFonts w:ascii="Times New Roman" w:hAnsi="Times New Roman" w:cs="Times New Roman"/>
+              </w:rPr>
+              <w:t xml:space="preserve">QM no: </w:t>
+            </w:r>
+            <w:r>
+              <w:rPr>
+                <w:rFonts w:ascii="Times New Roman" w:hAnsi="Times New Roman" w:cs="Times New Roman" w:hint="eastAsia"/>
+              </w:rPr>
+              <w:t>231225823</w:t>
+            </w:r>
+          </w:p>
+        </w:tc>
+        <w:tc>
+          <w:tcPr>
+            <w:tcW w:w="4059" w:type="dxa"/>
+          </w:tcPr>
+          <w:p>
+            <w:pPr>
+              <w:rPr>
+                <w:rFonts w:ascii="Times New Roman" w:hAnsi="Times New Roman" w:cs="Times New Roman" w:hint="eastAsia"/>
+              </w:rPr>
+            </w:pPr>
+            <w:r>
+              <w:rPr>
+                <w:rFonts w:ascii="Times New Roman" w:hAnsi="Times New Roman" w:cs="Times New Roman"/>
+              </w:rPr>
+              <w:t>Name:</w:t>
+            </w:r>
+            <w:r>
+              <w:rPr>
+                <w:rFonts w:ascii="Times New Roman" w:hAnsi="Times New Roman" w:cs="Times New Roman"/>
+              </w:rPr>
+              <w:t xml:space="preserve"> </w:t>
+            </w:r>
+            <w:r>
+              <w:rPr>
+                <w:rFonts w:ascii="Times New Roman" w:hAnsi="Times New Roman" w:cs="Times New Roman" w:hint="eastAsia"/>
+              </w:rPr>
+              <w:t xml:space="preserve">Sun </w:t>
+            </w:r>
+            <w:proofErr w:type="spellStart"/>
+            <w:r>
+              <w:rPr>
+                <w:rFonts w:ascii="Times New Roman" w:hAnsi="Times New Roman" w:cs="Times New Roman" w:hint="eastAsia"/>
+              </w:rPr>
+              <w:t>Haixin</w:t>
+            </w:r>
+            <w:proofErr w:type="spellEnd"/>
+          </w:p>
+        </w:tc>
+      </w:tr>
+      <w:tr>
+        <w:tc>
+          <w:tcPr>
+            <w:tcW w:w="1838" w:type="dxa"/>
+          </w:tcPr>
+          <w:p>
+            <w:pPr>
+              <w:rPr>
+                <w:rFonts w:ascii="Times New Roman" w:hAnsi="Times New Roman" w:cs="Times New Roman"/>
+              </w:rPr>
+            </w:pPr>
+            <w:r>
+              <w:rPr>
+                <w:rFonts w:ascii="Times New Roman" w:hAnsi="Times New Roman" w:cs="Times New Roman"/>
+              </w:rPr>
+              <w:t>member 3</w:t>
+            </w:r>
+          </w:p>
+        </w:tc>
+        <w:tc>
+          <w:tcPr>
+            <w:tcW w:w="3119" w:type="dxa"/>
+          </w:tcPr>
+          <w:p>
+            <w:pPr>
+              <w:rPr>
                 <w:rFonts w:ascii="Times New Roman" w:hAnsi="Times New Roman" w:cs="Times New Roman"/>
               </w:rPr>
             </w:pPr>
@@ -263,7 +345,7 @@
               <w:rPr>
                 <w:rFonts w:ascii="Times New Roman" w:hAnsi="Times New Roman" w:cs="Times New Roman"/>
               </w:rPr>
-              <w:t>member 3</w:t>
+              <w:t>member 4</w:t>
             </w:r>
           </w:p>
         </w:tc>
@@ -325,7 +407,7 @@
               <w:rPr>
                 <w:rFonts w:ascii="Times New Roman" w:hAnsi="Times New Roman" w:cs="Times New Roman"/>
               </w:rPr>
-              <w:t>member 4</w:t>
+              <w:t>member 5</w:t>
             </w:r>
           </w:p>
         </w:tc>
@@ -387,7 +469,7 @@
               <w:rPr>
                 <w:rFonts w:ascii="Times New Roman" w:hAnsi="Times New Roman" w:cs="Times New Roman"/>
               </w:rPr>
-              <w:t>member 5</w:t>
+              <w:t>member 6</w:t>
             </w:r>
           </w:p>
         </w:tc>
@@ -434,68 +516,6 @@
           </w:p>
         </w:tc>
       </w:tr>
-      <w:tr>
-        <w:tc>
-          <w:tcPr>
-            <w:tcW w:w="1838" w:type="dxa"/>
-          </w:tcPr>
-          <w:p>
-            <w:pPr>
-              <w:rPr>
-                <w:rFonts w:ascii="Times New Roman" w:hAnsi="Times New Roman" w:cs="Times New Roman"/>
-              </w:rPr>
-            </w:pPr>
-            <w:r>
-              <w:rPr>
-                <w:rFonts w:ascii="Times New Roman" w:hAnsi="Times New Roman" w:cs="Times New Roman"/>
-              </w:rPr>
-              <w:t>member 6</w:t>
-            </w:r>
-          </w:p>
-        </w:tc>
-        <w:tc>
-          <w:tcPr>
-            <w:tcW w:w="3119" w:type="dxa"/>
-          </w:tcPr>
-          <w:p>
-            <w:pPr>
-              <w:rPr>
-                <w:rFonts w:ascii="Times New Roman" w:hAnsi="Times New Roman" w:cs="Times New Roman"/>
-              </w:rPr>
-            </w:pPr>
-            <w:r>
-              <w:rPr>
-                <w:rFonts w:ascii="Times New Roman" w:hAnsi="Times New Roman" w:cs="Times New Roman"/>
-              </w:rPr>
-              <w:t xml:space="preserve">QM no: </w:t>
-            </w:r>
-          </w:p>
-        </w:tc>
-        <w:tc>
-          <w:tcPr>
-            <w:tcW w:w="4059" w:type="dxa"/>
-          </w:tcPr>
-          <w:p>
-            <w:pPr>
-              <w:rPr>
-                <w:rFonts w:ascii="Times New Roman" w:hAnsi="Times New Roman" w:cs="Times New Roman"/>
-              </w:rPr>
-            </w:pPr>
-            <w:r>
-              <w:rPr>
-                <w:rFonts w:ascii="Times New Roman" w:hAnsi="Times New Roman" w:cs="Times New Roman"/>
-              </w:rPr>
-              <w:t>Name:</w:t>
-            </w:r>
-            <w:r>
-              <w:rPr>
-                <w:rFonts w:ascii="Times New Roman" w:hAnsi="Times New Roman" w:cs="Times New Roman"/>
-              </w:rPr>
-              <w:t xml:space="preserve"> </w:t>
-            </w:r>
-          </w:p>
-        </w:tc>
-      </w:tr>
     </w:tbl>
     <w:p>
       <w:pPr>
@@ -600,7 +620,7 @@
     <w:p>
       <w:pPr>
         <w:rPr>
-          <w:rFonts w:ascii="Times New Roman" w:hAnsi="Times New Roman" w:cs="Times New Roman" w:hint="eastAsia"/>
+          <w:rFonts w:ascii="Times New Roman" w:hAnsi="Times New Roman" w:cs="Times New Roman"/>
           <w:color w:val="FF0000"/>
         </w:rPr>
       </w:pPr>
@@ -609,7 +629,23 @@
           <w:rFonts w:ascii="Times New Roman" w:hAnsi="Times New Roman" w:cs="Times New Roman"/>
           <w:color w:val="FF0000"/>
         </w:rPr>
-        <w:t xml:space="preserve">To here  - </w:t>
+        <w:t xml:space="preserve">To </w:t>
+      </w:r>
+      <w:proofErr w:type="gramStart"/>
+      <w:r>
+        <w:rPr>
+          <w:rFonts w:ascii="Times New Roman" w:hAnsi="Times New Roman" w:cs="Times New Roman"/>
+          <w:color w:val="FF0000"/>
+        </w:rPr>
+        <w:t>here  -</w:t>
+      </w:r>
+      <w:proofErr w:type="gramEnd"/>
+      <w:r>
+        <w:rPr>
+          <w:rFonts w:ascii="Times New Roman" w:hAnsi="Times New Roman" w:cs="Times New Roman"/>
+          <w:color w:val="FF0000"/>
+        </w:rPr>
+        <w:t xml:space="preserve"> </w:t>
       </w:r>
       <w:r>
         <w:rPr>
@@ -748,7 +784,23 @@
           <w:rFonts w:ascii="Times New Roman" w:hAnsi="Times New Roman" w:cs="Times New Roman"/>
           <w:lang w:val="en-US"/>
         </w:rPr>
-        <w:t xml:space="preserve">We conducted one-to-one interviews with Module Organisers (MO) and current teaching assistants to understand the </w:t>
+        <w:t xml:space="preserve">We conducted one-to-one interviews with Module </w:t>
+      </w:r>
+      <w:proofErr w:type="spellStart"/>
+      <w:r>
+        <w:rPr>
+          <w:rFonts w:ascii="Times New Roman" w:hAnsi="Times New Roman" w:cs="Times New Roman"/>
+          <w:lang w:val="en-US"/>
+        </w:rPr>
+        <w:t>Organisers</w:t>
+      </w:r>
+      <w:proofErr w:type="spellEnd"/>
+      <w:r>
+        <w:rPr>
+          <w:rFonts w:ascii="Times New Roman" w:hAnsi="Times New Roman" w:cs="Times New Roman"/>
+          <w:lang w:val="en-US"/>
+        </w:rPr>
+        <w:t xml:space="preserve"> (MO) and current teaching assistants to understand the </w:t>
       </w:r>
       <w:r>
         <w:rPr>
@@ -824,8 +876,17 @@
           <w:rFonts w:ascii="Times New Roman" w:hAnsi="Times New Roman" w:cs="Times New Roman"/>
           <w:lang w:val="en-US"/>
         </w:rPr>
-        <w:t>Application status cannot be updated and checked in real time, leading to poor communication between applicants and MOs.</w:t>
-      </w:r>
+        <w:t xml:space="preserve">Application status cannot be updated and checked in real time, leading to poor communication between applicants and </w:t>
+      </w:r>
+      <w:proofErr w:type="spellStart"/>
+      <w:r>
+        <w:rPr>
+          <w:rFonts w:ascii="Times New Roman" w:hAnsi="Times New Roman" w:cs="Times New Roman"/>
+          <w:lang w:val="en-US"/>
+        </w:rPr>
+        <w:t>MOs.</w:t>
+      </w:r>
+      <w:proofErr w:type="spellEnd"/>
     </w:p>
     <w:p>
       <w:pPr>
@@ -835,7 +896,7 @@
           <w:numId w:val="6"/>
         </w:numPr>
         <w:rPr>
-          <w:rFonts w:ascii="Times New Roman" w:hAnsi="Times New Roman" w:cs="Times New Roman" w:hint="eastAsia"/>
+          <w:rFonts w:ascii="Times New Roman" w:hAnsi="Times New Roman" w:cs="Times New Roman"/>
           <w:lang w:val="en-US"/>
         </w:rPr>
       </w:pPr>
@@ -854,7 +915,7 @@
           <w:numId w:val="2"/>
         </w:numPr>
         <w:rPr>
-          <w:rFonts w:ascii="Times New Roman" w:hAnsi="Times New Roman" w:cs="Times New Roman" w:hint="eastAsia"/>
+          <w:rFonts w:ascii="Times New Roman" w:hAnsi="Times New Roman" w:cs="Times New Roman"/>
           <w:lang w:val="en-US"/>
         </w:rPr>
       </w:pPr>
@@ -901,7 +962,39 @@
           <w:rFonts w:ascii="Times New Roman" w:hAnsi="Times New Roman" w:cs="Times New Roman"/>
           <w:lang w:val="en-US"/>
         </w:rPr>
-        <w:t>In addition, keeping pace with the times, we conducted document analysis on existing mainstream online teaching assistant recruitment platforms, including BOSS Zhipin, the teaching assistant recruitment section of 51job, Liepin and other common recruitment websites.</w:t>
+        <w:t xml:space="preserve">In addition, keeping pace with the times, we conducted document analysis on existing mainstream online teaching assistant recruitment platforms, including BOSS </w:t>
+      </w:r>
+      <w:proofErr w:type="spellStart"/>
+      <w:r>
+        <w:rPr>
+          <w:rFonts w:ascii="Times New Roman" w:hAnsi="Times New Roman" w:cs="Times New Roman"/>
+          <w:lang w:val="en-US"/>
+        </w:rPr>
+        <w:t>Zhipin</w:t>
+      </w:r>
+      <w:proofErr w:type="spellEnd"/>
+      <w:r>
+        <w:rPr>
+          <w:rFonts w:ascii="Times New Roman" w:hAnsi="Times New Roman" w:cs="Times New Roman"/>
+          <w:lang w:val="en-US"/>
+        </w:rPr>
+        <w:t xml:space="preserve">, the teaching assistant recruitment section of 51job, </w:t>
+      </w:r>
+      <w:proofErr w:type="spellStart"/>
+      <w:r>
+        <w:rPr>
+          <w:rFonts w:ascii="Times New Roman" w:hAnsi="Times New Roman" w:cs="Times New Roman"/>
+          <w:lang w:val="en-US"/>
+        </w:rPr>
+        <w:t>Liepin</w:t>
+      </w:r>
+      <w:proofErr w:type="spellEnd"/>
+      <w:r>
+        <w:rPr>
+          <w:rFonts w:ascii="Times New Roman" w:hAnsi="Times New Roman" w:cs="Times New Roman"/>
+          <w:lang w:val="en-US"/>
+        </w:rPr>
+        <w:t xml:space="preserve"> and other common recruitment websites.</w:t>
       </w:r>
       <w:r>
         <w:rPr>
@@ -914,7 +1007,21 @@
         <w:rPr>
           <w:rFonts w:ascii="Times New Roman" w:hAnsi="Times New Roman" w:cs="Times New Roman"/>
         </w:rPr>
-        <w:t>By analyzing the interface design, function modules, application processes, and information display of TA recruitment sections on these platforms, we summarized common and practical functions for TA recruitment (such as job browsing, online application, profile creation, and job posting) and referred to user-friendly interaction logic to ensure our system meets real usage scenarios.</w:t>
+        <w:t xml:space="preserve">By </w:t>
+      </w:r>
+      <w:proofErr w:type="spellStart"/>
+      <w:r>
+        <w:rPr>
+          <w:rFonts w:ascii="Times New Roman" w:hAnsi="Times New Roman" w:cs="Times New Roman"/>
+        </w:rPr>
+        <w:t>analyzing</w:t>
+      </w:r>
+      <w:proofErr w:type="spellEnd"/>
+      <w:r>
+        <w:rPr>
+          <w:rFonts w:ascii="Times New Roman" w:hAnsi="Times New Roman" w:cs="Times New Roman"/>
+        </w:rPr>
+        <w:t xml:space="preserve"> the interface design, function modules, application processes, and information display of TA recruitment sections on these platforms, we summarized common and practical functions for TA recruitment (such as job browsing, online application, profile creation, and job posting) and referred to user-friendly interaction logic to ensure our system meets real usage scenarios.</w:t>
       </w:r>
     </w:p>
     <w:p>
@@ -964,7 +1071,23 @@
           <w:rFonts w:ascii="Times New Roman" w:hAnsi="Times New Roman" w:cs="Times New Roman"/>
           <w:lang w:val="en-US"/>
         </w:rPr>
-        <w:t>These methods help us accurately define three user roles (TA applicant, Module Organiser, Administrator) and complete the requirement collection without missing key functions.</w:t>
+        <w:t xml:space="preserve">These methods help us accurately define three user roles (TA applicant, Module </w:t>
+      </w:r>
+      <w:proofErr w:type="spellStart"/>
+      <w:r>
+        <w:rPr>
+          <w:rFonts w:ascii="Times New Roman" w:hAnsi="Times New Roman" w:cs="Times New Roman"/>
+          <w:lang w:val="en-US"/>
+        </w:rPr>
+        <w:t>Organiser</w:t>
+      </w:r>
+      <w:proofErr w:type="spellEnd"/>
+      <w:r>
+        <w:rPr>
+          <w:rFonts w:ascii="Times New Roman" w:hAnsi="Times New Roman" w:cs="Times New Roman"/>
+          <w:lang w:val="en-US"/>
+        </w:rPr>
+        <w:t>, Administrator) and complete the requirement collection without missing key functions.</w:t>
       </w:r>
     </w:p>
     <w:p>
@@ -1152,7 +1275,23 @@
           <w:rFonts w:ascii="Times New Roman" w:hAnsi="Times New Roman" w:cs="Times New Roman"/>
           <w:lang w:val="en-US"/>
         </w:rPr>
-        <w:t>1.3 Prioritisation Method</w:t>
+        <w:t xml:space="preserve">1.3 </w:t>
+      </w:r>
+      <w:proofErr w:type="spellStart"/>
+      <w:r>
+        <w:rPr>
+          <w:rFonts w:ascii="Times New Roman" w:hAnsi="Times New Roman" w:cs="Times New Roman"/>
+          <w:lang w:val="en-US"/>
+        </w:rPr>
+        <w:t>Prioritisation</w:t>
+      </w:r>
+      <w:proofErr w:type="spellEnd"/>
+      <w:r>
+        <w:rPr>
+          <w:rFonts w:ascii="Times New Roman" w:hAnsi="Times New Roman" w:cs="Times New Roman"/>
+          <w:lang w:val="en-US"/>
+        </w:rPr>
+        <w:t xml:space="preserve"> Method</w:t>
       </w:r>
     </w:p>
     <w:p>
@@ -1169,6 +1308,7 @@
         </w:rPr>
         <w:t xml:space="preserve">We used the </w:t>
       </w:r>
+      <w:proofErr w:type="spellStart"/>
       <w:r>
         <w:rPr>
           <w:rFonts w:ascii="Times New Roman" w:hAnsi="Times New Roman" w:cs="Times New Roman"/>
@@ -1176,14 +1316,40 @@
           <w:bCs/>
           <w:lang w:val="en-US"/>
         </w:rPr>
-        <w:t>MoSCoW method</w:t>
-      </w:r>
-      <w:r>
-        <w:rPr>
-          <w:rFonts w:ascii="Times New Roman" w:hAnsi="Times New Roman" w:cs="Times New Roman"/>
-          <w:lang w:val="en-US"/>
-        </w:rPr>
-        <w:t xml:space="preserve"> (taught in Week 1 User Story lecture) to prioritise all user stories in the product backlog:</w:t>
+        <w:t>MoSCoW</w:t>
+      </w:r>
+      <w:proofErr w:type="spellEnd"/>
+      <w:r>
+        <w:rPr>
+          <w:rFonts w:ascii="Times New Roman" w:hAnsi="Times New Roman" w:cs="Times New Roman"/>
+          <w:b/>
+          <w:bCs/>
+          <w:lang w:val="en-US"/>
+        </w:rPr>
+        <w:t xml:space="preserve"> method</w:t>
+      </w:r>
+      <w:r>
+        <w:rPr>
+          <w:rFonts w:ascii="Times New Roman" w:hAnsi="Times New Roman" w:cs="Times New Roman"/>
+          <w:lang w:val="en-US"/>
+        </w:rPr>
+        <w:t xml:space="preserve"> (taught in Week 1 User Story lecture) to </w:t>
+      </w:r>
+      <w:proofErr w:type="spellStart"/>
+      <w:r>
+        <w:rPr>
+          <w:rFonts w:ascii="Times New Roman" w:hAnsi="Times New Roman" w:cs="Times New Roman"/>
+          <w:lang w:val="en-US"/>
+        </w:rPr>
+        <w:t>prioritise</w:t>
+      </w:r>
+      <w:proofErr w:type="spellEnd"/>
+      <w:r>
+        <w:rPr>
+          <w:rFonts w:ascii="Times New Roman" w:hAnsi="Times New Roman" w:cs="Times New Roman"/>
+          <w:lang w:val="en-US"/>
+        </w:rPr>
+        <w:t xml:space="preserve"> all user stories in the product backlog:</w:t>
       </w:r>
     </w:p>
     <w:p>
@@ -1451,7 +1617,7 @@
     <w:p>
       <w:pPr>
         <w:rPr>
-          <w:rFonts w:ascii="Times New Roman" w:hAnsi="Times New Roman" w:cs="Times New Roman" w:hint="eastAsia"/>
+          <w:rFonts w:ascii="Times New Roman" w:hAnsi="Times New Roman" w:cs="Times New Roman"/>
           <w:color w:val="FF0000"/>
           <w:lang w:val="en-US"/>
         </w:rPr>
@@ -1617,7 +1783,23 @@
           <w:rFonts w:ascii="Times New Roman" w:hAnsi="Times New Roman" w:cs="Times New Roman"/>
           <w:lang w:val="en-US"/>
         </w:rPr>
-        <w:t>For Module Organisers:</w:t>
+        <w:t xml:space="preserve">For Module </w:t>
+      </w:r>
+      <w:proofErr w:type="spellStart"/>
+      <w:r>
+        <w:rPr>
+          <w:rFonts w:ascii="Times New Roman" w:hAnsi="Times New Roman" w:cs="Times New Roman"/>
+          <w:lang w:val="en-US"/>
+        </w:rPr>
+        <w:t>Organisers</w:t>
+      </w:r>
+      <w:proofErr w:type="spellEnd"/>
+      <w:r>
+        <w:rPr>
+          <w:rFonts w:ascii="Times New Roman" w:hAnsi="Times New Roman" w:cs="Times New Roman"/>
+          <w:lang w:val="en-US"/>
+        </w:rPr>
+        <w:t>:</w:t>
       </w:r>
     </w:p>
     <w:p>
@@ -1709,7 +1891,23 @@
           <w:lang w:val="en-US"/>
         </w:rPr>
         <w:lastRenderedPageBreak/>
-        <w:t>All Module Organisers hope to post jobs and check applications online.</w:t>
+        <w:t xml:space="preserve">All Module </w:t>
+      </w:r>
+      <w:proofErr w:type="spellStart"/>
+      <w:r>
+        <w:rPr>
+          <w:rFonts w:ascii="Times New Roman" w:hAnsi="Times New Roman" w:cs="Times New Roman"/>
+          <w:lang w:val="en-US"/>
+        </w:rPr>
+        <w:t>Organisers</w:t>
+      </w:r>
+      <w:proofErr w:type="spellEnd"/>
+      <w:r>
+        <w:rPr>
+          <w:rFonts w:ascii="Times New Roman" w:hAnsi="Times New Roman" w:cs="Times New Roman"/>
+          <w:lang w:val="en-US"/>
+        </w:rPr>
+        <w:t xml:space="preserve"> hope to post jobs and check applications online.</w:t>
       </w:r>
     </w:p>
     <w:p>
@@ -1719,7 +1917,7 @@
           <w:numId w:val="8"/>
         </w:numPr>
         <w:rPr>
-          <w:rFonts w:ascii="Times New Roman" w:hAnsi="Times New Roman" w:cs="Times New Roman" w:hint="eastAsia"/>
+          <w:rFonts w:ascii="Times New Roman" w:hAnsi="Times New Roman" w:cs="Times New Roman"/>
           <w:lang w:val="en-US"/>
         </w:rPr>
       </w:pPr>
@@ -1777,7 +1975,23 @@
           <w:rFonts w:ascii="Times New Roman" w:hAnsi="Times New Roman" w:cs="Times New Roman"/>
           <w:lang w:val="en-US"/>
         </w:rPr>
-        <w:t>BOSS Zhipin:</w:t>
+        <w:t xml:space="preserve">BOSS </w:t>
+      </w:r>
+      <w:proofErr w:type="spellStart"/>
+      <w:r>
+        <w:rPr>
+          <w:rFonts w:ascii="Times New Roman" w:hAnsi="Times New Roman" w:cs="Times New Roman"/>
+          <w:lang w:val="en-US"/>
+        </w:rPr>
+        <w:t>Zhipin</w:t>
+      </w:r>
+      <w:proofErr w:type="spellEnd"/>
+      <w:r>
+        <w:rPr>
+          <w:rFonts w:ascii="Times New Roman" w:hAnsi="Times New Roman" w:cs="Times New Roman"/>
+          <w:lang w:val="en-US"/>
+        </w:rPr>
+        <w:t>:</w:t>
       </w:r>
       <w:r>
         <w:rPr>
@@ -1814,6 +2028,7 @@
           </w:rPr>
           <w:t xml:space="preserve"> - BOSS</w:t>
         </w:r>
+        <w:proofErr w:type="gramStart"/>
         <w:r>
           <w:rPr>
             <w:rStyle w:val="af3"/>
@@ -1821,6 +2036,7 @@
           </w:rPr>
           <w:t>直聘</w:t>
         </w:r>
+        <w:proofErr w:type="gramEnd"/>
       </w:hyperlink>
     </w:p>
     <w:p>
@@ -1916,8 +2132,17 @@
             <w:rStyle w:val="af3"/>
             <w:rFonts w:ascii="Times New Roman" w:hAnsi="Times New Roman" w:cs="Times New Roman"/>
           </w:rPr>
-          <w:t>前程无忧教师招聘网</w:t>
+          <w:t>前程无忧教师</w:t>
         </w:r>
+        <w:proofErr w:type="gramStart"/>
+        <w:r>
+          <w:rPr>
+            <w:rStyle w:val="af3"/>
+            <w:rFonts w:ascii="Times New Roman" w:hAnsi="Times New Roman" w:cs="Times New Roman"/>
+          </w:rPr>
+          <w:t>招聘网</w:t>
+        </w:r>
+        <w:proofErr w:type="gramEnd"/>
       </w:hyperlink>
     </w:p>
     <w:p>
@@ -1928,17 +2153,26 @@
           <w:numId w:val="9"/>
         </w:numPr>
         <w:rPr>
-          <w:rFonts w:ascii="Times New Roman" w:hAnsi="Times New Roman" w:cs="Times New Roman" w:hint="eastAsia"/>
-          <w:lang w:val="en-US"/>
-        </w:rPr>
-      </w:pPr>
-      <w:r>
-        <w:rPr>
-          <w:rFonts w:ascii="Times New Roman" w:hAnsi="Times New Roman" w:cs="Times New Roman"/>
-          <w:lang w:val="en-US"/>
-        </w:rPr>
-        <w:t>Teaching Assistant Recruitment on Liepin</w:t>
-      </w:r>
+          <w:rFonts w:ascii="Times New Roman" w:hAnsi="Times New Roman" w:cs="Times New Roman"/>
+          <w:lang w:val="en-US"/>
+        </w:rPr>
+      </w:pPr>
+      <w:r>
+        <w:rPr>
+          <w:rFonts w:ascii="Times New Roman" w:hAnsi="Times New Roman" w:cs="Times New Roman"/>
+          <w:lang w:val="en-US"/>
+        </w:rPr>
+        <w:t xml:space="preserve">Teaching Assistant Recruitment on </w:t>
+      </w:r>
+      <w:proofErr w:type="spellStart"/>
+      <w:r>
+        <w:rPr>
+          <w:rFonts w:ascii="Times New Roman" w:hAnsi="Times New Roman" w:cs="Times New Roman"/>
+          <w:lang w:val="en-US"/>
+        </w:rPr>
+        <w:t>Liepin</w:t>
+      </w:r>
+      <w:proofErr w:type="spellEnd"/>
       <w:r>
         <w:rPr>
           <w:rFonts w:ascii="Times New Roman" w:hAnsi="Times New Roman" w:cs="Times New Roman" w:hint="eastAsia"/>
@@ -1981,6 +2215,7 @@
           </w:rPr>
           <w:t>-</w:t>
         </w:r>
+        <w:proofErr w:type="gramStart"/>
         <w:r>
           <w:rPr>
             <w:rStyle w:val="af3"/>
@@ -1988,6 +2223,7 @@
           </w:rPr>
           <w:t>猎聘</w:t>
         </w:r>
+        <w:proofErr w:type="gramEnd"/>
       </w:hyperlink>
     </w:p>
     <w:p>
@@ -2037,7 +2273,7 @@
     <w:p>
       <w:pPr>
         <w:rPr>
-          <w:rFonts w:ascii="Times New Roman" w:hAnsi="Times New Roman" w:cs="Times New Roman" w:hint="eastAsia"/>
+          <w:rFonts w:ascii="Times New Roman" w:hAnsi="Times New Roman" w:cs="Times New Roman"/>
           <w:lang w:val="en-US"/>
         </w:rPr>
       </w:pPr>

--- a/First Brief Report Template.docx
+++ b/First Brief Report Template.docx
@@ -162,7 +162,7 @@
           <w:p>
             <w:pPr>
               <w:rPr>
-                <w:rFonts w:ascii="Times New Roman" w:hAnsi="Times New Roman" w:cs="Times New Roman" w:hint="eastAsia"/>
+                <w:rFonts w:ascii="Times New Roman" w:hAnsi="Times New Roman" w:cs="Times New Roman"/>
               </w:rPr>
             </w:pPr>
             <w:r>
@@ -600,7 +600,7 @@
     <w:p>
       <w:pPr>
         <w:rPr>
-          <w:rFonts w:ascii="Times New Roman" w:hAnsi="Times New Roman" w:cs="Times New Roman" w:hint="eastAsia"/>
+          <w:rFonts w:ascii="Times New Roman" w:hAnsi="Times New Roman" w:cs="Times New Roman"/>
           <w:color w:val="FF0000"/>
         </w:rPr>
       </w:pPr>
@@ -609,7 +609,23 @@
           <w:rFonts w:ascii="Times New Roman" w:hAnsi="Times New Roman" w:cs="Times New Roman"/>
           <w:color w:val="FF0000"/>
         </w:rPr>
-        <w:t xml:space="preserve">To here  - </w:t>
+        <w:t xml:space="preserve">To </w:t>
+      </w:r>
+      <w:proofErr w:type="gramStart"/>
+      <w:r>
+        <w:rPr>
+          <w:rFonts w:ascii="Times New Roman" w:hAnsi="Times New Roman" w:cs="Times New Roman"/>
+          <w:color w:val="FF0000"/>
+        </w:rPr>
+        <w:t>here  -</w:t>
+      </w:r>
+      <w:proofErr w:type="gramEnd"/>
+      <w:r>
+        <w:rPr>
+          <w:rFonts w:ascii="Times New Roman" w:hAnsi="Times New Roman" w:cs="Times New Roman"/>
+          <w:color w:val="FF0000"/>
+        </w:rPr>
+        <w:t xml:space="preserve"> </w:t>
       </w:r>
       <w:r>
         <w:rPr>
@@ -719,6 +735,378 @@
       </w:pPr>
       <w:r>
         <w:rPr>
+          <w:rFonts w:ascii="Times New Roman" w:hAnsi="Times New Roman" w:cs="Times New Roman" w:hint="eastAsia"/>
+          <w:b/>
+          <w:bCs/>
+          <w:lang w:val="en-US"/>
+        </w:rPr>
+        <w:t>Background Reading</w:t>
+      </w:r>
+      <w:r>
+        <w:rPr>
+          <w:rFonts w:ascii="Times New Roman" w:hAnsi="Times New Roman" w:cs="Times New Roman"/>
+        </w:rPr>
+        <w:t xml:space="preserve">: Firstly, we conducted systematic </w:t>
+      </w:r>
+      <w:r>
+        <w:rPr>
+          <w:rFonts w:ascii="Times New Roman" w:hAnsi="Times New Roman" w:cs="Times New Roman"/>
+          <w:b/>
+          <w:bCs/>
+        </w:rPr>
+        <w:t>market research</w:t>
+      </w:r>
+      <w:r>
+        <w:rPr>
+          <w:rFonts w:ascii="Times New Roman" w:hAnsi="Times New Roman" w:cs="Times New Roman"/>
+        </w:rPr>
+        <w:t xml:space="preserve"> to grasp the current industry development status and general functional standards of online teaching assistant recruitment systems. At present, the recruitment of teaching assistants is in the stage of digital transformation. Traditional offline paper forms and Excel-based management are gradually replaced by lightweight online recruitment systems. The mainstream industry functions are highly standardized, which mainly </w:t>
+      </w:r>
+      <w:proofErr w:type="gramStart"/>
+      <w:r>
+        <w:rPr>
+          <w:rFonts w:ascii="Times New Roman" w:hAnsi="Times New Roman" w:cs="Times New Roman"/>
+        </w:rPr>
+        <w:t>include</w:t>
+      </w:r>
+      <w:r>
+        <w:rPr>
+          <w:rFonts w:ascii="Times New Roman" w:hAnsi="Times New Roman" w:cs="Times New Roman" w:hint="eastAsia"/>
+        </w:rPr>
+        <w:t>:</w:t>
+      </w:r>
+      <w:proofErr w:type="gramEnd"/>
+      <w:r>
+        <w:rPr>
+          <w:rFonts w:ascii="Times New Roman" w:hAnsi="Times New Roman" w:cs="Times New Roman"/>
+        </w:rPr>
+        <w:t xml:space="preserve"> role-based account management for applicants and recruiters; personal profile creation and resume uploading for applicants; job browsing, filtering and online application; real-time application status tracking; job posting and applicant screening for recruiters. These systems focus on simplicity, efficiency and easy operation to adapt to the campus scenario with short recruitment cycles and clear business processes.</w:t>
+      </w:r>
+      <w:r>
+        <w:rPr>
+          <w:rFonts w:ascii="Times New Roman" w:hAnsi="Times New Roman" w:cs="Times New Roman" w:hint="eastAsia"/>
+        </w:rPr>
+        <w:t xml:space="preserve"> </w:t>
+      </w:r>
+      <w:r>
+        <w:rPr>
+          <w:rFonts w:ascii="Times New Roman" w:hAnsi="Times New Roman" w:cs="Times New Roman"/>
+        </w:rPr>
+        <w:t xml:space="preserve">Secondly, we implemented in-depth </w:t>
+      </w:r>
+      <w:r>
+        <w:rPr>
+          <w:rFonts w:ascii="Times New Roman" w:hAnsi="Times New Roman" w:cs="Times New Roman"/>
+          <w:b/>
+          <w:bCs/>
+        </w:rPr>
+        <w:t>competitive analysis</w:t>
+      </w:r>
+      <w:r>
+        <w:rPr>
+          <w:rFonts w:ascii="Times New Roman" w:hAnsi="Times New Roman" w:cs="Times New Roman"/>
+        </w:rPr>
+        <w:t xml:space="preserve"> by investigating three mainstream online recruitment platforms with mature teaching assistant recruitment sections, namely </w:t>
+      </w:r>
+      <w:r>
+        <w:rPr>
+          <w:rFonts w:ascii="Times New Roman" w:hAnsi="Times New Roman" w:cs="Times New Roman"/>
+          <w:b/>
+          <w:bCs/>
+        </w:rPr>
+        <w:t xml:space="preserve">BOSS </w:t>
+      </w:r>
+      <w:proofErr w:type="spellStart"/>
+      <w:r>
+        <w:rPr>
+          <w:rFonts w:ascii="Times New Roman" w:hAnsi="Times New Roman" w:cs="Times New Roman"/>
+          <w:b/>
+          <w:bCs/>
+        </w:rPr>
+        <w:t>Zhipin</w:t>
+      </w:r>
+      <w:proofErr w:type="spellEnd"/>
+      <w:r>
+        <w:rPr>
+          <w:rFonts w:ascii="Times New Roman" w:hAnsi="Times New Roman" w:cs="Times New Roman"/>
+          <w:b/>
+          <w:bCs/>
+        </w:rPr>
+        <w:t xml:space="preserve">, 51job and </w:t>
+      </w:r>
+      <w:proofErr w:type="spellStart"/>
+      <w:r>
+        <w:rPr>
+          <w:rFonts w:ascii="Times New Roman" w:hAnsi="Times New Roman" w:cs="Times New Roman"/>
+          <w:b/>
+          <w:bCs/>
+        </w:rPr>
+        <w:t>LiePin</w:t>
+      </w:r>
+      <w:proofErr w:type="spellEnd"/>
+      <w:r>
+        <w:rPr>
+          <w:rFonts w:ascii="Times New Roman" w:hAnsi="Times New Roman" w:cs="Times New Roman"/>
+        </w:rPr>
+        <w:t>. We focused on analysing their core functions, process design and interaction logic for TA positions:</w:t>
+      </w:r>
+    </w:p>
+    <w:p>
+      <w:pPr>
+        <w:pStyle w:val="a9"/>
+        <w:numPr>
+          <w:ilvl w:val="0"/>
+          <w:numId w:val="10"/>
+        </w:numPr>
+        <w:rPr>
+          <w:rFonts w:ascii="Times New Roman" w:hAnsi="Times New Roman" w:cs="Times New Roman"/>
+        </w:rPr>
+      </w:pPr>
+      <w:r>
+        <w:rPr>
+          <w:rFonts w:ascii="Times New Roman" w:hAnsi="Times New Roman" w:cs="Times New Roman"/>
+        </w:rPr>
+        <w:lastRenderedPageBreak/>
+        <w:t xml:space="preserve">BOSS </w:t>
+      </w:r>
+      <w:proofErr w:type="spellStart"/>
+      <w:r>
+        <w:rPr>
+          <w:rFonts w:ascii="Times New Roman" w:hAnsi="Times New Roman" w:cs="Times New Roman"/>
+        </w:rPr>
+        <w:t>Zhipin</w:t>
+      </w:r>
+      <w:proofErr w:type="spellEnd"/>
+      <w:r>
+        <w:rPr>
+          <w:rFonts w:ascii="Times New Roman" w:hAnsi="Times New Roman" w:cs="Times New Roman"/>
+        </w:rPr>
+        <w:t xml:space="preserve">: It provides a concise TA job display page, supports quick filtering by job type, working place and </w:t>
+      </w:r>
+      <w:r>
+        <w:rPr>
+          <w:rFonts w:ascii="Times New Roman" w:hAnsi="Times New Roman" w:cs="Times New Roman"/>
+          <w:lang w:val="en-US"/>
+        </w:rPr>
+        <w:t>company industry</w:t>
+      </w:r>
+      <w:r>
+        <w:rPr>
+          <w:rFonts w:ascii="Times New Roman" w:hAnsi="Times New Roman" w:cs="Times New Roman"/>
+        </w:rPr>
+        <w:t xml:space="preserve">, and adopts a direct communication mode between applicants and recruiters to realize fast </w:t>
+      </w:r>
+      <w:proofErr w:type="gramStart"/>
+      <w:r>
+        <w:rPr>
+          <w:rFonts w:ascii="Times New Roman" w:hAnsi="Times New Roman" w:cs="Times New Roman"/>
+        </w:rPr>
+        <w:t>interaction;</w:t>
+      </w:r>
+      <w:proofErr w:type="gramEnd"/>
+    </w:p>
+    <w:p>
+      <w:pPr>
+        <w:pStyle w:val="a9"/>
+        <w:numPr>
+          <w:ilvl w:val="0"/>
+          <w:numId w:val="10"/>
+        </w:numPr>
+        <w:rPr>
+          <w:rFonts w:ascii="Times New Roman" w:hAnsi="Times New Roman" w:cs="Times New Roman"/>
+          <w:lang w:val="en-US"/>
+        </w:rPr>
+      </w:pPr>
+      <w:r>
+        <w:rPr>
+          <w:rFonts w:ascii="Times New Roman" w:hAnsi="Times New Roman" w:cs="Times New Roman" w:hint="eastAsia"/>
+          <w:lang w:val="en-US"/>
+        </w:rPr>
+        <w:t xml:space="preserve">51Job: </w:t>
+      </w:r>
+      <w:r>
+        <w:rPr>
+          <w:rFonts w:ascii="Times New Roman" w:hAnsi="Times New Roman" w:cs="Times New Roman"/>
+          <w:lang w:val="en-US"/>
+        </w:rPr>
+        <w:t xml:space="preserve">It optimizes the matching between applicants’ skills and job </w:t>
+      </w:r>
+      <w:proofErr w:type="gramStart"/>
+      <w:r>
+        <w:rPr>
+          <w:rFonts w:ascii="Times New Roman" w:hAnsi="Times New Roman" w:cs="Times New Roman"/>
+          <w:lang w:val="en-US"/>
+        </w:rPr>
+        <w:t>requirements, and</w:t>
+      </w:r>
+      <w:proofErr w:type="gramEnd"/>
+      <w:r>
+        <w:rPr>
+          <w:rFonts w:ascii="Times New Roman" w:hAnsi="Times New Roman" w:cs="Times New Roman"/>
+          <w:lang w:val="en-US"/>
+        </w:rPr>
+        <w:t xml:space="preserve"> provides classified management of application records to help recruiters sort and screen applicants efficiently.</w:t>
+      </w:r>
+    </w:p>
+    <w:p>
+      <w:pPr>
+        <w:pStyle w:val="a9"/>
+        <w:numPr>
+          <w:ilvl w:val="0"/>
+          <w:numId w:val="10"/>
+        </w:numPr>
+        <w:rPr>
+          <w:rFonts w:ascii="Times New Roman" w:hAnsi="Times New Roman" w:cs="Times New Roman"/>
+          <w:lang w:val="en-US"/>
+        </w:rPr>
+      </w:pPr>
+      <w:proofErr w:type="spellStart"/>
+      <w:r>
+        <w:rPr>
+          <w:rFonts w:ascii="Times New Roman" w:hAnsi="Times New Roman" w:cs="Times New Roman" w:hint="eastAsia"/>
+          <w:lang w:val="en-US"/>
+        </w:rPr>
+        <w:t>Liepin</w:t>
+      </w:r>
+      <w:proofErr w:type="spellEnd"/>
+      <w:r>
+        <w:rPr>
+          <w:rFonts w:ascii="Times New Roman" w:hAnsi="Times New Roman" w:cs="Times New Roman" w:hint="eastAsia"/>
+          <w:lang w:val="en-US"/>
+        </w:rPr>
+        <w:t xml:space="preserve">: </w:t>
+      </w:r>
+      <w:r>
+        <w:rPr>
+          <w:rFonts w:ascii="Times New Roman" w:hAnsi="Times New Roman" w:cs="Times New Roman"/>
+        </w:rPr>
+        <w:t>It has a standardized TA position release template, which can clearly display job responsibilities, require</w:t>
+      </w:r>
+      <w:r>
+        <w:rPr>
+          <w:rFonts w:ascii="Times New Roman" w:hAnsi="Times New Roman" w:cs="Times New Roman" w:hint="eastAsia"/>
+        </w:rPr>
+        <w:t>d</w:t>
+      </w:r>
+      <w:r>
+        <w:rPr>
+          <w:rFonts w:ascii="Times New Roman" w:hAnsi="Times New Roman" w:cs="Times New Roman"/>
+        </w:rPr>
+        <w:t xml:space="preserve"> skills </w:t>
+      </w:r>
+      <w:r>
+        <w:rPr>
+          <w:rFonts w:ascii="Times New Roman" w:hAnsi="Times New Roman" w:cs="Times New Roman"/>
+          <w:lang w:val="en-US"/>
+        </w:rPr>
+        <w:t>salary range,</w:t>
+      </w:r>
+      <w:r>
+        <w:rPr>
+          <w:rFonts w:ascii="Times New Roman" w:hAnsi="Times New Roman" w:cs="Times New Roman" w:hint="eastAsia"/>
+          <w:lang w:val="en-US"/>
+        </w:rPr>
+        <w:t xml:space="preserve"> </w:t>
+      </w:r>
+      <w:r>
+        <w:rPr>
+          <w:rFonts w:ascii="Times New Roman" w:hAnsi="Times New Roman" w:cs="Times New Roman"/>
+        </w:rPr>
+        <w:t xml:space="preserve">and recruitment numbers, and supports </w:t>
+      </w:r>
+      <w:r>
+        <w:rPr>
+          <w:rFonts w:ascii="Times New Roman" w:hAnsi="Times New Roman" w:cs="Times New Roman" w:hint="eastAsia"/>
+        </w:rPr>
+        <w:t xml:space="preserve">applicants </w:t>
+      </w:r>
+      <w:r>
+        <w:rPr>
+          <w:rFonts w:ascii="Times New Roman" w:hAnsi="Times New Roman" w:cs="Times New Roman"/>
+        </w:rPr>
+        <w:t>checking their application progress in the background after submitting their resumes.</w:t>
+      </w:r>
+    </w:p>
+    <w:p>
+      <w:pPr>
+        <w:ind w:left="720"/>
+        <w:rPr>
+          <w:rFonts w:ascii="Times New Roman" w:hAnsi="Times New Roman" w:cs="Times New Roman"/>
+          <w:lang w:val="en-US"/>
+        </w:rPr>
+      </w:pPr>
+      <w:r>
+        <w:rPr>
+          <w:rFonts w:ascii="Times New Roman" w:hAnsi="Times New Roman" w:cs="Times New Roman"/>
+          <w:lang w:val="en-US"/>
+        </w:rPr>
+        <w:t>Through competitive analysis, we summarized the most practical functions and user-friendly processes suitable for campus TA recruitment.</w:t>
+      </w:r>
+    </w:p>
+    <w:p>
+      <w:pPr>
+        <w:ind w:left="720"/>
+        <w:rPr>
+          <w:rFonts w:ascii="Times New Roman" w:hAnsi="Times New Roman" w:cs="Times New Roman"/>
+        </w:rPr>
+      </w:pPr>
+      <w:r>
+        <w:rPr>
+          <w:rFonts w:ascii="Times New Roman" w:hAnsi="Times New Roman" w:cs="Times New Roman"/>
+        </w:rPr>
+        <w:t>Meanwhile, we further learned more about the users and organisation of BUPT International School, including the organizational structure of the school, the semester-based TA recruitment rules, the business needs of Module Organisers (MOs) and the actual usage scenarios of TA applicants, so as to ensure that the system design is closely integrated with the actual school situation.</w:t>
+      </w:r>
+    </w:p>
+    <w:p>
+      <w:pPr>
+        <w:ind w:left="720"/>
+        <w:rPr>
+          <w:rFonts w:ascii="Times New Roman" w:hAnsi="Times New Roman" w:cs="Times New Roman"/>
+          <w:lang w:val="en-US"/>
+        </w:rPr>
+      </w:pPr>
+      <w:r>
+        <w:rPr>
+          <w:rFonts w:ascii="Times New Roman" w:hAnsi="Times New Roman" w:cs="Times New Roman"/>
+        </w:rPr>
+        <w:t xml:space="preserve">Finally, our team held group brainstorming based on all the background information collected above. Through the complete Background Reading technique, </w:t>
+      </w:r>
+      <w:proofErr w:type="gramStart"/>
+      <w:r>
+        <w:rPr>
+          <w:rFonts w:ascii="Times New Roman" w:hAnsi="Times New Roman" w:cs="Times New Roman"/>
+          <w:lang w:val="en-US"/>
+        </w:rPr>
+        <w:t>We</w:t>
+      </w:r>
+      <w:proofErr w:type="gramEnd"/>
+      <w:r>
+        <w:rPr>
+          <w:rFonts w:ascii="Times New Roman" w:hAnsi="Times New Roman" w:cs="Times New Roman"/>
+          <w:lang w:val="en-US"/>
+        </w:rPr>
+        <w:t xml:space="preserve"> have developed a clear overall concept of the system components and their interactions</w:t>
+      </w:r>
+      <w:r>
+        <w:rPr>
+          <w:rFonts w:ascii="Times New Roman" w:hAnsi="Times New Roman" w:cs="Times New Roman"/>
+        </w:rPr>
+        <w:t>, which laid a solid and reliable foundation for our subsequent requirement capturing, analysis and system design.</w:t>
+      </w:r>
+    </w:p>
+    <w:p>
+      <w:pPr>
+        <w:numPr>
+          <w:ilvl w:val="0"/>
+          <w:numId w:val="2"/>
+        </w:numPr>
+        <w:rPr>
+          <w:rFonts w:ascii="Times New Roman" w:hAnsi="Times New Roman" w:cs="Times New Roman"/>
+          <w:lang w:val="en-US"/>
+        </w:rPr>
+      </w:pPr>
+      <w:r>
+        <w:rPr>
           <w:rFonts w:ascii="Times New Roman" w:hAnsi="Times New Roman" w:cs="Times New Roman"/>
           <w:b/>
           <w:bCs/>
@@ -748,7 +1136,23 @@
           <w:rFonts w:ascii="Times New Roman" w:hAnsi="Times New Roman" w:cs="Times New Roman"/>
           <w:lang w:val="en-US"/>
         </w:rPr>
-        <w:t xml:space="preserve">We conducted one-to-one interviews with Module Organisers (MO) and current teaching assistants to understand the </w:t>
+        <w:t xml:space="preserve">We conducted one-to-one interviews with Module </w:t>
+      </w:r>
+      <w:proofErr w:type="spellStart"/>
+      <w:r>
+        <w:rPr>
+          <w:rFonts w:ascii="Times New Roman" w:hAnsi="Times New Roman" w:cs="Times New Roman"/>
+          <w:lang w:val="en-US"/>
+        </w:rPr>
+        <w:t>Organisers</w:t>
+      </w:r>
+      <w:proofErr w:type="spellEnd"/>
+      <w:r>
+        <w:rPr>
+          <w:rFonts w:ascii="Times New Roman" w:hAnsi="Times New Roman" w:cs="Times New Roman"/>
+          <w:lang w:val="en-US"/>
+        </w:rPr>
+        <w:t xml:space="preserve"> (MO) and current teaching assistants to understand the </w:t>
       </w:r>
       <w:r>
         <w:rPr>
@@ -784,7 +1188,23 @@
           <w:rFonts w:ascii="Times New Roman" w:hAnsi="Times New Roman" w:cs="Times New Roman"/>
           <w:lang w:val="en-US"/>
         </w:rPr>
-        <w:t>Paper forms are easy to be lost or damaged, and manual information entry causes high error rates.</w:t>
+        <w:t xml:space="preserve">Paper forms are easy to </w:t>
+      </w:r>
+      <w:proofErr w:type="gramStart"/>
+      <w:r>
+        <w:rPr>
+          <w:rFonts w:ascii="Times New Roman" w:hAnsi="Times New Roman" w:cs="Times New Roman"/>
+          <w:lang w:val="en-US"/>
+        </w:rPr>
+        <w:t>be lost</w:t>
+      </w:r>
+      <w:proofErr w:type="gramEnd"/>
+      <w:r>
+        <w:rPr>
+          <w:rFonts w:ascii="Times New Roman" w:hAnsi="Times New Roman" w:cs="Times New Roman"/>
+          <w:lang w:val="en-US"/>
+        </w:rPr>
+        <w:t xml:space="preserve"> or damaged, and manual information entry causes high error rates.</w:t>
       </w:r>
     </w:p>
     <w:p>
@@ -824,8 +1244,17 @@
           <w:rFonts w:ascii="Times New Roman" w:hAnsi="Times New Roman" w:cs="Times New Roman"/>
           <w:lang w:val="en-US"/>
         </w:rPr>
-        <w:t>Application status cannot be updated and checked in real time, leading to poor communication between applicants and MOs.</w:t>
-      </w:r>
+        <w:t xml:space="preserve">Application status cannot be updated and checked in real time, leading to poor communication between applicants and </w:t>
+      </w:r>
+      <w:proofErr w:type="spellStart"/>
+      <w:r>
+        <w:rPr>
+          <w:rFonts w:ascii="Times New Roman" w:hAnsi="Times New Roman" w:cs="Times New Roman"/>
+          <w:lang w:val="en-US"/>
+        </w:rPr>
+        <w:t>MOs.</w:t>
+      </w:r>
+      <w:proofErr w:type="spellEnd"/>
     </w:p>
     <w:p>
       <w:pPr>
@@ -835,7 +1264,7 @@
           <w:numId w:val="6"/>
         </w:numPr>
         <w:rPr>
-          <w:rFonts w:ascii="Times New Roman" w:hAnsi="Times New Roman" w:cs="Times New Roman" w:hint="eastAsia"/>
+          <w:rFonts w:ascii="Times New Roman" w:hAnsi="Times New Roman" w:cs="Times New Roman"/>
           <w:lang w:val="en-US"/>
         </w:rPr>
       </w:pPr>
@@ -854,7 +1283,7 @@
           <w:numId w:val="2"/>
         </w:numPr>
         <w:rPr>
-          <w:rFonts w:ascii="Times New Roman" w:hAnsi="Times New Roman" w:cs="Times New Roman" w:hint="eastAsia"/>
+          <w:rFonts w:ascii="Times New Roman" w:hAnsi="Times New Roman" w:cs="Times New Roman"/>
           <w:lang w:val="en-US"/>
         </w:rPr>
       </w:pPr>
@@ -865,29 +1294,36 @@
           <w:bCs/>
           <w:lang w:val="en-US"/>
         </w:rPr>
+        <w:t>Document Analysis</w:t>
+      </w:r>
+      <w:r>
+        <w:rPr>
+          <w:rFonts w:ascii="Times New Roman" w:hAnsi="Times New Roman" w:cs="Times New Roman"/>
+          <w:lang w:val="en-US"/>
+        </w:rPr>
+        <w:t xml:space="preserve">: </w:t>
+      </w:r>
+      <w:r>
+        <w:rPr>
+          <w:rFonts w:ascii="Times New Roman" w:hAnsi="Times New Roman" w:cs="Times New Roman"/>
+          <w:lang w:val="en-US"/>
+        </w:rPr>
+        <w:t xml:space="preserve">We first learned about </w:t>
+      </w:r>
+      <w:r>
+        <w:rPr>
+          <w:rFonts w:ascii="Times New Roman" w:hAnsi="Times New Roman" w:cs="Times New Roman"/>
+          <w:lang w:val="en-US"/>
+        </w:rPr>
+        <w:t xml:space="preserve">the materials provided by our group's TAs, including paper-based TA recruitment application forms and official TA recruitment announcements, and extracted core data fields (ID, personal information, </w:t>
+      </w:r>
+      <w:r>
+        <w:rPr>
+          <w:rFonts w:ascii="Times New Roman" w:hAnsi="Times New Roman" w:cs="Times New Roman"/>
+          <w:lang w:val="en-US"/>
+        </w:rPr>
         <w:lastRenderedPageBreak/>
-        <w:t>Document Analysis</w:t>
-      </w:r>
-      <w:r>
-        <w:rPr>
-          <w:rFonts w:ascii="Times New Roman" w:hAnsi="Times New Roman" w:cs="Times New Roman"/>
-          <w:lang w:val="en-US"/>
-        </w:rPr>
-        <w:t xml:space="preserve">: </w:t>
-      </w:r>
-      <w:r>
-        <w:rPr>
-          <w:rFonts w:ascii="Times New Roman" w:hAnsi="Times New Roman" w:cs="Times New Roman"/>
-          <w:lang w:val="en-US"/>
-        </w:rPr>
-        <w:t>We first learned about the school's existing teaching assistant recruitment system and process documents through TA, and summarized the necessary data fields (name, student ID, skills, job requirements) and core business processes of the system</w:t>
-      </w:r>
-      <w:r>
-        <w:rPr>
-          <w:rFonts w:ascii="Times New Roman" w:hAnsi="Times New Roman" w:cs="Times New Roman"/>
-          <w:lang w:val="en-US"/>
-        </w:rPr>
-        <w:t>.</w:t>
+        <w:t>skills, etc.), standard process steps, and recruitment rules from previous years.</w:t>
       </w:r>
       <w:r>
         <w:rPr>
@@ -901,27 +1337,15 @@
           <w:rFonts w:ascii="Times New Roman" w:hAnsi="Times New Roman" w:cs="Times New Roman"/>
           <w:lang w:val="en-US"/>
         </w:rPr>
-        <w:t>In addition, keeping pace with the times, we conducted document analysis on existing mainstream online teaching assistant recruitment platforms, including BOSS Zhipin, the teaching assistant recruitment section of 51job, Liepin and other common recruitment websites.</w:t>
-      </w:r>
-      <w:r>
-        <w:rPr>
-          <w:rFonts w:ascii="Times New Roman" w:hAnsi="Times New Roman" w:cs="Times New Roman" w:hint="eastAsia"/>
-          <w:lang w:val="en-US"/>
-        </w:rPr>
-        <w:t xml:space="preserve"> </w:t>
-      </w:r>
-      <w:r>
-        <w:rPr>
-          <w:rFonts w:ascii="Times New Roman" w:hAnsi="Times New Roman" w:cs="Times New Roman"/>
-        </w:rPr>
-        <w:t>By analyzing the interface design, function modules, application processes, and information display of TA recruitment sections on these platforms, we summarized common and practical functions for TA recruitment (such as job browsing, online application, profile creation, and job posting) and referred to user-friendly interaction logic to ensure our system meets real usage scenarios.</w:t>
-      </w:r>
-    </w:p>
-    <w:p>
-      <w:pPr>
+        <w:t>Second, we reviewed a wide range of public documents, literature, and reports related to online recruitment system design. Based on in-depth analysis of these documents, we summarized key contents as follows:</w:t>
+      </w:r>
+    </w:p>
+    <w:p>
+      <w:pPr>
+        <w:pStyle w:val="a9"/>
         <w:numPr>
           <w:ilvl w:val="0"/>
-          <w:numId w:val="2"/>
+          <w:numId w:val="11"/>
         </w:numPr>
         <w:rPr>
           <w:rFonts w:ascii="Times New Roman" w:hAnsi="Times New Roman" w:cs="Times New Roman"/>
@@ -935,72 +1359,156 @@
           <w:bCs/>
           <w:lang w:val="en-US"/>
         </w:rPr>
-        <w:t>Observation</w:t>
-      </w:r>
-      <w:r>
-        <w:rPr>
-          <w:rFonts w:ascii="Times New Roman" w:hAnsi="Times New Roman" w:cs="Times New Roman"/>
-          <w:lang w:val="en-US"/>
-        </w:rPr>
-        <w:t xml:space="preserve">: </w:t>
-      </w:r>
-      <w:r>
-        <w:rPr>
-          <w:rFonts w:ascii="Times New Roman" w:hAnsi="Times New Roman" w:cs="Times New Roman"/>
-          <w:lang w:val="en-US"/>
-        </w:rPr>
-        <w:t>We conducted on-site observations of the actual operations of the school's offline teaching assistant recruitment staff, and confirmed the behavior patterns and daily usage scenarios of applicants, course leaders, and administrators to ensure that the system closely matches real user habits.</w:t>
-      </w:r>
-    </w:p>
-    <w:p>
-      <w:pPr>
-        <w:rPr>
-          <w:rFonts w:ascii="Times New Roman" w:hAnsi="Times New Roman" w:cs="Times New Roman"/>
-          <w:lang w:val="en-US"/>
-        </w:rPr>
-      </w:pPr>
-      <w:r>
-        <w:rPr>
-          <w:rFonts w:ascii="Times New Roman" w:hAnsi="Times New Roman" w:cs="Times New Roman"/>
-          <w:lang w:val="en-US"/>
-        </w:rPr>
-        <w:t>These methods help us accurately define three user roles (TA applicant, Module Organiser, Administrator) and complete the requirement collection without missing key functions.</w:t>
-      </w:r>
-    </w:p>
-    <w:p>
-      <w:pPr>
-        <w:rPr>
-          <w:rFonts w:ascii="Times New Roman" w:hAnsi="Times New Roman" w:cs="Times New Roman"/>
-          <w:lang w:val="en-US"/>
-        </w:rPr>
-      </w:pPr>
-      <w:r>
-        <w:rPr>
-          <w:rFonts w:ascii="Times New Roman" w:hAnsi="Times New Roman" w:cs="Times New Roman"/>
-          <w:lang w:val="en-US"/>
-        </w:rPr>
-        <w:t>1.2 Iteration Plan</w:t>
-      </w:r>
-    </w:p>
-    <w:p>
-      <w:pPr>
-        <w:rPr>
-          <w:rFonts w:ascii="Times New Roman" w:hAnsi="Times New Roman" w:cs="Times New Roman"/>
-          <w:lang w:val="en-US"/>
-        </w:rPr>
-      </w:pPr>
-      <w:r>
-        <w:rPr>
-          <w:rFonts w:ascii="Times New Roman" w:hAnsi="Times New Roman" w:cs="Times New Roman"/>
-          <w:lang w:val="en-US"/>
-        </w:rPr>
-        <w:t xml:space="preserve">We follow the </w:t>
-      </w:r>
+        <w:t>General requirements of campus recruitment systems</w:t>
+      </w:r>
+      <w:r>
+        <w:rPr>
+          <w:rFonts w:ascii="Times New Roman" w:hAnsi="Times New Roman" w:cs="Times New Roman" w:hint="eastAsia"/>
+          <w:lang w:val="en-US"/>
+        </w:rPr>
+        <w:t>：</w:t>
+      </w:r>
+      <w:r>
+        <w:rPr>
+          <w:rFonts w:ascii="Times New Roman" w:hAnsi="Times New Roman" w:cs="Times New Roman"/>
+          <w:lang w:val="en-US"/>
+        </w:rPr>
+        <w:t>According to Software Engineering (10th Edition) by Ian Sommerville, campus information systems should prioritize role-based access control, standardized business processes, lightweight data storage, and traceable operation records. These are the basic and universal requirements for campus-oriented recruitment systems.</w:t>
+      </w:r>
+    </w:p>
+    <w:p>
+      <w:pPr>
+        <w:pStyle w:val="a9"/>
+        <w:numPr>
+          <w:ilvl w:val="0"/>
+          <w:numId w:val="11"/>
+        </w:numPr>
+        <w:rPr>
+          <w:rFonts w:ascii="Times New Roman" w:hAnsi="Times New Roman" w:cs="Times New Roman"/>
+        </w:rPr>
+      </w:pPr>
       <w:r>
         <w:rPr>
           <w:rFonts w:ascii="Times New Roman" w:hAnsi="Times New Roman" w:cs="Times New Roman"/>
           <w:b/>
           <w:bCs/>
+        </w:rPr>
+        <w:t>Industry best practices</w:t>
+      </w:r>
+      <w:r>
+        <w:rPr>
+          <w:rFonts w:ascii="Times New Roman" w:hAnsi="Times New Roman" w:cs="Times New Roman" w:hint="eastAsia"/>
+        </w:rPr>
+        <w:t xml:space="preserve">: </w:t>
+      </w:r>
+      <w:r>
+        <w:rPr>
+          <w:rFonts w:ascii="Times New Roman" w:hAnsi="Times New Roman" w:cs="Times New Roman"/>
+        </w:rPr>
+        <w:t>Based on the official guidance of the Ministry of Education's "Internet + Employment" to help graduates "find jobs online" (2023), the best practices for recruitment systems in the education sector are: a minimalist operating interface adapted to campus users, lightweight text storage without a database, real-time data synchronization, and agile iterative updates that match the university semester cycle.</w:t>
+      </w:r>
+    </w:p>
+    <w:p>
+      <w:pPr>
+        <w:pStyle w:val="a9"/>
+        <w:numPr>
+          <w:ilvl w:val="0"/>
+          <w:numId w:val="11"/>
+        </w:numPr>
+        <w:rPr>
+          <w:rFonts w:ascii="Times New Roman" w:hAnsi="Times New Roman" w:cs="Times New Roman"/>
+          <w:lang w:val="en-US"/>
+        </w:rPr>
+      </w:pPr>
+      <w:r>
+        <w:rPr>
+          <w:rFonts w:ascii="Times New Roman" w:hAnsi="Times New Roman" w:cs="Times New Roman"/>
+          <w:b/>
+          <w:bCs/>
+          <w:lang w:val="en-US"/>
+        </w:rPr>
+        <w:t>Digital Transformation Trends in Teaching Assistant Recruitment</w:t>
+      </w:r>
+      <w:r>
+        <w:rPr>
+          <w:rFonts w:ascii="Times New Roman" w:hAnsi="Times New Roman" w:cs="Times New Roman"/>
+          <w:lang w:val="en-US"/>
+        </w:rPr>
+        <w:t>: According to the research in the article "Digital Transformation of University Human Resource Management under the Framework of Smart Campus," teaching assistant recruitment, as a core link in university human resource management, exhibits four core trends in its digital transformation based on smart campus construction: Process digitalization and paperless office, Data-driven resource optimization, Intelligent service and decision-making, and Platform-based and secure management.</w:t>
+      </w:r>
+    </w:p>
+    <w:p>
+      <w:pPr>
+        <w:ind w:left="720"/>
+        <w:rPr>
+          <w:rFonts w:ascii="Times New Roman" w:hAnsi="Times New Roman" w:cs="Times New Roman"/>
+          <w:lang w:val="en-US"/>
+        </w:rPr>
+      </w:pPr>
+    </w:p>
+    <w:p>
+      <w:pPr>
+        <w:rPr>
+          <w:rFonts w:ascii="Times New Roman" w:hAnsi="Times New Roman" w:cs="Times New Roman"/>
+          <w:lang w:val="en-US"/>
+        </w:rPr>
+      </w:pPr>
+      <w:r>
+        <w:rPr>
+          <w:rFonts w:ascii="Times New Roman" w:hAnsi="Times New Roman" w:cs="Times New Roman"/>
+          <w:lang w:val="en-US"/>
+        </w:rPr>
+        <w:t xml:space="preserve">These methods help us accurately define three user roles (TA applicant, Module </w:t>
+      </w:r>
+      <w:proofErr w:type="spellStart"/>
+      <w:r>
+        <w:rPr>
+          <w:rFonts w:ascii="Times New Roman" w:hAnsi="Times New Roman" w:cs="Times New Roman"/>
+          <w:lang w:val="en-US"/>
+        </w:rPr>
+        <w:t>Organiser</w:t>
+      </w:r>
+      <w:proofErr w:type="spellEnd"/>
+      <w:r>
+        <w:rPr>
+          <w:rFonts w:ascii="Times New Roman" w:hAnsi="Times New Roman" w:cs="Times New Roman"/>
+          <w:lang w:val="en-US"/>
+        </w:rPr>
+        <w:t>, Administrator) and complete the requirement collection without missing key functions.</w:t>
+      </w:r>
+    </w:p>
+    <w:p>
+      <w:pPr>
+        <w:rPr>
+          <w:rFonts w:ascii="Times New Roman" w:hAnsi="Times New Roman" w:cs="Times New Roman"/>
+          <w:lang w:val="en-US"/>
+        </w:rPr>
+      </w:pPr>
+      <w:r>
+        <w:rPr>
+          <w:rFonts w:ascii="Times New Roman" w:hAnsi="Times New Roman" w:cs="Times New Roman"/>
+          <w:lang w:val="en-US"/>
+        </w:rPr>
+        <w:t>1.2 Iteration Plan</w:t>
+      </w:r>
+    </w:p>
+    <w:p>
+      <w:pPr>
+        <w:rPr>
+          <w:rFonts w:ascii="Times New Roman" w:hAnsi="Times New Roman" w:cs="Times New Roman"/>
+          <w:lang w:val="en-US"/>
+        </w:rPr>
+      </w:pPr>
+      <w:r>
+        <w:rPr>
+          <w:rFonts w:ascii="Times New Roman" w:hAnsi="Times New Roman" w:cs="Times New Roman"/>
+          <w:lang w:val="en-US"/>
+        </w:rPr>
+        <w:t xml:space="preserve">We follow the </w:t>
+      </w:r>
+      <w:r>
+        <w:rPr>
+          <w:rFonts w:ascii="Times New Roman" w:hAnsi="Times New Roman" w:cs="Times New Roman"/>
           <w:lang w:val="en-US"/>
         </w:rPr>
         <w:t>agile iterative development model</w:t>
@@ -1010,7 +1518,7 @@
           <w:rFonts w:ascii="Times New Roman" w:hAnsi="Times New Roman" w:cs="Times New Roman"/>
           <w:lang w:val="en-US"/>
         </w:rPr>
-        <w:t xml:space="preserve"> taught in Week 1. The whole project is divided into 4 sprints, and each sprint lasts 2 weeks (consistent with the standard agile iteration cycle). The iteration plan is as follows:</w:t>
+        <w:t>. The whole project is divided into 4 sprints, and each sprint lasts 2 weeks (consistent with the standard agile iteration cycle). The iteration plan is as follows:</w:t>
       </w:r>
     </w:p>
     <w:p>
@@ -1137,6 +1645,7 @@
           <w:rFonts w:ascii="Times New Roman" w:hAnsi="Times New Roman" w:cs="Times New Roman"/>
           <w:lang w:val="en-US"/>
         </w:rPr>
+        <w:lastRenderedPageBreak/>
         <w:t>This incremental delivery plan ensures continuous feedback and flexible response to requirement changes, which is the core idea of agile development.</w:t>
       </w:r>
     </w:p>
@@ -1152,7 +1661,23 @@
           <w:rFonts w:ascii="Times New Roman" w:hAnsi="Times New Roman" w:cs="Times New Roman"/>
           <w:lang w:val="en-US"/>
         </w:rPr>
-        <w:t>1.3 Prioritisation Method</w:t>
+        <w:t xml:space="preserve">1.3 </w:t>
+      </w:r>
+      <w:proofErr w:type="spellStart"/>
+      <w:r>
+        <w:rPr>
+          <w:rFonts w:ascii="Times New Roman" w:hAnsi="Times New Roman" w:cs="Times New Roman"/>
+          <w:lang w:val="en-US"/>
+        </w:rPr>
+        <w:t>Prioritisation</w:t>
+      </w:r>
+      <w:proofErr w:type="spellEnd"/>
+      <w:r>
+        <w:rPr>
+          <w:rFonts w:ascii="Times New Roman" w:hAnsi="Times New Roman" w:cs="Times New Roman"/>
+          <w:lang w:val="en-US"/>
+        </w:rPr>
+        <w:t xml:space="preserve"> Method</w:t>
       </w:r>
     </w:p>
     <w:p>
@@ -1169,6 +1694,7 @@
         </w:rPr>
         <w:t xml:space="preserve">We used the </w:t>
       </w:r>
+      <w:proofErr w:type="spellStart"/>
       <w:r>
         <w:rPr>
           <w:rFonts w:ascii="Times New Roman" w:hAnsi="Times New Roman" w:cs="Times New Roman"/>
@@ -1176,14 +1702,24 @@
           <w:bCs/>
           <w:lang w:val="en-US"/>
         </w:rPr>
-        <w:t>MoSCoW method</w:t>
-      </w:r>
-      <w:r>
-        <w:rPr>
-          <w:rFonts w:ascii="Times New Roman" w:hAnsi="Times New Roman" w:cs="Times New Roman"/>
-          <w:lang w:val="en-US"/>
-        </w:rPr>
-        <w:t xml:space="preserve"> (taught in Week 1 User Story lecture) to prioritise all user stories in the product backlog:</w:t>
+        <w:t>MoSCoW</w:t>
+      </w:r>
+      <w:proofErr w:type="spellEnd"/>
+      <w:r>
+        <w:rPr>
+          <w:rFonts w:ascii="Times New Roman" w:hAnsi="Times New Roman" w:cs="Times New Roman"/>
+          <w:b/>
+          <w:bCs/>
+          <w:lang w:val="en-US"/>
+        </w:rPr>
+        <w:t xml:space="preserve"> method</w:t>
+      </w:r>
+      <w:r>
+        <w:rPr>
+          <w:rFonts w:ascii="Times New Roman" w:hAnsi="Times New Roman" w:cs="Times New Roman"/>
+          <w:lang w:val="en-US"/>
+        </w:rPr>
+        <w:t xml:space="preserve"> to priorities all user stories in the product backlog:</w:t>
       </w:r>
     </w:p>
     <w:p>
@@ -1204,14 +1740,53 @@
           <w:bCs/>
           <w:lang w:val="en-US"/>
         </w:rPr>
-        <w:t>Must have</w:t>
-      </w:r>
-      <w:r>
-        <w:rPr>
-          <w:rFonts w:ascii="Times New Roman" w:hAnsi="Times New Roman" w:cs="Times New Roman"/>
-          <w:lang w:val="en-US"/>
-        </w:rPr>
-        <w:t>: Functions that support the basic operation of the recruitment system, without which the system is invalid.</w:t>
+        <w:t xml:space="preserve">Must </w:t>
+      </w:r>
+      <w:proofErr w:type="gramStart"/>
+      <w:r>
+        <w:rPr>
+          <w:rFonts w:ascii="Times New Roman" w:hAnsi="Times New Roman" w:cs="Times New Roman"/>
+          <w:b/>
+          <w:bCs/>
+          <w:lang w:val="en-US"/>
+        </w:rPr>
+        <w:t>have</w:t>
+      </w:r>
+      <w:r>
+        <w:rPr>
+          <w:rFonts w:ascii="Times New Roman" w:hAnsi="Times New Roman" w:cs="Times New Roman"/>
+          <w:lang w:val="en-US"/>
+        </w:rPr>
+        <w:t>:</w:t>
+      </w:r>
+      <w:proofErr w:type="gramEnd"/>
+      <w:r>
+        <w:rPr>
+          <w:rFonts w:ascii="Times New Roman" w:hAnsi="Times New Roman" w:cs="Times New Roman"/>
+          <w:lang w:val="en-US"/>
+        </w:rPr>
+        <w:t xml:space="preserve"> </w:t>
+      </w:r>
+      <w:r>
+        <w:rPr>
+          <w:rFonts w:ascii="Times New Roman" w:hAnsi="Times New Roman" w:cs="Times New Roman"/>
+          <w:lang w:val="en-US"/>
+        </w:rPr>
+        <w:t>features must be implemented, and if not, the</w:t>
+      </w:r>
+      <w:r>
+        <w:rPr>
+          <w:rFonts w:ascii="Times New Roman" w:hAnsi="Times New Roman" w:cs="Times New Roman" w:hint="eastAsia"/>
+          <w:lang w:val="en-US"/>
+        </w:rPr>
+        <w:t xml:space="preserve"> </w:t>
+      </w:r>
+      <w:r>
+        <w:rPr>
+          <w:rFonts w:ascii="Times New Roman" w:hAnsi="Times New Roman" w:cs="Times New Roman"/>
+          <w:lang w:val="en-US"/>
+        </w:rPr>
+        <w:t>system would not work.</w:t>
       </w:r>
     </w:p>
     <w:p>
@@ -1232,15 +1807,53 @@
           <w:bCs/>
           <w:lang w:val="en-US"/>
         </w:rPr>
-        <w:lastRenderedPageBreak/>
-        <w:t>Should have</w:t>
-      </w:r>
-      <w:r>
-        <w:rPr>
-          <w:rFonts w:ascii="Times New Roman" w:hAnsi="Times New Roman" w:cs="Times New Roman"/>
-          <w:lang w:val="en-US"/>
-        </w:rPr>
-        <w:t>: Important functions that improve system usability but can be postponed appropriately.</w:t>
+        <w:t xml:space="preserve">Should </w:t>
+      </w:r>
+      <w:proofErr w:type="gramStart"/>
+      <w:r>
+        <w:rPr>
+          <w:rFonts w:ascii="Times New Roman" w:hAnsi="Times New Roman" w:cs="Times New Roman"/>
+          <w:b/>
+          <w:bCs/>
+          <w:lang w:val="en-US"/>
+        </w:rPr>
+        <w:t>have</w:t>
+      </w:r>
+      <w:r>
+        <w:rPr>
+          <w:rFonts w:ascii="Times New Roman" w:hAnsi="Times New Roman" w:cs="Times New Roman"/>
+          <w:lang w:val="en-US"/>
+        </w:rPr>
+        <w:t>:</w:t>
+      </w:r>
+      <w:proofErr w:type="gramEnd"/>
+      <w:r>
+        <w:rPr>
+          <w:rFonts w:ascii="Times New Roman" w:hAnsi="Times New Roman" w:cs="Times New Roman"/>
+          <w:lang w:val="en-US"/>
+        </w:rPr>
+        <w:t xml:space="preserve"> </w:t>
+      </w:r>
+      <w:r>
+        <w:rPr>
+          <w:rFonts w:ascii="Times New Roman" w:hAnsi="Times New Roman" w:cs="Times New Roman"/>
+          <w:lang w:val="en-US"/>
+        </w:rPr>
+        <w:t>features are important but can be omitted if</w:t>
+      </w:r>
+      <w:r>
+        <w:rPr>
+          <w:rFonts w:ascii="Times New Roman" w:hAnsi="Times New Roman" w:cs="Times New Roman" w:hint="eastAsia"/>
+          <w:lang w:val="en-US"/>
+        </w:rPr>
+        <w:t xml:space="preserve"> </w:t>
+      </w:r>
+      <w:r>
+        <w:rPr>
+          <w:rFonts w:ascii="Times New Roman" w:hAnsi="Times New Roman" w:cs="Times New Roman"/>
+          <w:lang w:val="en-US"/>
+        </w:rPr>
+        <w:t>time or resources constraints appear.</w:t>
       </w:r>
     </w:p>
     <w:p>
@@ -1261,14 +1874,63 @@
           <w:bCs/>
           <w:lang w:val="en-US"/>
         </w:rPr>
-        <w:t>Could have</w:t>
-      </w:r>
-      <w:r>
-        <w:rPr>
-          <w:rFonts w:ascii="Times New Roman" w:hAnsi="Times New Roman" w:cs="Times New Roman"/>
-          <w:lang w:val="en-US"/>
-        </w:rPr>
-        <w:t>: Non-critical functions that enhance experience but are not necessary for core business.</w:t>
+        <w:t xml:space="preserve">Could </w:t>
+      </w:r>
+      <w:proofErr w:type="gramStart"/>
+      <w:r>
+        <w:rPr>
+          <w:rFonts w:ascii="Times New Roman" w:hAnsi="Times New Roman" w:cs="Times New Roman"/>
+          <w:b/>
+          <w:bCs/>
+          <w:lang w:val="en-US"/>
+        </w:rPr>
+        <w:t>have</w:t>
+      </w:r>
+      <w:r>
+        <w:rPr>
+          <w:rFonts w:ascii="Times New Roman" w:hAnsi="Times New Roman" w:cs="Times New Roman"/>
+          <w:lang w:val="en-US"/>
+        </w:rPr>
+        <w:t>:</w:t>
+      </w:r>
+      <w:proofErr w:type="gramEnd"/>
+      <w:r>
+        <w:t xml:space="preserve"> </w:t>
+      </w:r>
+      <w:r>
+        <w:rPr>
+          <w:rFonts w:ascii="Times New Roman" w:hAnsi="Times New Roman" w:cs="Times New Roman"/>
+          <w:lang w:val="en-US"/>
+        </w:rPr>
+        <w:t>features enhance the system with greater</w:t>
+      </w:r>
+      <w:r>
+        <w:rPr>
+          <w:rFonts w:ascii="Times New Roman" w:hAnsi="Times New Roman" w:cs="Times New Roman" w:hint="eastAsia"/>
+          <w:lang w:val="en-US"/>
+        </w:rPr>
+        <w:t xml:space="preserve"> </w:t>
+      </w:r>
+      <w:r>
+        <w:rPr>
+          <w:rFonts w:ascii="Times New Roman" w:hAnsi="Times New Roman" w:cs="Times New Roman"/>
+          <w:lang w:val="en-US"/>
+        </w:rPr>
+        <w:t>functionality, but the timeline of their delivery is not</w:t>
+      </w:r>
+      <w:r>
+        <w:rPr>
+          <w:rFonts w:ascii="Times New Roman" w:hAnsi="Times New Roman" w:cs="Times New Roman" w:hint="eastAsia"/>
+          <w:lang w:val="en-US"/>
+        </w:rPr>
+        <w:t xml:space="preserve"> </w:t>
+      </w:r>
+      <w:r>
+        <w:rPr>
+          <w:rFonts w:ascii="Times New Roman" w:hAnsi="Times New Roman" w:cs="Times New Roman"/>
+          <w:lang w:val="en-US"/>
+        </w:rPr>
+        <w:t>critical.</w:t>
       </w:r>
     </w:p>
     <w:p>
@@ -1289,60 +1951,9 @@
           <w:bCs/>
           <w:lang w:val="en-US"/>
         </w:rPr>
-        <w:t>Want to have</w:t>
-      </w:r>
-      <w:r>
-        <w:rPr>
-          <w:rFonts w:ascii="Times New Roman" w:hAnsi="Times New Roman" w:cs="Times New Roman"/>
-          <w:lang w:val="en-US"/>
-        </w:rPr>
-        <w:t>: Advanced and extended functions with the lowest priority, such as AI features.</w:t>
-      </w:r>
-    </w:p>
-    <w:p>
-      <w:pPr>
-        <w:rPr>
-          <w:rFonts w:ascii="Times New Roman" w:hAnsi="Times New Roman" w:cs="Times New Roman"/>
-          <w:lang w:val="en-US"/>
-        </w:rPr>
-      </w:pPr>
-      <w:r>
-        <w:rPr>
-          <w:rFonts w:ascii="Times New Roman" w:hAnsi="Times New Roman" w:cs="Times New Roman"/>
-          <w:lang w:val="en-US"/>
-        </w:rPr>
-        <w:t>This method ensures the team focuses on developing the most business-valued functions first.</w:t>
-      </w:r>
-    </w:p>
-    <w:p>
-      <w:pPr>
-        <w:rPr>
-          <w:rFonts w:ascii="Times New Roman" w:hAnsi="Times New Roman" w:cs="Times New Roman"/>
-          <w:lang w:val="en-US"/>
-        </w:rPr>
-      </w:pPr>
-      <w:r>
-        <w:rPr>
-          <w:rFonts w:ascii="Times New Roman" w:hAnsi="Times New Roman" w:cs="Times New Roman"/>
-          <w:lang w:val="en-US"/>
-        </w:rPr>
-        <w:t>1.4 Estimation Method</w:t>
-      </w:r>
-    </w:p>
-    <w:p>
-      <w:pPr>
-        <w:rPr>
-          <w:rFonts w:ascii="Times New Roman" w:hAnsi="Times New Roman" w:cs="Times New Roman"/>
-          <w:lang w:val="en-US"/>
-        </w:rPr>
-      </w:pPr>
-      <w:r>
-        <w:rPr>
-          <w:rFonts w:ascii="Times New Roman" w:hAnsi="Times New Roman" w:cs="Times New Roman"/>
-          <w:lang w:val="en-US"/>
-        </w:rPr>
-        <w:t xml:space="preserve">We adopted </w:t>
-      </w:r>
+        <w:t xml:space="preserve">Want to </w:t>
+      </w:r>
+      <w:proofErr w:type="gramStart"/>
       <w:r>
         <w:rPr>
           <w:rFonts w:ascii="Times New Roman" w:hAnsi="Times New Roman" w:cs="Times New Roman"/>
@@ -1350,14 +1961,74 @@
           <w:bCs/>
           <w:lang w:val="en-US"/>
         </w:rPr>
-        <w:t>story point estimation</w:t>
-      </w:r>
-      <w:r>
-        <w:rPr>
-          <w:rFonts w:ascii="Times New Roman" w:hAnsi="Times New Roman" w:cs="Times New Roman"/>
-          <w:lang w:val="en-US"/>
-        </w:rPr>
-        <w:t xml:space="preserve"> with the </w:t>
+        <w:t>have</w:t>
+      </w:r>
+      <w:r>
+        <w:rPr>
+          <w:rFonts w:ascii="Times New Roman" w:hAnsi="Times New Roman" w:cs="Times New Roman"/>
+          <w:lang w:val="en-US"/>
+        </w:rPr>
+        <w:t>:</w:t>
+      </w:r>
+      <w:proofErr w:type="gramEnd"/>
+      <w:r>
+        <w:rPr>
+          <w:rFonts w:ascii="Times New Roman" w:hAnsi="Times New Roman" w:cs="Times New Roman"/>
+          <w:lang w:val="en-US"/>
+        </w:rPr>
+        <w:t xml:space="preserve"> </w:t>
+      </w:r>
+      <w:r>
+        <w:rPr>
+          <w:rFonts w:ascii="Times New Roman" w:hAnsi="Times New Roman" w:cs="Times New Roman"/>
+          <w:lang w:val="en-US"/>
+        </w:rPr>
+        <w:t>features serve only a limited group of users and do not drive the same amount of business value as the preceding items.</w:t>
+      </w:r>
+    </w:p>
+    <w:p>
+      <w:pPr>
+        <w:rPr>
+          <w:rFonts w:ascii="Times New Roman" w:hAnsi="Times New Roman" w:cs="Times New Roman"/>
+          <w:lang w:val="en-US"/>
+        </w:rPr>
+      </w:pPr>
+      <w:r>
+        <w:rPr>
+          <w:rFonts w:ascii="Times New Roman" w:hAnsi="Times New Roman" w:cs="Times New Roman"/>
+          <w:lang w:val="en-US"/>
+        </w:rPr>
+        <w:t>This method ensures the team focuses on developing the most business-valued functions first.</w:t>
+      </w:r>
+    </w:p>
+    <w:p>
+      <w:pPr>
+        <w:rPr>
+          <w:rFonts w:ascii="Times New Roman" w:hAnsi="Times New Roman" w:cs="Times New Roman"/>
+          <w:lang w:val="en-US"/>
+        </w:rPr>
+      </w:pPr>
+      <w:r>
+        <w:rPr>
+          <w:rFonts w:ascii="Times New Roman" w:hAnsi="Times New Roman" w:cs="Times New Roman"/>
+          <w:lang w:val="en-US"/>
+        </w:rPr>
+        <w:t>1.4 Estimation Method</w:t>
+      </w:r>
+    </w:p>
+    <w:p>
+      <w:pPr>
+        <w:rPr>
+          <w:rFonts w:ascii="Times New Roman" w:hAnsi="Times New Roman" w:cs="Times New Roman"/>
+          <w:lang w:val="en-US"/>
+        </w:rPr>
+      </w:pPr>
+      <w:r>
+        <w:rPr>
+          <w:rFonts w:ascii="Times New Roman" w:hAnsi="Times New Roman" w:cs="Times New Roman"/>
+          <w:lang w:val="en-US"/>
+        </w:rPr>
+        <w:t xml:space="preserve">We adopted </w:t>
       </w:r>
       <w:r>
         <w:rPr>
@@ -1366,6 +2037,22 @@
           <w:bCs/>
           <w:lang w:val="en-US"/>
         </w:rPr>
+        <w:t>story point estimation</w:t>
+      </w:r>
+      <w:r>
+        <w:rPr>
+          <w:rFonts w:ascii="Times New Roman" w:hAnsi="Times New Roman" w:cs="Times New Roman"/>
+          <w:lang w:val="en-US"/>
+        </w:rPr>
+        <w:t xml:space="preserve"> with the </w:t>
+      </w:r>
+      <w:r>
+        <w:rPr>
+          <w:rFonts w:ascii="Times New Roman" w:hAnsi="Times New Roman" w:cs="Times New Roman"/>
+          <w:b/>
+          <w:bCs/>
+          <w:lang w:val="en-US"/>
+        </w:rPr>
         <w:t>Fibonacci sequence (1, 2, 3, 5, 8, 13)</w:t>
       </w:r>
       <w:r>
@@ -1373,7 +2060,7 @@
           <w:rFonts w:ascii="Times New Roman" w:hAnsi="Times New Roman" w:cs="Times New Roman"/>
           <w:lang w:val="en-US"/>
         </w:rPr>
-        <w:t xml:space="preserve"> from the lecture. All team members discussed together to determine the story point of each user story:</w:t>
+        <w:t>. All team members discussed together to determine the story point of each user story:</w:t>
       </w:r>
     </w:p>
     <w:p>
@@ -1445,13 +2132,13 @@
           <w:rFonts w:ascii="Times New Roman" w:hAnsi="Times New Roman" w:cs="Times New Roman"/>
           <w:lang w:val="en-US"/>
         </w:rPr>
-        <w:t>Story point estimation helps us reasonably arrange development progress and avoid unreasonable time arrangement.</w:t>
-      </w:r>
-    </w:p>
-    <w:p>
-      <w:pPr>
-        <w:rPr>
-          <w:rFonts w:ascii="Times New Roman" w:hAnsi="Times New Roman" w:cs="Times New Roman" w:hint="eastAsia"/>
+        <w:t>Using Fibonacci story points helps our team estimate and manage development schedules effectively, avoiding over-estimation.</w:t>
+      </w:r>
+    </w:p>
+    <w:p>
+      <w:pPr>
+        <w:rPr>
+          <w:rFonts w:ascii="Times New Roman" w:hAnsi="Times New Roman" w:cs="Times New Roman"/>
           <w:color w:val="FF0000"/>
           <w:lang w:val="en-US"/>
         </w:rPr>
@@ -1579,7 +2266,23 @@
           <w:rFonts w:ascii="Times New Roman" w:hAnsi="Times New Roman" w:cs="Times New Roman"/>
           <w:lang w:val="en-US"/>
         </w:rPr>
-        <w:t>What troubles do you have in the current offline TA application process?</w:t>
+        <w:t xml:space="preserve">What troubles do you have </w:t>
+      </w:r>
+      <w:proofErr w:type="gramStart"/>
+      <w:r>
+        <w:rPr>
+          <w:rFonts w:ascii="Times New Roman" w:hAnsi="Times New Roman" w:cs="Times New Roman"/>
+          <w:lang w:val="en-US"/>
+        </w:rPr>
+        <w:t>in</w:t>
+      </w:r>
+      <w:proofErr w:type="gramEnd"/>
+      <w:r>
+        <w:rPr>
+          <w:rFonts w:ascii="Times New Roman" w:hAnsi="Times New Roman" w:cs="Times New Roman"/>
+          <w:lang w:val="en-US"/>
+        </w:rPr>
+        <w:t xml:space="preserve"> the current offline TA application process?</w:t>
       </w:r>
     </w:p>
     <w:p>
@@ -1617,7 +2320,23 @@
           <w:rFonts w:ascii="Times New Roman" w:hAnsi="Times New Roman" w:cs="Times New Roman"/>
           <w:lang w:val="en-US"/>
         </w:rPr>
-        <w:t>For Module Organisers:</w:t>
+        <w:t xml:space="preserve">For Module </w:t>
+      </w:r>
+      <w:proofErr w:type="spellStart"/>
+      <w:r>
+        <w:rPr>
+          <w:rFonts w:ascii="Times New Roman" w:hAnsi="Times New Roman" w:cs="Times New Roman"/>
+          <w:lang w:val="en-US"/>
+        </w:rPr>
+        <w:t>Organisers</w:t>
+      </w:r>
+      <w:proofErr w:type="spellEnd"/>
+      <w:r>
+        <w:rPr>
+          <w:rFonts w:ascii="Times New Roman" w:hAnsi="Times New Roman" w:cs="Times New Roman"/>
+          <w:lang w:val="en-US"/>
+        </w:rPr>
+        <w:t>:</w:t>
       </w:r>
     </w:p>
     <w:p>
@@ -1636,6 +2355,7 @@
           <w:rFonts w:ascii="Times New Roman" w:hAnsi="Times New Roman" w:cs="Times New Roman"/>
           <w:lang w:val="en-US"/>
         </w:rPr>
+        <w:lastRenderedPageBreak/>
         <w:t>How do you manage TA applications now? What are the inconveniences?</w:t>
       </w:r>
     </w:p>
@@ -1708,8 +2428,23 @@
           <w:rFonts w:ascii="Times New Roman" w:hAnsi="Times New Roman" w:cs="Times New Roman"/>
           <w:lang w:val="en-US"/>
         </w:rPr>
-        <w:lastRenderedPageBreak/>
-        <w:t>All Module Organisers hope to post jobs and check applications online.</w:t>
+        <w:t xml:space="preserve">All Module </w:t>
+      </w:r>
+      <w:proofErr w:type="spellStart"/>
+      <w:r>
+        <w:rPr>
+          <w:rFonts w:ascii="Times New Roman" w:hAnsi="Times New Roman" w:cs="Times New Roman"/>
+          <w:lang w:val="en-US"/>
+        </w:rPr>
+        <w:t>Organisers</w:t>
+      </w:r>
+      <w:proofErr w:type="spellEnd"/>
+      <w:r>
+        <w:rPr>
+          <w:rFonts w:ascii="Times New Roman" w:hAnsi="Times New Roman" w:cs="Times New Roman"/>
+          <w:lang w:val="en-US"/>
+        </w:rPr>
+        <w:t xml:space="preserve"> hope to post jobs and check applications online.</w:t>
       </w:r>
     </w:p>
     <w:p>
@@ -1719,7 +2454,7 @@
           <w:numId w:val="8"/>
         </w:numPr>
         <w:rPr>
-          <w:rFonts w:ascii="Times New Roman" w:hAnsi="Times New Roman" w:cs="Times New Roman" w:hint="eastAsia"/>
+          <w:rFonts w:ascii="Times New Roman" w:hAnsi="Times New Roman" w:cs="Times New Roman"/>
           <w:lang w:val="en-US"/>
         </w:rPr>
       </w:pPr>
@@ -1777,7 +2512,23 @@
           <w:rFonts w:ascii="Times New Roman" w:hAnsi="Times New Roman" w:cs="Times New Roman"/>
           <w:lang w:val="en-US"/>
         </w:rPr>
-        <w:t>BOSS Zhipin:</w:t>
+        <w:t xml:space="preserve">BOSS </w:t>
+      </w:r>
+      <w:proofErr w:type="spellStart"/>
+      <w:r>
+        <w:rPr>
+          <w:rFonts w:ascii="Times New Roman" w:hAnsi="Times New Roman" w:cs="Times New Roman"/>
+          <w:lang w:val="en-US"/>
+        </w:rPr>
+        <w:t>Zhipin</w:t>
+      </w:r>
+      <w:proofErr w:type="spellEnd"/>
+      <w:r>
+        <w:rPr>
+          <w:rFonts w:ascii="Times New Roman" w:hAnsi="Times New Roman" w:cs="Times New Roman"/>
+          <w:lang w:val="en-US"/>
+        </w:rPr>
+        <w:t>:</w:t>
       </w:r>
       <w:r>
         <w:rPr>
@@ -1814,6 +2565,7 @@
           </w:rPr>
           <w:t xml:space="preserve"> - BOSS</w:t>
         </w:r>
+        <w:proofErr w:type="gramStart"/>
         <w:r>
           <w:rPr>
             <w:rStyle w:val="af3"/>
@@ -1821,6 +2573,7 @@
           </w:rPr>
           <w:t>直聘</w:t>
         </w:r>
+        <w:proofErr w:type="gramEnd"/>
       </w:hyperlink>
     </w:p>
     <w:p>
@@ -1916,8 +2669,17 @@
             <w:rStyle w:val="af3"/>
             <w:rFonts w:ascii="Times New Roman" w:hAnsi="Times New Roman" w:cs="Times New Roman"/>
           </w:rPr>
-          <w:t>前程无忧教师招聘网</w:t>
+          <w:t>前程无忧教师</w:t>
         </w:r>
+        <w:proofErr w:type="gramStart"/>
+        <w:r>
+          <w:rPr>
+            <w:rStyle w:val="af3"/>
+            <w:rFonts w:ascii="Times New Roman" w:hAnsi="Times New Roman" w:cs="Times New Roman"/>
+          </w:rPr>
+          <w:t>招聘网</w:t>
+        </w:r>
+        <w:proofErr w:type="gramEnd"/>
       </w:hyperlink>
     </w:p>
     <w:p>
@@ -1928,17 +2690,26 @@
           <w:numId w:val="9"/>
         </w:numPr>
         <w:rPr>
-          <w:rFonts w:ascii="Times New Roman" w:hAnsi="Times New Roman" w:cs="Times New Roman" w:hint="eastAsia"/>
-          <w:lang w:val="en-US"/>
-        </w:rPr>
-      </w:pPr>
-      <w:r>
-        <w:rPr>
-          <w:rFonts w:ascii="Times New Roman" w:hAnsi="Times New Roman" w:cs="Times New Roman"/>
-          <w:lang w:val="en-US"/>
-        </w:rPr>
-        <w:t>Teaching Assistant Recruitment on Liepin</w:t>
-      </w:r>
+          <w:rFonts w:ascii="Times New Roman" w:hAnsi="Times New Roman" w:cs="Times New Roman"/>
+          <w:lang w:val="en-US"/>
+        </w:rPr>
+      </w:pPr>
+      <w:r>
+        <w:rPr>
+          <w:rFonts w:ascii="Times New Roman" w:hAnsi="Times New Roman" w:cs="Times New Roman"/>
+          <w:lang w:val="en-US"/>
+        </w:rPr>
+        <w:t xml:space="preserve">Teaching Assistant Recruitment on </w:t>
+      </w:r>
+      <w:proofErr w:type="spellStart"/>
+      <w:r>
+        <w:rPr>
+          <w:rFonts w:ascii="Times New Roman" w:hAnsi="Times New Roman" w:cs="Times New Roman"/>
+          <w:lang w:val="en-US"/>
+        </w:rPr>
+        <w:t>Liepin</w:t>
+      </w:r>
+      <w:proofErr w:type="spellEnd"/>
       <w:r>
         <w:rPr>
           <w:rFonts w:ascii="Times New Roman" w:hAnsi="Times New Roman" w:cs="Times New Roman" w:hint="eastAsia"/>
@@ -1981,6 +2752,7 @@
           </w:rPr>
           <w:t>-</w:t>
         </w:r>
+        <w:proofErr w:type="gramStart"/>
         <w:r>
           <w:rPr>
             <w:rStyle w:val="af3"/>
@@ -1988,6 +2760,7 @@
           </w:rPr>
           <w:t>猎聘</w:t>
         </w:r>
+        <w:proofErr w:type="gramEnd"/>
       </w:hyperlink>
     </w:p>
     <w:p>
@@ -1999,6 +2772,158 @@
       </w:pPr>
       <w:r>
         <w:rPr>
+          <w:rFonts w:ascii="Times New Roman" w:hAnsi="Times New Roman" w:cs="Times New Roman" w:hint="eastAsia"/>
+          <w:lang w:val="en-US"/>
+        </w:rPr>
+        <w:t xml:space="preserve">2.4 </w:t>
+      </w:r>
+      <w:r>
+        <w:rPr>
+          <w:rFonts w:ascii="Times New Roman" w:hAnsi="Times New Roman" w:cs="Times New Roman"/>
+          <w:lang w:val="en-US"/>
+        </w:rPr>
+        <w:t>Analy</w:t>
+      </w:r>
+      <w:r>
+        <w:rPr>
+          <w:rFonts w:ascii="Times New Roman" w:hAnsi="Times New Roman" w:cs="Times New Roman" w:hint="eastAsia"/>
+          <w:lang w:val="en-US"/>
+        </w:rPr>
+        <w:t>sis</w:t>
+      </w:r>
+      <w:r>
+        <w:rPr>
+          <w:rFonts w:ascii="Times New Roman" w:hAnsi="Times New Roman" w:cs="Times New Roman"/>
+          <w:lang w:val="en-US"/>
+        </w:rPr>
+        <w:t xml:space="preserve"> documents</w:t>
+      </w:r>
+    </w:p>
+    <w:p>
+      <w:pPr>
+        <w:pStyle w:val="a9"/>
+        <w:numPr>
+          <w:ilvl w:val="0"/>
+          <w:numId w:val="12"/>
+        </w:numPr>
+        <w:rPr>
+          <w:rFonts w:ascii="Times New Roman" w:hAnsi="Times New Roman" w:cs="Times New Roman"/>
+        </w:rPr>
+      </w:pPr>
+      <w:r>
+        <w:rPr>
+          <w:rFonts w:ascii="Times New Roman" w:hAnsi="Times New Roman" w:cs="Times New Roman"/>
+        </w:rPr>
+        <w:t xml:space="preserve">Textbook: </w:t>
+      </w:r>
+      <w:r>
+        <w:rPr>
+          <w:rFonts w:ascii="Times New Roman" w:hAnsi="Times New Roman" w:cs="Times New Roman"/>
+          <w:i/>
+          <w:iCs/>
+        </w:rPr>
+        <w:t>Software Engineering (10th Edition)</w:t>
+      </w:r>
+      <w:r>
+        <w:rPr>
+          <w:rFonts w:ascii="Times New Roman" w:hAnsi="Times New Roman" w:cs="Times New Roman"/>
+        </w:rPr>
+        <w:t>, Ian Sommerville, Pearson Education, 2015 (Pages 38–42: Requirements Document Analysis &amp; Campus System Requirements)</w:t>
+      </w:r>
+    </w:p>
+    <w:p>
+      <w:pPr>
+        <w:pStyle w:val="a9"/>
+        <w:numPr>
+          <w:ilvl w:val="0"/>
+          <w:numId w:val="12"/>
+        </w:numPr>
+        <w:rPr>
+          <w:rFonts w:ascii="Times New Roman" w:hAnsi="Times New Roman" w:cs="Times New Roman"/>
+          <w:lang w:val="en-US"/>
+        </w:rPr>
+      </w:pPr>
+      <w:r>
+        <w:rPr>
+          <w:rFonts w:ascii="Times New Roman" w:hAnsi="Times New Roman" w:cs="Times New Roman"/>
+        </w:rPr>
+        <w:t xml:space="preserve">Official Document: "Internet + Employment" Helps Graduates "Cloud Job Hunting", Ministry of Education of the People's Republic of China, 2023, </w:t>
+      </w:r>
+      <w:hyperlink r:id="rId10" w:tgtFrame="_blank" w:history="1">
+        <w:r>
+          <w:rPr>
+            <w:rStyle w:val="af3"/>
+            <w:rFonts w:ascii="Times New Roman" w:hAnsi="Times New Roman" w:cs="Times New Roman"/>
+          </w:rPr>
+          <w:t>https://hudong.moe.gov.cn/jyb_xwfb/xw_zt/moe_357/jjyzt_2022/2022_zt18/mtbd/202306/t20230616_1064623.html</w:t>
+        </w:r>
+      </w:hyperlink>
+    </w:p>
+    <w:p>
+      <w:pPr>
+        <w:pStyle w:val="a9"/>
+        <w:numPr>
+          <w:ilvl w:val="0"/>
+          <w:numId w:val="12"/>
+        </w:numPr>
+        <w:rPr>
+          <w:rFonts w:ascii="Times New Roman" w:hAnsi="Times New Roman" w:cs="Times New Roman"/>
+          <w:lang w:val="en-US"/>
+        </w:rPr>
+      </w:pPr>
+      <w:r>
+        <w:rPr>
+          <w:rFonts w:ascii="Times New Roman" w:hAnsi="Times New Roman" w:cs="Times New Roman"/>
+        </w:rPr>
+        <w:t xml:space="preserve">Chen, J.C. (2024). </w:t>
+      </w:r>
+      <w:r>
+        <w:rPr>
+          <w:rFonts w:ascii="Times New Roman" w:hAnsi="Times New Roman" w:cs="Times New Roman"/>
+          <w:i/>
+          <w:iCs/>
+        </w:rPr>
+        <w:t>Digital Transformation of Human Resource Management in Universities Under the Smart Campus Framework</w:t>
+      </w:r>
+      <w:r>
+        <w:rPr>
+          <w:rFonts w:ascii="Times New Roman" w:hAnsi="Times New Roman" w:cs="Times New Roman"/>
+        </w:rPr>
+        <w:t xml:space="preserve">. </w:t>
+      </w:r>
+      <w:r>
+        <w:rPr>
+          <w:rFonts w:ascii="Times New Roman" w:hAnsi="Times New Roman" w:cs="Times New Roman"/>
+          <w:i/>
+          <w:iCs/>
+        </w:rPr>
+        <w:t>China Strategic Emerging Industries</w:t>
+      </w:r>
+      <w:r>
+        <w:rPr>
+          <w:rFonts w:ascii="Times New Roman" w:hAnsi="Times New Roman" w:cs="Times New Roman"/>
+        </w:rPr>
+        <w:t xml:space="preserve">, 2024(29), 66-68. DOI: 10.12230/j.issn.2095-6657.2024.29.019 </w:t>
+      </w:r>
+    </w:p>
+    <w:p>
+      <w:pPr>
+        <w:ind w:left="360"/>
+        <w:rPr>
+          <w:rFonts w:ascii="Times New Roman" w:hAnsi="Times New Roman" w:cs="Times New Roman"/>
+          <w:lang w:val="en-US"/>
+        </w:rPr>
+      </w:pPr>
+    </w:p>
+    <w:p>
+      <w:pPr>
+        <w:rPr>
+          <w:rFonts w:ascii="Times New Roman" w:hAnsi="Times New Roman" w:cs="Times New Roman"/>
+          <w:lang w:val="en-US"/>
+        </w:rPr>
+      </w:pPr>
+      <w:r>
+        <w:rPr>
           <w:rFonts w:ascii="Times New Roman" w:hAnsi="Times New Roman" w:cs="Times New Roman"/>
           <w:lang w:val="en-US"/>
         </w:rPr>
@@ -2009,7 +2934,7 @@
           <w:rFonts w:ascii="Times New Roman" w:hAnsi="Times New Roman" w:cs="Times New Roman" w:hint="eastAsia"/>
           <w:lang w:val="en-US"/>
         </w:rPr>
-        <w:t>4</w:t>
+        <w:t>5</w:t>
       </w:r>
       <w:r>
         <w:rPr>
@@ -2037,13 +2962,13 @@
     <w:p>
       <w:pPr>
         <w:rPr>
-          <w:rFonts w:ascii="Times New Roman" w:hAnsi="Times New Roman" w:cs="Times New Roman" w:hint="eastAsia"/>
+          <w:rFonts w:ascii="Times New Roman" w:hAnsi="Times New Roman" w:cs="Times New Roman"/>
           <w:lang w:val="en-US"/>
         </w:rPr>
       </w:pPr>
     </w:p>
     <w:sectPr>
-      <w:footerReference w:type="default" r:id="rId10"/>
+      <w:footerReference w:type="default" r:id="rId11"/>
       <w:pgSz w:w="11906" w:h="16838"/>
       <w:pgMar w:top="1440" w:right="1440" w:bottom="1440" w:left="1440" w:header="708" w:footer="708" w:gutter="0"/>
       <w:cols w:space="708"/>
@@ -2502,6 +3427,121 @@
     </w:lvl>
   </w:abstractNum>
   <w:abstractNum w:abstractNumId="2" w15:restartNumberingAfterBreak="0">
+    <w:nsid w:val="214E54AF"/>
+    <w:multiLevelType w:val="hybridMultilevel"/>
+    <w:tmpl w:val="9CEEEA82"/>
+    <w:lvl w:ilvl="0" w:tplc="1F044054">
+      <w:start w:val="1"/>
+      <w:numFmt w:val="bullet"/>
+      <w:lvlText w:val=""/>
+      <w:lvlJc w:val="left"/>
+      <w:pPr>
+        <w:ind w:left="1160" w:hanging="440"/>
+      </w:pPr>
+      <w:rPr>
+        <w:rFonts w:ascii="Wingdings" w:hAnsi="Wingdings" w:hint="default"/>
+        <w:sz w:val="20"/>
+        <w:szCs w:val="20"/>
+      </w:rPr>
+    </w:lvl>
+    <w:lvl w:ilvl="1" w:tplc="04090003" w:tentative="1">
+      <w:start w:val="1"/>
+      <w:numFmt w:val="bullet"/>
+      <w:lvlText w:val=""/>
+      <w:lvlJc w:val="left"/>
+      <w:pPr>
+        <w:ind w:left="1600" w:hanging="440"/>
+      </w:pPr>
+      <w:rPr>
+        <w:rFonts w:ascii="Wingdings" w:hAnsi="Wingdings" w:hint="default"/>
+      </w:rPr>
+    </w:lvl>
+    <w:lvl w:ilvl="2" w:tplc="04090005" w:tentative="1">
+      <w:start w:val="1"/>
+      <w:numFmt w:val="bullet"/>
+      <w:lvlText w:val=""/>
+      <w:lvlJc w:val="left"/>
+      <w:pPr>
+        <w:ind w:left="2040" w:hanging="440"/>
+      </w:pPr>
+      <w:rPr>
+        <w:rFonts w:ascii="Wingdings" w:hAnsi="Wingdings" w:hint="default"/>
+      </w:rPr>
+    </w:lvl>
+    <w:lvl w:ilvl="3" w:tplc="04090001" w:tentative="1">
+      <w:start w:val="1"/>
+      <w:numFmt w:val="bullet"/>
+      <w:lvlText w:val=""/>
+      <w:lvlJc w:val="left"/>
+      <w:pPr>
+        <w:ind w:left="2480" w:hanging="440"/>
+      </w:pPr>
+      <w:rPr>
+        <w:rFonts w:ascii="Wingdings" w:hAnsi="Wingdings" w:hint="default"/>
+      </w:rPr>
+    </w:lvl>
+    <w:lvl w:ilvl="4" w:tplc="04090003" w:tentative="1">
+      <w:start w:val="1"/>
+      <w:numFmt w:val="bullet"/>
+      <w:lvlText w:val=""/>
+      <w:lvlJc w:val="left"/>
+      <w:pPr>
+        <w:ind w:left="2920" w:hanging="440"/>
+      </w:pPr>
+      <w:rPr>
+        <w:rFonts w:ascii="Wingdings" w:hAnsi="Wingdings" w:hint="default"/>
+      </w:rPr>
+    </w:lvl>
+    <w:lvl w:ilvl="5" w:tplc="04090005" w:tentative="1">
+      <w:start w:val="1"/>
+      <w:numFmt w:val="bullet"/>
+      <w:lvlText w:val=""/>
+      <w:lvlJc w:val="left"/>
+      <w:pPr>
+        <w:ind w:left="3360" w:hanging="440"/>
+      </w:pPr>
+      <w:rPr>
+        <w:rFonts w:ascii="Wingdings" w:hAnsi="Wingdings" w:hint="default"/>
+      </w:rPr>
+    </w:lvl>
+    <w:lvl w:ilvl="6" w:tplc="04090001" w:tentative="1">
+      <w:start w:val="1"/>
+      <w:numFmt w:val="bullet"/>
+      <w:lvlText w:val=""/>
+      <w:lvlJc w:val="left"/>
+      <w:pPr>
+        <w:ind w:left="3800" w:hanging="440"/>
+      </w:pPr>
+      <w:rPr>
+        <w:rFonts w:ascii="Wingdings" w:hAnsi="Wingdings" w:hint="default"/>
+      </w:rPr>
+    </w:lvl>
+    <w:lvl w:ilvl="7" w:tplc="04090003" w:tentative="1">
+      <w:start w:val="1"/>
+      <w:numFmt w:val="bullet"/>
+      <w:lvlText w:val=""/>
+      <w:lvlJc w:val="left"/>
+      <w:pPr>
+        <w:ind w:left="4240" w:hanging="440"/>
+      </w:pPr>
+      <w:rPr>
+        <w:rFonts w:ascii="Wingdings" w:hAnsi="Wingdings" w:hint="default"/>
+      </w:rPr>
+    </w:lvl>
+    <w:lvl w:ilvl="8" w:tplc="04090005" w:tentative="1">
+      <w:start w:val="1"/>
+      <w:numFmt w:val="bullet"/>
+      <w:lvlText w:val=""/>
+      <w:lvlJc w:val="left"/>
+      <w:pPr>
+        <w:ind w:left="4680" w:hanging="440"/>
+      </w:pPr>
+      <w:rPr>
+        <w:rFonts w:ascii="Wingdings" w:hAnsi="Wingdings" w:hint="default"/>
+      </w:rPr>
+    </w:lvl>
+  </w:abstractNum>
+  <w:abstractNum w:abstractNumId="3" w15:restartNumberingAfterBreak="0">
     <w:nsid w:val="233B4EDC"/>
     <w:multiLevelType w:val="hybridMultilevel"/>
     <w:tmpl w:val="38F6AC76"/>
@@ -2614,7 +3654,7 @@
       </w:rPr>
     </w:lvl>
   </w:abstractNum>
-  <w:abstractNum w:abstractNumId="3" w15:restartNumberingAfterBreak="0">
+  <w:abstractNum w:abstractNumId="4" w15:restartNumberingAfterBreak="0">
     <w:nsid w:val="2FEC3CB6"/>
     <w:multiLevelType w:val="multilevel"/>
     <w:tmpl w:val="59CE8740"/>
@@ -2727,7 +3767,93 @@
       </w:pPr>
     </w:lvl>
   </w:abstractNum>
-  <w:abstractNum w:abstractNumId="4" w15:restartNumberingAfterBreak="0">
+  <w:abstractNum w:abstractNumId="5" w15:restartNumberingAfterBreak="0">
+    <w:nsid w:val="3AD301EA"/>
+    <w:multiLevelType w:val="hybridMultilevel"/>
+    <w:tmpl w:val="3752D418"/>
+    <w:lvl w:ilvl="0" w:tplc="0409001B">
+      <w:start w:val="1"/>
+      <w:numFmt w:val="lowerRoman"/>
+      <w:lvlText w:val="%1."/>
+      <w:lvlJc w:val="right"/>
+      <w:pPr>
+        <w:ind w:left="865" w:hanging="440"/>
+      </w:pPr>
+    </w:lvl>
+    <w:lvl w:ilvl="1" w:tplc="04090019" w:tentative="1">
+      <w:start w:val="1"/>
+      <w:numFmt w:val="lowerLetter"/>
+      <w:lvlText w:val="%2)"/>
+      <w:lvlJc w:val="left"/>
+      <w:pPr>
+        <w:ind w:left="1305" w:hanging="440"/>
+      </w:pPr>
+    </w:lvl>
+    <w:lvl w:ilvl="2" w:tplc="0409001B" w:tentative="1">
+      <w:start w:val="1"/>
+      <w:numFmt w:val="lowerRoman"/>
+      <w:lvlText w:val="%3."/>
+      <w:lvlJc w:val="right"/>
+      <w:pPr>
+        <w:ind w:left="1745" w:hanging="440"/>
+      </w:pPr>
+    </w:lvl>
+    <w:lvl w:ilvl="3" w:tplc="0409000F" w:tentative="1">
+      <w:start w:val="1"/>
+      <w:numFmt w:val="decimal"/>
+      <w:lvlText w:val="%4."/>
+      <w:lvlJc w:val="left"/>
+      <w:pPr>
+        <w:ind w:left="2185" w:hanging="440"/>
+      </w:pPr>
+    </w:lvl>
+    <w:lvl w:ilvl="4" w:tplc="04090019" w:tentative="1">
+      <w:start w:val="1"/>
+      <w:numFmt w:val="lowerLetter"/>
+      <w:lvlText w:val="%5)"/>
+      <w:lvlJc w:val="left"/>
+      <w:pPr>
+        <w:ind w:left="2625" w:hanging="440"/>
+      </w:pPr>
+    </w:lvl>
+    <w:lvl w:ilvl="5" w:tplc="0409001B" w:tentative="1">
+      <w:start w:val="1"/>
+      <w:numFmt w:val="lowerRoman"/>
+      <w:lvlText w:val="%6."/>
+      <w:lvlJc w:val="right"/>
+      <w:pPr>
+        <w:ind w:left="3065" w:hanging="440"/>
+      </w:pPr>
+    </w:lvl>
+    <w:lvl w:ilvl="6" w:tplc="0409000F" w:tentative="1">
+      <w:start w:val="1"/>
+      <w:numFmt w:val="decimal"/>
+      <w:lvlText w:val="%7."/>
+      <w:lvlJc w:val="left"/>
+      <w:pPr>
+        <w:ind w:left="3505" w:hanging="440"/>
+      </w:pPr>
+    </w:lvl>
+    <w:lvl w:ilvl="7" w:tplc="04090019" w:tentative="1">
+      <w:start w:val="1"/>
+      <w:numFmt w:val="lowerLetter"/>
+      <w:lvlText w:val="%8)"/>
+      <w:lvlJc w:val="left"/>
+      <w:pPr>
+        <w:ind w:left="3945" w:hanging="440"/>
+      </w:pPr>
+    </w:lvl>
+    <w:lvl w:ilvl="8" w:tplc="0409001B" w:tentative="1">
+      <w:start w:val="1"/>
+      <w:numFmt w:val="lowerRoman"/>
+      <w:lvlText w:val="%9."/>
+      <w:lvlJc w:val="right"/>
+      <w:pPr>
+        <w:ind w:left="4385" w:hanging="440"/>
+      </w:pPr>
+    </w:lvl>
+  </w:abstractNum>
+  <w:abstractNum w:abstractNumId="6" w15:restartNumberingAfterBreak="0">
     <w:nsid w:val="483F6021"/>
     <w:multiLevelType w:val="hybridMultilevel"/>
     <w:tmpl w:val="0A20ADFE"/>
@@ -2813,7 +3939,7 @@
       </w:pPr>
     </w:lvl>
   </w:abstractNum>
-  <w:abstractNum w:abstractNumId="5" w15:restartNumberingAfterBreak="0">
+  <w:abstractNum w:abstractNumId="7" w15:restartNumberingAfterBreak="0">
     <w:nsid w:val="510D1A61"/>
     <w:multiLevelType w:val="multilevel"/>
     <w:tmpl w:val="4A8EB8B4"/>
@@ -2962,7 +4088,7 @@
       </w:rPr>
     </w:lvl>
   </w:abstractNum>
-  <w:abstractNum w:abstractNumId="6" w15:restartNumberingAfterBreak="0">
+  <w:abstractNum w:abstractNumId="8" w15:restartNumberingAfterBreak="0">
     <w:nsid w:val="58D2455B"/>
     <w:multiLevelType w:val="multilevel"/>
     <w:tmpl w:val="CD106780"/>
@@ -3111,7 +4237,7 @@
       </w:rPr>
     </w:lvl>
   </w:abstractNum>
-  <w:abstractNum w:abstractNumId="7" w15:restartNumberingAfterBreak="0">
+  <w:abstractNum w:abstractNumId="9" w15:restartNumberingAfterBreak="0">
     <w:nsid w:val="5C4F000F"/>
     <w:multiLevelType w:val="multilevel"/>
     <w:tmpl w:val="D29649A4"/>
@@ -3260,7 +4386,7 @@
       </w:rPr>
     </w:lvl>
   </w:abstractNum>
-  <w:abstractNum w:abstractNumId="8" w15:restartNumberingAfterBreak="0">
+  <w:abstractNum w:abstractNumId="10" w15:restartNumberingAfterBreak="0">
     <w:nsid w:val="73F423C5"/>
     <w:multiLevelType w:val="hybridMultilevel"/>
     <w:tmpl w:val="E564AF5A"/>
@@ -3346,32 +4472,127 @@
       </w:pPr>
     </w:lvl>
   </w:abstractNum>
+  <w:abstractNum w:abstractNumId="11" w15:restartNumberingAfterBreak="0">
+    <w:nsid w:val="758243C5"/>
+    <w:multiLevelType w:val="hybridMultilevel"/>
+    <w:tmpl w:val="32D8F0DE"/>
+    <w:lvl w:ilvl="0" w:tplc="0409001B">
+      <w:start w:val="1"/>
+      <w:numFmt w:val="lowerRoman"/>
+      <w:lvlText w:val="%1."/>
+      <w:lvlJc w:val="right"/>
+      <w:pPr>
+        <w:ind w:left="1160" w:hanging="440"/>
+      </w:pPr>
+    </w:lvl>
+    <w:lvl w:ilvl="1" w:tplc="FFFFFFFF" w:tentative="1">
+      <w:start w:val="1"/>
+      <w:numFmt w:val="lowerLetter"/>
+      <w:lvlText w:val="%2)"/>
+      <w:lvlJc w:val="left"/>
+      <w:pPr>
+        <w:ind w:left="1600" w:hanging="440"/>
+      </w:pPr>
+    </w:lvl>
+    <w:lvl w:ilvl="2" w:tplc="FFFFFFFF" w:tentative="1">
+      <w:start w:val="1"/>
+      <w:numFmt w:val="lowerRoman"/>
+      <w:lvlText w:val="%3."/>
+      <w:lvlJc w:val="right"/>
+      <w:pPr>
+        <w:ind w:left="2040" w:hanging="440"/>
+      </w:pPr>
+    </w:lvl>
+    <w:lvl w:ilvl="3" w:tplc="FFFFFFFF" w:tentative="1">
+      <w:start w:val="1"/>
+      <w:numFmt w:val="decimal"/>
+      <w:lvlText w:val="%4."/>
+      <w:lvlJc w:val="left"/>
+      <w:pPr>
+        <w:ind w:left="2480" w:hanging="440"/>
+      </w:pPr>
+    </w:lvl>
+    <w:lvl w:ilvl="4" w:tplc="FFFFFFFF" w:tentative="1">
+      <w:start w:val="1"/>
+      <w:numFmt w:val="lowerLetter"/>
+      <w:lvlText w:val="%5)"/>
+      <w:lvlJc w:val="left"/>
+      <w:pPr>
+        <w:ind w:left="2920" w:hanging="440"/>
+      </w:pPr>
+    </w:lvl>
+    <w:lvl w:ilvl="5" w:tplc="FFFFFFFF" w:tentative="1">
+      <w:start w:val="1"/>
+      <w:numFmt w:val="lowerRoman"/>
+      <w:lvlText w:val="%6."/>
+      <w:lvlJc w:val="right"/>
+      <w:pPr>
+        <w:ind w:left="3360" w:hanging="440"/>
+      </w:pPr>
+    </w:lvl>
+    <w:lvl w:ilvl="6" w:tplc="FFFFFFFF" w:tentative="1">
+      <w:start w:val="1"/>
+      <w:numFmt w:val="decimal"/>
+      <w:lvlText w:val="%7."/>
+      <w:lvlJc w:val="left"/>
+      <w:pPr>
+        <w:ind w:left="3800" w:hanging="440"/>
+      </w:pPr>
+    </w:lvl>
+    <w:lvl w:ilvl="7" w:tplc="FFFFFFFF" w:tentative="1">
+      <w:start w:val="1"/>
+      <w:numFmt w:val="lowerLetter"/>
+      <w:lvlText w:val="%8)"/>
+      <w:lvlJc w:val="left"/>
+      <w:pPr>
+        <w:ind w:left="4240" w:hanging="440"/>
+      </w:pPr>
+    </w:lvl>
+    <w:lvl w:ilvl="8" w:tplc="FFFFFFFF" w:tentative="1">
+      <w:start w:val="1"/>
+      <w:numFmt w:val="lowerRoman"/>
+      <w:lvlText w:val="%9."/>
+      <w:lvlJc w:val="right"/>
+      <w:pPr>
+        <w:ind w:left="4680" w:hanging="440"/>
+      </w:pPr>
+    </w:lvl>
+  </w:abstractNum>
   <w:num w:numId="1" w16cid:durableId="2045015159">
+    <w:abstractNumId w:val="6"/>
+  </w:num>
+  <w:num w:numId="2" w16cid:durableId="2069723022">
     <w:abstractNumId w:val="4"/>
   </w:num>
-  <w:num w:numId="2" w16cid:durableId="2069723022">
-    <w:abstractNumId w:val="3"/>
-  </w:num>
   <w:num w:numId="3" w16cid:durableId="604271972">
-    <w:abstractNumId w:val="5"/>
+    <w:abstractNumId w:val="7"/>
   </w:num>
   <w:num w:numId="4" w16cid:durableId="1056009707">
-    <w:abstractNumId w:val="7"/>
+    <w:abstractNumId w:val="9"/>
   </w:num>
   <w:num w:numId="5" w16cid:durableId="2105564019">
     <w:abstractNumId w:val="1"/>
   </w:num>
   <w:num w:numId="6" w16cid:durableId="1310790684">
-    <w:abstractNumId w:val="2"/>
+    <w:abstractNumId w:val="3"/>
   </w:num>
   <w:num w:numId="7" w16cid:durableId="858396068">
     <w:abstractNumId w:val="0"/>
   </w:num>
   <w:num w:numId="8" w16cid:durableId="438375970">
-    <w:abstractNumId w:val="6"/>
+    <w:abstractNumId w:val="8"/>
   </w:num>
   <w:num w:numId="9" w16cid:durableId="2070178852">
-    <w:abstractNumId w:val="8"/>
+    <w:abstractNumId w:val="10"/>
+  </w:num>
+  <w:num w:numId="10" w16cid:durableId="2036731835">
+    <w:abstractNumId w:val="2"/>
+  </w:num>
+  <w:num w:numId="11" w16cid:durableId="293105241">
+    <w:abstractNumId w:val="11"/>
+  </w:num>
+  <w:num w:numId="12" w16cid:durableId="1481848896">
+    <w:abstractNumId w:val="5"/>
   </w:num>
 </w:numbering>
 </file>

--- a/First Brief Report Template.docx
+++ b/First Brief Report Template.docx
@@ -221,6 +221,88 @@
               </w:rPr>
               <w:t xml:space="preserve">QM no: </w:t>
             </w:r>
+            <w:r>
+              <w:rPr>
+                <w:rFonts w:ascii="Times New Roman" w:hAnsi="Times New Roman" w:cs="Times New Roman" w:hint="eastAsia"/>
+              </w:rPr>
+              <w:t>231225823</w:t>
+            </w:r>
+          </w:p>
+        </w:tc>
+        <w:tc>
+          <w:tcPr>
+            <w:tcW w:w="4059" w:type="dxa"/>
+          </w:tcPr>
+          <w:p>
+            <w:pPr>
+              <w:rPr>
+                <w:rFonts w:ascii="Times New Roman" w:hAnsi="Times New Roman" w:cs="Times New Roman"/>
+              </w:rPr>
+            </w:pPr>
+            <w:r>
+              <w:rPr>
+                <w:rFonts w:ascii="Times New Roman" w:hAnsi="Times New Roman" w:cs="Times New Roman"/>
+              </w:rPr>
+              <w:t>Name:</w:t>
+            </w:r>
+            <w:r>
+              <w:rPr>
+                <w:rFonts w:ascii="Times New Roman" w:hAnsi="Times New Roman" w:cs="Times New Roman"/>
+              </w:rPr>
+              <w:t xml:space="preserve"> </w:t>
+            </w:r>
+            <w:r>
+              <w:rPr>
+                <w:rFonts w:ascii="Times New Roman" w:hAnsi="Times New Roman" w:cs="Times New Roman" w:hint="eastAsia"/>
+              </w:rPr>
+              <w:t xml:space="preserve">Sun </w:t>
+            </w:r>
+            <w:proofErr w:type="spellStart"/>
+            <w:r>
+              <w:rPr>
+                <w:rFonts w:ascii="Times New Roman" w:hAnsi="Times New Roman" w:cs="Times New Roman" w:hint="eastAsia"/>
+              </w:rPr>
+              <w:t>Haixin</w:t>
+            </w:r>
+            <w:proofErr w:type="spellEnd"/>
+          </w:p>
+        </w:tc>
+      </w:tr>
+      <w:tr>
+        <w:tc>
+          <w:tcPr>
+            <w:tcW w:w="1838" w:type="dxa"/>
+          </w:tcPr>
+          <w:p>
+            <w:pPr>
+              <w:rPr>
+                <w:rFonts w:ascii="Times New Roman" w:hAnsi="Times New Roman" w:cs="Times New Roman"/>
+              </w:rPr>
+            </w:pPr>
+            <w:r>
+              <w:rPr>
+                <w:rFonts w:ascii="Times New Roman" w:hAnsi="Times New Roman" w:cs="Times New Roman"/>
+              </w:rPr>
+              <w:t>member 3</w:t>
+            </w:r>
+          </w:p>
+        </w:tc>
+        <w:tc>
+          <w:tcPr>
+            <w:tcW w:w="3119" w:type="dxa"/>
+          </w:tcPr>
+          <w:p>
+            <w:pPr>
+              <w:rPr>
+                <w:rFonts w:ascii="Times New Roman" w:hAnsi="Times New Roman" w:cs="Times New Roman"/>
+              </w:rPr>
+            </w:pPr>
+            <w:r>
+              <w:rPr>
+                <w:rFonts w:ascii="Times New Roman" w:hAnsi="Times New Roman" w:cs="Times New Roman"/>
+              </w:rPr>
+              <w:t xml:space="preserve">QM no: </w:t>
+            </w:r>
           </w:p>
         </w:tc>
         <w:tc>
@@ -263,7 +345,7 @@
               <w:rPr>
                 <w:rFonts w:ascii="Times New Roman" w:hAnsi="Times New Roman" w:cs="Times New Roman"/>
               </w:rPr>
-              <w:t>member 3</w:t>
+              <w:t>member 4</w:t>
             </w:r>
           </w:p>
         </w:tc>
@@ -325,7 +407,7 @@
               <w:rPr>
                 <w:rFonts w:ascii="Times New Roman" w:hAnsi="Times New Roman" w:cs="Times New Roman"/>
               </w:rPr>
-              <w:t>member 4</w:t>
+              <w:t>member 5</w:t>
             </w:r>
           </w:p>
         </w:tc>
@@ -387,7 +469,7 @@
               <w:rPr>
                 <w:rFonts w:ascii="Times New Roman" w:hAnsi="Times New Roman" w:cs="Times New Roman"/>
               </w:rPr>
-              <w:t>member 5</w:t>
+              <w:t>member 6</w:t>
             </w:r>
           </w:p>
         </w:tc>
@@ -434,68 +516,6 @@
           </w:p>
         </w:tc>
       </w:tr>
-      <w:tr>
-        <w:tc>
-          <w:tcPr>
-            <w:tcW w:w="1838" w:type="dxa"/>
-          </w:tcPr>
-          <w:p>
-            <w:pPr>
-              <w:rPr>
-                <w:rFonts w:ascii="Times New Roman" w:hAnsi="Times New Roman" w:cs="Times New Roman"/>
-              </w:rPr>
-            </w:pPr>
-            <w:r>
-              <w:rPr>
-                <w:rFonts w:ascii="Times New Roman" w:hAnsi="Times New Roman" w:cs="Times New Roman"/>
-              </w:rPr>
-              <w:t>member 6</w:t>
-            </w:r>
-          </w:p>
-        </w:tc>
-        <w:tc>
-          <w:tcPr>
-            <w:tcW w:w="3119" w:type="dxa"/>
-          </w:tcPr>
-          <w:p>
-            <w:pPr>
-              <w:rPr>
-                <w:rFonts w:ascii="Times New Roman" w:hAnsi="Times New Roman" w:cs="Times New Roman"/>
-              </w:rPr>
-            </w:pPr>
-            <w:r>
-              <w:rPr>
-                <w:rFonts w:ascii="Times New Roman" w:hAnsi="Times New Roman" w:cs="Times New Roman"/>
-              </w:rPr>
-              <w:t xml:space="preserve">QM no: </w:t>
-            </w:r>
-          </w:p>
-        </w:tc>
-        <w:tc>
-          <w:tcPr>
-            <w:tcW w:w="4059" w:type="dxa"/>
-          </w:tcPr>
-          <w:p>
-            <w:pPr>
-              <w:rPr>
-                <w:rFonts w:ascii="Times New Roman" w:hAnsi="Times New Roman" w:cs="Times New Roman"/>
-              </w:rPr>
-            </w:pPr>
-            <w:r>
-              <w:rPr>
-                <w:rFonts w:ascii="Times New Roman" w:hAnsi="Times New Roman" w:cs="Times New Roman"/>
-              </w:rPr>
-              <w:t>Name:</w:t>
-            </w:r>
-            <w:r>
-              <w:rPr>
-                <w:rFonts w:ascii="Times New Roman" w:hAnsi="Times New Roman" w:cs="Times New Roman"/>
-              </w:rPr>
-              <w:t xml:space="preserve"> </w:t>
-            </w:r>
-          </w:p>
-        </w:tc>
-      </w:tr>
     </w:tbl>
     <w:p>
       <w:pPr>
@@ -2213,21 +2233,6 @@
           <w:rFonts w:ascii="Times New Roman" w:hAnsi="Times New Roman" w:cs="Times New Roman"/>
           <w:lang w:val="en-US"/>
         </w:rPr>
-        <w:t>2. Supporting Material</w:t>
-      </w:r>
-    </w:p>
-    <w:p>
-      <w:pPr>
-        <w:rPr>
-          <w:rFonts w:ascii="Times New Roman" w:hAnsi="Times New Roman" w:cs="Times New Roman"/>
-          <w:lang w:val="en-US"/>
-        </w:rPr>
-      </w:pPr>
-      <w:r>
-        <w:rPr>
-          <w:rFonts w:ascii="Times New Roman" w:hAnsi="Times New Roman" w:cs="Times New Roman"/>
-          <w:lang w:val="en-US"/>
-        </w:rPr>
         <w:t>2.1 Interview Questions</w:t>
       </w:r>
     </w:p>
@@ -2355,7 +2360,6 @@
           <w:rFonts w:ascii="Times New Roman" w:hAnsi="Times New Roman" w:cs="Times New Roman"/>
           <w:lang w:val="en-US"/>
         </w:rPr>
-        <w:lastRenderedPageBreak/>
         <w:t>How do you manage TA applications now? What are the inconveniences?</w:t>
       </w:r>
     </w:p>
@@ -2375,6 +2379,7 @@
           <w:rFonts w:ascii="Times New Roman" w:hAnsi="Times New Roman" w:cs="Times New Roman"/>
           <w:lang w:val="en-US"/>
         </w:rPr>
+        <w:lastRenderedPageBreak/>
         <w:t>What information do you need to check when selecting TAs?</w:t>
       </w:r>
     </w:p>

--- a/First Brief Report Template.docx
+++ b/First Brief Report Template.docx
@@ -2872,7 +2872,7 @@
           <w:numId w:val="12"/>
         </w:numPr>
         <w:rPr>
-          <w:rFonts w:ascii="Times New Roman" w:hAnsi="Times New Roman" w:cs="Times New Roman"/>
+          <w:rFonts w:ascii="Times New Roman" w:hAnsi="Times New Roman" w:cs="Times New Roman" w:hint="eastAsia"/>
           <w:lang w:val="en-US"/>
         </w:rPr>
       </w:pPr>
@@ -2910,15 +2910,6 @@
         </w:rPr>
         <w:t xml:space="preserve">, 2024(29), 66-68. DOI: 10.12230/j.issn.2095-6657.2024.29.019 </w:t>
       </w:r>
-    </w:p>
-    <w:p>
-      <w:pPr>
-        <w:ind w:left="360"/>
-        <w:rPr>
-          <w:rFonts w:ascii="Times New Roman" w:hAnsi="Times New Roman" w:cs="Times New Roman"/>
-          <w:lang w:val="en-US"/>
-        </w:rPr>
-      </w:pPr>
     </w:p>
     <w:p>
       <w:pPr>
